--- a/docs/InvestingResearchProject.docx
+++ b/docs/InvestingResearchProject.docx
@@ -89,69 +89,13 @@
         <w:rPr>
           <w:rFonts w:ascii="Times New Roman" w:hAnsi="Times New Roman" w:cs="Times New Roman"/>
         </w:rPr>
-        <w:t xml:space="preserve"> I employ a swing trading strategy where I enter long positions based on technical analysis, fundamental analysis, and macro sentiment. When this strategy works, it works well, but </w:t>
-      </w:r>
-      <w:proofErr w:type="gramStart"/>
-      <w:r>
-        <w:rPr>
-          <w:rFonts w:ascii="Times New Roman" w:hAnsi="Times New Roman" w:cs="Times New Roman"/>
-        </w:rPr>
-        <w:t>overall</w:t>
-      </w:r>
-      <w:proofErr w:type="gramEnd"/>
-      <w:r>
-        <w:rPr>
-          <w:rFonts w:ascii="Times New Roman" w:hAnsi="Times New Roman" w:cs="Times New Roman"/>
-        </w:rPr>
-        <w:t xml:space="preserve"> there are far </w:t>
-      </w:r>
-      <w:proofErr w:type="gramStart"/>
-      <w:r>
-        <w:rPr>
-          <w:rFonts w:ascii="Times New Roman" w:hAnsi="Times New Roman" w:cs="Times New Roman"/>
-        </w:rPr>
-        <w:t>numerous</w:t>
-      </w:r>
-      <w:proofErr w:type="gramEnd"/>
-      <w:r>
-        <w:rPr>
-          <w:rFonts w:ascii="Times New Roman" w:hAnsi="Times New Roman" w:cs="Times New Roman"/>
-        </w:rPr>
-        <w:t xml:space="preserve"> losses than gains. I have blown up my account multiple times due to trading on emotion and taking too </w:t>
-      </w:r>
-      <w:proofErr w:type="gramStart"/>
-      <w:r>
-        <w:rPr>
-          <w:rFonts w:ascii="Times New Roman" w:hAnsi="Times New Roman" w:cs="Times New Roman"/>
-        </w:rPr>
-        <w:t>big of</w:t>
-      </w:r>
-      <w:proofErr w:type="gramEnd"/>
-      <w:r>
-        <w:rPr>
-          <w:rFonts w:ascii="Times New Roman" w:hAnsi="Times New Roman" w:cs="Times New Roman"/>
-        </w:rPr>
-        <w:t xml:space="preserve"> risks. Whenever I blew up my account, I would take a long break from trading until I could fund my account again from my jobs. I have refined the strategy over time, and my most recent journey has shown great returns. Since June of 2025 until the time of writing, I have turned $700 into just shy of $20k back down to $5k. The reason for this drawdown is that my strategy doesn’t account for bearish markets, and I was overexposed to high beta stocks. My risk management is also subpar</w:t>
-      </w:r>
-      <w:r>
-        <w:rPr>
-          <w:rFonts w:ascii="Times New Roman" w:hAnsi="Times New Roman" w:cs="Times New Roman"/>
-        </w:rPr>
-        <w:t xml:space="preserve"> with most failed trades ending with worthless contracts. One of my biggest impediments on my entry and exit is lack of resources to constantly </w:t>
-      </w:r>
-      <w:proofErr w:type="gramStart"/>
-      <w:r>
-        <w:rPr>
-          <w:rFonts w:ascii="Times New Roman" w:hAnsi="Times New Roman" w:cs="Times New Roman"/>
-        </w:rPr>
-        <w:t>be monitoring</w:t>
-      </w:r>
-      <w:proofErr w:type="gramEnd"/>
-      <w:r>
-        <w:rPr>
-          <w:rFonts w:ascii="Times New Roman" w:hAnsi="Times New Roman" w:cs="Times New Roman"/>
-        </w:rPr>
-        <w:t xml:space="preserve"> the stock market. I will either miss the start of an explosive move upwards or downwards, which results in reduced profitability. I also have limited funds in the account, meaning position sizes are relatively large to overall net balance. These factors result in opportunity cost that I believe can be mitigated.</w:t>
+        <w:t xml:space="preserve"> I employ a swing trading strategy where I enter long positions based on technical analysis, fundamental analysis, and macro sentiment. When this strategy works, it works well, but overall there are far numerous losses than gains. I have blown up my account multiple times due to trading on emotion and taking too big of risks. Whenever I blew up my account, I would take a long break from trading until I could fund my account again from my jobs. I have refined the strategy over time, and my most recent journey has shown great returns. Since June of 2025 until the time of writing, I have turned $700 into just shy of $20k back down to $5k. The reason for this drawdown is that my strategy doesn’t account for bearish markets, and I was overexposed to high beta stocks. My risk management is also subpar</w:t>
+      </w:r>
+      <w:r>
+        <w:rPr>
+          <w:rFonts w:ascii="Times New Roman" w:hAnsi="Times New Roman" w:cs="Times New Roman"/>
+        </w:rPr>
+        <w:t xml:space="preserve"> with most failed trades ending with worthless contracts. One of my biggest impediments on my entry and exit is lack of resources to constantly be monitoring the stock market. I will either miss the start of an explosive move upwards or downwards, which results in reduced profitability. I also have limited funds in the account, meaning position sizes are relatively large to overall net balance. These factors result in opportunity cost that I believe can be mitigated.</w:t>
       </w:r>
     </w:p>
     <w:p>
@@ -172,35 +116,7 @@
         <w:rPr>
           <w:rFonts w:ascii="Times New Roman" w:hAnsi="Times New Roman" w:cs="Times New Roman"/>
         </w:rPr>
-        <w:t xml:space="preserve"> recommended the r/</w:t>
-      </w:r>
-      <w:proofErr w:type="spellStart"/>
-      <w:r>
-        <w:rPr>
-          <w:rFonts w:ascii="Times New Roman" w:hAnsi="Times New Roman" w:cs="Times New Roman"/>
-        </w:rPr>
-        <w:t>WallStreetBets</w:t>
-      </w:r>
-      <w:proofErr w:type="spellEnd"/>
-      <w:r>
-        <w:rPr>
-          <w:rFonts w:ascii="Times New Roman" w:hAnsi="Times New Roman" w:cs="Times New Roman"/>
-        </w:rPr>
-        <w:t xml:space="preserve"> subreddit. That’s when I saw people making an insane amount of money trading options. </w:t>
-      </w:r>
-      <w:proofErr w:type="gramStart"/>
-      <w:r>
-        <w:rPr>
-          <w:rFonts w:ascii="Times New Roman" w:hAnsi="Times New Roman" w:cs="Times New Roman"/>
-        </w:rPr>
-        <w:t>So</w:t>
-      </w:r>
-      <w:proofErr w:type="gramEnd"/>
-      <w:r>
-        <w:rPr>
-          <w:rFonts w:ascii="Times New Roman" w:hAnsi="Times New Roman" w:cs="Times New Roman"/>
-        </w:rPr>
-        <w:t xml:space="preserve"> I studied. I read everything I could and watched every video on the stock market and options. I got my dad to create an investing account for me. I used TD Ameritrade because they had a powerful desktop application. I began to watch the charts. That’s when I felt it. The pattern recognition system in my brain was going haywire. I </w:t>
+        <w:t xml:space="preserve"> recommended the r/WallStreetBets subreddit. That’s when I saw people making an insane amount of money trading options. So I studied. I read everything I could and watched every video on the stock market and options. I got my dad to create an investing account for me. I used TD Ameritrade because they had a powerful desktop application. I began to watch the charts. That’s when I felt it. The pattern recognition system in my brain was going haywire. I </w:t>
       </w:r>
       <w:r>
         <w:rPr>
@@ -214,21 +130,7 @@
         <w:rPr>
           <w:rFonts w:ascii="Times New Roman" w:hAnsi="Times New Roman" w:cs="Times New Roman"/>
         </w:rPr>
-        <w:t xml:space="preserve">there were patterns in those candles. I studied technical indicators, and those had patterns too. After spending countless hours over the past 7 years staring at the charts, I can admit to not having figured out any patterns. If I had, I would be rich and not even </w:t>
-      </w:r>
-      <w:proofErr w:type="gramStart"/>
-      <w:r>
-        <w:rPr>
-          <w:rFonts w:ascii="Times New Roman" w:hAnsi="Times New Roman" w:cs="Times New Roman"/>
-        </w:rPr>
-        <w:t>studying</w:t>
-      </w:r>
-      <w:proofErr w:type="gramEnd"/>
-      <w:r>
-        <w:rPr>
-          <w:rFonts w:ascii="Times New Roman" w:hAnsi="Times New Roman" w:cs="Times New Roman"/>
-        </w:rPr>
-        <w:t xml:space="preserve"> this. </w:t>
+        <w:t xml:space="preserve">there were patterns in those candles. I studied technical indicators, and those had patterns too. After spending countless hours over the past 7 years staring at the charts, I can admit to not having figured out any patterns. If I had, I would be rich and not even studying this. </w:t>
       </w:r>
       <w:r>
         <w:rPr>
@@ -298,21 +200,7 @@
         <w:rPr>
           <w:rFonts w:ascii="Times New Roman" w:hAnsi="Times New Roman" w:cs="Times New Roman"/>
         </w:rPr>
-        <w:t xml:space="preserve">market, and their volume can actually move the market. My plan is not to predict or counter-trend trade </w:t>
-      </w:r>
-      <w:proofErr w:type="gramStart"/>
-      <w:r>
-        <w:rPr>
-          <w:rFonts w:ascii="Times New Roman" w:hAnsi="Times New Roman" w:cs="Times New Roman"/>
-        </w:rPr>
-        <w:t>any more</w:t>
-      </w:r>
-      <w:proofErr w:type="gramEnd"/>
-      <w:r>
-        <w:rPr>
-          <w:rFonts w:ascii="Times New Roman" w:hAnsi="Times New Roman" w:cs="Times New Roman"/>
-        </w:rPr>
-        <w:t xml:space="preserve">. It is to detect when a new trend is developing in the stock and “ride the waves” of the larger market forces. I currently can’t do this because I have a life larger than the stock market; I can’t just be sitting at my desk all day watching the charts and waiting for the perfect entry and exit. If I have an agent running on a server, though, it can place trades the second it recognizes a shift in the trend. It also removes human emotion and all the logical fallacies that one can fall into. </w:t>
+        <w:t xml:space="preserve">market, and their volume can actually move the market. My plan is not to predict or counter-trend trade any more. It is to detect when a new trend is developing in the stock and “ride the waves” of the larger market forces. I currently can’t do this because I have a life larger than the stock market; I can’t just be sitting at my desk all day watching the charts and waiting for the perfect entry and exit. If I have an agent running on a server, though, it can place trades the second it recognizes a shift in the trend. It also removes human emotion and all the logical fallacies that one can fall into. </w:t>
       </w:r>
     </w:p>
     <w:p>
@@ -359,35 +247,7 @@
           <w:rFonts w:ascii="Times New Roman" w:hAnsi="Times New Roman" w:cs="Times New Roman"/>
         </w:rPr>
         <w:tab/>
-        <w:t xml:space="preserve">The general pipeline for machine learning is as follows: Get the data, preprocess the data, train a model, and analyze model performance. Each one of these steps requires in-depth domain knowledge. There </w:t>
-      </w:r>
-      <w:proofErr w:type="gramStart"/>
-      <w:r>
-        <w:rPr>
-          <w:rFonts w:ascii="Times New Roman" w:hAnsi="Times New Roman" w:cs="Times New Roman"/>
-        </w:rPr>
-        <w:t>are</w:t>
-      </w:r>
-      <w:proofErr w:type="gramEnd"/>
-      <w:r>
-        <w:rPr>
-          <w:rFonts w:ascii="Times New Roman" w:hAnsi="Times New Roman" w:cs="Times New Roman"/>
-        </w:rPr>
-        <w:t xml:space="preserve"> a plethora of factors that influence each decision made here, which is why we sometimes call ML an art just as much as </w:t>
-      </w:r>
-      <w:proofErr w:type="gramStart"/>
-      <w:r>
-        <w:rPr>
-          <w:rFonts w:ascii="Times New Roman" w:hAnsi="Times New Roman" w:cs="Times New Roman"/>
-        </w:rPr>
-        <w:t>a science</w:t>
-      </w:r>
-      <w:proofErr w:type="gramEnd"/>
-      <w:r>
-        <w:rPr>
-          <w:rFonts w:ascii="Times New Roman" w:hAnsi="Times New Roman" w:cs="Times New Roman"/>
-        </w:rPr>
-        <w:t xml:space="preserve">. </w:t>
+        <w:t xml:space="preserve">The general pipeline for machine learning is as follows: Get the data, preprocess the data, train a model, and analyze model performance. Each one of these steps requires in-depth domain knowledge. There are a plethora of factors that influence each decision made here, which is why we sometimes call ML an art just as much as a science. </w:t>
       </w:r>
       <w:r>
         <w:rPr>
@@ -442,21 +302,7 @@
         <w:rPr>
           <w:rFonts w:ascii="Times New Roman" w:hAnsi="Times New Roman" w:cs="Times New Roman"/>
         </w:rPr>
-        <w:t xml:space="preserve">. I used Google Scholar for “Machine Learning Stock Market.” I first read the analysis by </w:t>
-      </w:r>
-      <w:proofErr w:type="spellStart"/>
-      <w:r>
-        <w:rPr>
-          <w:rFonts w:ascii="Times New Roman" w:hAnsi="Times New Roman" w:cs="Times New Roman"/>
-        </w:rPr>
-        <w:t>Kumbure</w:t>
-      </w:r>
-      <w:proofErr w:type="spellEnd"/>
-      <w:r>
-        <w:rPr>
-          <w:rFonts w:ascii="Times New Roman" w:hAnsi="Times New Roman" w:cs="Times New Roman"/>
-        </w:rPr>
-        <w:t xml:space="preserve"> et al. which reviewed research papers from 2000 to 2019.</w:t>
+        <w:t>. I used Google Scholar for “Machine Learning Stock Market.” I first read the analysis by Kumbure et al. which reviewed research papers from 2000 to 2019.</w:t>
       </w:r>
       <w:r>
         <w:rPr>
@@ -480,21 +326,7 @@
         <w:rPr>
           <w:rFonts w:ascii="Times New Roman" w:hAnsi="Times New Roman" w:cs="Times New Roman"/>
         </w:rPr>
-        <w:t xml:space="preserve">, more combinations of techniques are developed. Based on this previous research, I have determined that my intraday model will benefit from a combination of </w:t>
-      </w:r>
-      <w:proofErr w:type="gramStart"/>
-      <w:r>
-        <w:rPr>
-          <w:rFonts w:ascii="Times New Roman" w:hAnsi="Times New Roman" w:cs="Times New Roman"/>
-        </w:rPr>
-        <w:t>short term</w:t>
-      </w:r>
-      <w:proofErr w:type="gramEnd"/>
-      <w:r>
-        <w:rPr>
-          <w:rFonts w:ascii="Times New Roman" w:hAnsi="Times New Roman" w:cs="Times New Roman"/>
-        </w:rPr>
-        <w:t xml:space="preserve"> reliable techniques.</w:t>
+        <w:t>, more combinations of techniques are developed. Based on this previous research, I have determined that my intraday model will benefit from a combination of short term reliable techniques.</w:t>
       </w:r>
     </w:p>
     <w:p>
@@ -612,21 +444,7 @@
         <w:rPr>
           <w:rFonts w:ascii="Times New Roman" w:hAnsi="Times New Roman" w:cs="Times New Roman"/>
         </w:rPr>
-        <w:t xml:space="preserve"> (2024) used a </w:t>
-      </w:r>
-      <w:proofErr w:type="spellStart"/>
-      <w:r>
-        <w:rPr>
-          <w:rFonts w:ascii="Times New Roman" w:hAnsi="Times New Roman" w:cs="Times New Roman"/>
-        </w:rPr>
-        <w:t>CNN+BiLSTM</w:t>
-      </w:r>
-      <w:proofErr w:type="spellEnd"/>
-      <w:r>
-        <w:rPr>
-          <w:rFonts w:ascii="Times New Roman" w:hAnsi="Times New Roman" w:cs="Times New Roman"/>
-        </w:rPr>
-        <w:t xml:space="preserve"> model to predict stock index movements and found that the CNN’s feature extraction improved the LSTM’s performance on volatile data</w:t>
+        <w:t xml:space="preserve"> (2024) used a CNN+BiLSTM model to predict stock index movements and found that the CNN’s feature extraction improved the LSTM’s performance on volatile data</w:t>
       </w:r>
       <w:hyperlink r:id="rId5" w:anchor=":~:text=research,series%20features%20for%20improving%20profits" w:tgtFrame="_blank" w:history="1">
         <w:r>
@@ -650,21 +468,7 @@
         <w:rPr>
           <w:rFonts w:ascii="Times New Roman" w:hAnsi="Times New Roman" w:cs="Times New Roman"/>
         </w:rPr>
-        <w:t xml:space="preserve">. Such hybrids have been called “state-of-the-art” in capturing short-term market dynamics, as the CNN identifies micro-patterns (e.g. </w:t>
-      </w:r>
-      <w:proofErr w:type="spellStart"/>
-      <w:r>
-        <w:rPr>
-          <w:rFonts w:ascii="Times New Roman" w:hAnsi="Times New Roman" w:cs="Times New Roman"/>
-        </w:rPr>
-        <w:t>a</w:t>
-      </w:r>
-      <w:proofErr w:type="spellEnd"/>
-      <w:r>
-        <w:rPr>
-          <w:rFonts w:ascii="Times New Roman" w:hAnsi="Times New Roman" w:cs="Times New Roman"/>
-        </w:rPr>
-        <w:t xml:space="preserve"> candlestick formation in intraday price series) while the LSTM tracks the temporal context.</w:t>
+        <w:t>. Such hybrids have been called “state-of-the-art” in capturing short-term market dynamics, as the CNN identifies micro-patterns (e.g. a candlestick formation in intraday price series) while the LSTM tracks the temporal context.</w:t>
       </w:r>
     </w:p>
     <w:p>
@@ -700,7 +504,6 @@
         </w:rPr>
         <w:t xml:space="preserve"> to preprocess stock data. For example, an </w:t>
       </w:r>
-      <w:proofErr w:type="spellStart"/>
       <w:r>
         <w:rPr>
           <w:rFonts w:ascii="Times New Roman" w:hAnsi="Times New Roman" w:cs="Times New Roman"/>
@@ -709,7 +512,6 @@
         </w:rPr>
         <w:t>autoencoder+LSTM</w:t>
       </w:r>
-      <w:proofErr w:type="spellEnd"/>
       <w:r>
         <w:rPr>
           <w:rFonts w:ascii="Times New Roman" w:hAnsi="Times New Roman" w:cs="Times New Roman"/>
@@ -729,21 +531,7 @@
         <w:rPr>
           <w:rFonts w:ascii="Times New Roman" w:hAnsi="Times New Roman" w:cs="Times New Roman"/>
         </w:rPr>
-        <w:t xml:space="preserve">. This helped strip away some noise and redundancy, making </w:t>
-      </w:r>
-      <w:proofErr w:type="gramStart"/>
-      <w:r>
-        <w:rPr>
-          <w:rFonts w:ascii="Times New Roman" w:hAnsi="Times New Roman" w:cs="Times New Roman"/>
-        </w:rPr>
-        <w:t>the LSTM’s</w:t>
-      </w:r>
-      <w:proofErr w:type="gramEnd"/>
-      <w:r>
-        <w:rPr>
-          <w:rFonts w:ascii="Times New Roman" w:hAnsi="Times New Roman" w:cs="Times New Roman"/>
-        </w:rPr>
-        <w:t xml:space="preserve"> job easier in a chaotic intraday environment. Similarly, </w:t>
+        <w:t xml:space="preserve">. This helped strip away some noise and redundancy, making the LSTM’s job easier in a chaotic intraday environment. Similarly, </w:t>
       </w:r>
       <w:r>
         <w:rPr>
@@ -894,21 +682,7 @@
         <w:rPr>
           <w:rFonts w:ascii="Times New Roman" w:hAnsi="Times New Roman" w:cs="Times New Roman"/>
         </w:rPr>
-        <w:t>The key for intraday SPY use-case will be to choose architectures that handle high-frequency noise and regime shifts – likely by combining techniques (CNN+</w:t>
-      </w:r>
-      <w:proofErr w:type="gramStart"/>
-      <w:r>
-        <w:rPr>
-          <w:rFonts w:ascii="Times New Roman" w:hAnsi="Times New Roman" w:cs="Times New Roman"/>
-        </w:rPr>
-        <w:t>LSTM, or</w:t>
-      </w:r>
-      <w:proofErr w:type="gramEnd"/>
-      <w:r>
-        <w:rPr>
-          <w:rFonts w:ascii="Times New Roman" w:hAnsi="Times New Roman" w:cs="Times New Roman"/>
-        </w:rPr>
-        <w:t xml:space="preserve"> adding attention mechanisms) and by incorporating appropriate regularization or preprocessing (autoencoding, wavelet denoising) to ensure the models generalize well to new market conditions.</w:t>
+        <w:t>The key for intraday SPY use-case will be to choose architectures that handle high-frequency noise and regime shifts – likely by combining techniques (CNN+LSTM, or adding attention mechanisms) and by incorporating appropriate regularization or preprocessing (autoencoding, wavelet denoising) to ensure the models generalize well to new market conditions.</w:t>
       </w:r>
     </w:p>
     <w:p>
@@ -923,23 +697,13 @@
         </w:rPr>
         <w:tab/>
       </w:r>
-      <w:proofErr w:type="gramStart"/>
       <w:r>
         <w:rPr>
           <w:rFonts w:ascii="Times New Roman" w:hAnsi="Times New Roman" w:cs="Times New Roman"/>
           <w:b/>
           <w:bCs/>
         </w:rPr>
-        <w:t>reinforcement learning</w:t>
-      </w:r>
-      <w:proofErr w:type="gramEnd"/>
-      <w:r>
-        <w:rPr>
-          <w:rFonts w:ascii="Times New Roman" w:hAnsi="Times New Roman" w:cs="Times New Roman"/>
-          <w:b/>
-          <w:bCs/>
-        </w:rPr>
-        <w:t xml:space="preserve"> (RL)</w:t>
+        <w:t>reinforcement learning (RL)</w:t>
       </w:r>
       <w:r>
         <w:rPr>
@@ -1164,21 +928,7 @@
         <w:rPr>
           <w:rFonts w:ascii="Times New Roman" w:hAnsi="Times New Roman" w:cs="Times New Roman"/>
         </w:rPr>
-        <w:t xml:space="preserve">The last few years have seen an explosion </w:t>
-      </w:r>
-      <w:proofErr w:type="gramStart"/>
-      <w:r>
-        <w:rPr>
-          <w:rFonts w:ascii="Times New Roman" w:hAnsi="Times New Roman" w:cs="Times New Roman"/>
-        </w:rPr>
-        <w:t>of using</w:t>
-      </w:r>
-      <w:proofErr w:type="gramEnd"/>
-      <w:r>
-        <w:rPr>
-          <w:rFonts w:ascii="Times New Roman" w:hAnsi="Times New Roman" w:cs="Times New Roman"/>
-        </w:rPr>
-        <w:t xml:space="preserve"> </w:t>
+        <w:t xml:space="preserve">The last few years have seen an explosion of using </w:t>
       </w:r>
       <w:r>
         <w:rPr>
@@ -1257,36 +1007,26 @@
         </w:rPr>
         <w:t xml:space="preserve"> created a </w:t>
       </w:r>
-      <w:proofErr w:type="spellStart"/>
       <w:r>
         <w:rPr>
           <w:rFonts w:ascii="Times New Roman" w:hAnsi="Times New Roman" w:cs="Times New Roman"/>
           <w:b/>
           <w:bCs/>
         </w:rPr>
-        <w:t>CoATSMP</w:t>
-      </w:r>
-      <w:proofErr w:type="spellEnd"/>
+        <w:t>CoATSMP information-fusion model</w:t>
+      </w:r>
+      <w:r>
+        <w:rPr>
+          <w:rFonts w:ascii="Times New Roman" w:hAnsi="Times New Roman" w:cs="Times New Roman"/>
+        </w:rPr>
+        <w:t xml:space="preserve"> that </w:t>
+      </w:r>
       <w:r>
         <w:rPr>
           <w:rFonts w:ascii="Times New Roman" w:hAnsi="Times New Roman" w:cs="Times New Roman"/>
           <w:b/>
           <w:bCs/>
         </w:rPr>
-        <w:t xml:space="preserve"> information-fusion model</w:t>
-      </w:r>
-      <w:r>
-        <w:rPr>
-          <w:rFonts w:ascii="Times New Roman" w:hAnsi="Times New Roman" w:cs="Times New Roman"/>
-        </w:rPr>
-        <w:t xml:space="preserve"> that </w:t>
-      </w:r>
-      <w:r>
-        <w:rPr>
-          <w:rFonts w:ascii="Times New Roman" w:hAnsi="Times New Roman" w:cs="Times New Roman"/>
-          <w:b/>
-          <w:bCs/>
-        </w:rPr>
         <w:t>combined stock price data with news text</w:t>
       </w:r>
       <w:r>
@@ -1307,14 +1047,7 @@
         <w:rPr>
           <w:rFonts w:ascii="Times New Roman" w:hAnsi="Times New Roman" w:cs="Times New Roman"/>
         </w:rPr>
-        <w:t xml:space="preserve"> over using price data </w:t>
-      </w:r>
-      <w:proofErr w:type="spellStart"/>
-      <w:r>
-        <w:rPr>
-          <w:rFonts w:ascii="Times New Roman" w:hAnsi="Times New Roman" w:cs="Times New Roman"/>
-        </w:rPr>
-        <w:t>alone</w:t>
+        <w:t xml:space="preserve"> over using price data alone</w:t>
       </w:r>
       <w:hyperlink r:id="rId14" w:anchor=":~:text=The%20CoATSMP%20model%20effectively%20fuses,and%20significantly%20improving%20trading%20profits" w:tgtFrame="_blank" w:history="1">
         <w:r>
@@ -1324,7 +1057,6 @@
           </w:rPr>
           <w:t>consensus.app</w:t>
         </w:r>
-        <w:proofErr w:type="spellEnd"/>
       </w:hyperlink>
       <w:r>
         <w:rPr>
@@ -1491,21 +1223,7 @@
         <w:rPr>
           <w:rFonts w:ascii="Times New Roman" w:hAnsi="Times New Roman" w:cs="Times New Roman"/>
         </w:rPr>
-        <w:t xml:space="preserve">I am using the Charles Schwab developer API to control my account’s actions as well as pull historical and </w:t>
-      </w:r>
-      <w:proofErr w:type="gramStart"/>
-      <w:r>
-        <w:rPr>
-          <w:rFonts w:ascii="Times New Roman" w:hAnsi="Times New Roman" w:cs="Times New Roman"/>
-        </w:rPr>
-        <w:t>live stock</w:t>
-      </w:r>
-      <w:proofErr w:type="gramEnd"/>
-      <w:r>
-        <w:rPr>
-          <w:rFonts w:ascii="Times New Roman" w:hAnsi="Times New Roman" w:cs="Times New Roman"/>
-        </w:rPr>
-        <w:t xml:space="preserve"> data.</w:t>
+        <w:t>I am using the Charles Schwab developer API to control my account’s actions as well as pull historical and live stock data.</w:t>
       </w:r>
       <w:r>
         <w:rPr>
@@ -1566,21 +1284,7 @@
         <w:rPr>
           <w:rFonts w:ascii="Times New Roman" w:hAnsi="Times New Roman" w:cs="Times New Roman"/>
         </w:rPr>
-        <w:t xml:space="preserve">The selection of features to train the models on is in my opinion the most important part of this process, and with that, the most </w:t>
-      </w:r>
-      <w:proofErr w:type="gramStart"/>
-      <w:r>
-        <w:rPr>
-          <w:rFonts w:ascii="Times New Roman" w:hAnsi="Times New Roman" w:cs="Times New Roman"/>
-        </w:rPr>
-        <w:t>time consuming</w:t>
-      </w:r>
-      <w:proofErr w:type="gramEnd"/>
-      <w:r>
-        <w:rPr>
-          <w:rFonts w:ascii="Times New Roman" w:hAnsi="Times New Roman" w:cs="Times New Roman"/>
-        </w:rPr>
-        <w:t xml:space="preserve"> as well. The stock market is inherently filled with noise as there are just so many people and forces interacting together. All predictors of the stock market share the same foundational features: The price data. This is the most fundamental data we can use because it is the most real-time and shared knowledge. Technical Analysis is seen by some as financial astrology, but I disagree; price combined with volume is the only leading indicator in the market. Show me any chart, and I will show you support and resistance </w:t>
+        <w:t xml:space="preserve">The selection of features to train the models on is in my opinion the most important part of this process, and with that, the most time consuming as well. The stock market is inherently filled with noise as there are just so many people and forces interacting together. All predictors of the stock market share the same foundational features: The price data. This is the most fundamental data we can use because it is the most real-time and shared knowledge. Technical Analysis is seen by some as financial astrology, but I disagree; price combined with volume is the only leading indicator in the market. Show me any chart, and I will show you support and resistance </w:t>
       </w:r>
       <w:r>
         <w:rPr>
@@ -1607,63 +1311,7 @@
         <w:rPr>
           <w:rFonts w:ascii="Times New Roman" w:hAnsi="Times New Roman" w:cs="Times New Roman"/>
         </w:rPr>
-        <w:t xml:space="preserve">to watch for, and I believe they can be exploited for swing trading. For my technical </w:t>
-      </w:r>
-      <w:proofErr w:type="spellStart"/>
-      <w:r>
-        <w:rPr>
-          <w:rFonts w:ascii="Times New Roman" w:hAnsi="Times New Roman" w:cs="Times New Roman"/>
-        </w:rPr>
-        <w:t>indciators</w:t>
-      </w:r>
-      <w:proofErr w:type="spellEnd"/>
-      <w:r>
-        <w:rPr>
-          <w:rFonts w:ascii="Times New Roman" w:hAnsi="Times New Roman" w:cs="Times New Roman"/>
-        </w:rPr>
-        <w:t xml:space="preserve">, I pull them from pandas </w:t>
-      </w:r>
-      <w:proofErr w:type="gramStart"/>
-      <w:r>
-        <w:rPr>
-          <w:rFonts w:ascii="Times New Roman" w:hAnsi="Times New Roman" w:cs="Times New Roman"/>
-        </w:rPr>
-        <w:t>ta</w:t>
-      </w:r>
-      <w:proofErr w:type="gramEnd"/>
-      <w:r>
-        <w:rPr>
-          <w:rFonts w:ascii="Times New Roman" w:hAnsi="Times New Roman" w:cs="Times New Roman"/>
-        </w:rPr>
-        <w:t xml:space="preserve"> library and add them all to my data frame. I also had several custom </w:t>
-      </w:r>
-      <w:proofErr w:type="spellStart"/>
-      <w:r>
-        <w:rPr>
-          <w:rFonts w:ascii="Times New Roman" w:hAnsi="Times New Roman" w:cs="Times New Roman"/>
-        </w:rPr>
-        <w:t>Thinkscript</w:t>
-      </w:r>
-      <w:proofErr w:type="spellEnd"/>
-      <w:r>
-        <w:rPr>
-          <w:rFonts w:ascii="Times New Roman" w:hAnsi="Times New Roman" w:cs="Times New Roman"/>
-        </w:rPr>
-        <w:t xml:space="preserve"> indicators that I converted to python. However, I realized the pandas </w:t>
-      </w:r>
-      <w:proofErr w:type="gramStart"/>
-      <w:r>
-        <w:rPr>
-          <w:rFonts w:ascii="Times New Roman" w:hAnsi="Times New Roman" w:cs="Times New Roman"/>
-        </w:rPr>
-        <w:t>ta</w:t>
-      </w:r>
-      <w:proofErr w:type="gramEnd"/>
-      <w:r>
-        <w:rPr>
-          <w:rFonts w:ascii="Times New Roman" w:hAnsi="Times New Roman" w:cs="Times New Roman"/>
-        </w:rPr>
-        <w:t xml:space="preserve"> features already included them by running a correlation on all of the features. </w:t>
+        <w:t xml:space="preserve">to watch for, and I believe they can be exploited for swing trading. For my technical indciators, I pull them from pandas ta library and add them all to my data frame. I also had several custom Thinkscript indicators that I converted to python. However, I realized the pandas ta features already included them by running a correlation on all of the features. </w:t>
       </w:r>
     </w:p>
     <w:p>
@@ -1706,42 +1354,20 @@
         <w:rPr>
           <w:rFonts w:ascii="Times New Roman" w:hAnsi="Times New Roman" w:cs="Times New Roman"/>
         </w:rPr>
-        <w:t xml:space="preserve">Feature Selection – GA plus </w:t>
-      </w:r>
-      <w:proofErr w:type="spellStart"/>
-      <w:r>
-        <w:rPr>
-          <w:rFonts w:ascii="Times New Roman" w:hAnsi="Times New Roman" w:cs="Times New Roman"/>
-        </w:rPr>
-        <w:t>XGBoost</w:t>
-      </w:r>
-      <w:proofErr w:type="spellEnd"/>
-    </w:p>
-    <w:p>
-      <w:pPr>
-        <w:rPr>
-          <w:rFonts w:ascii="Times New Roman" w:hAnsi="Times New Roman" w:cs="Times New Roman"/>
-        </w:rPr>
-      </w:pPr>
-      <w:r>
-        <w:rPr>
-          <w:rFonts w:ascii="Times New Roman" w:hAnsi="Times New Roman" w:cs="Times New Roman"/>
-        </w:rPr>
-        <w:t xml:space="preserve">Ensemble – LSTM, GRU, </w:t>
-      </w:r>
-      <w:proofErr w:type="spellStart"/>
-      <w:r>
-        <w:rPr>
-          <w:rFonts w:ascii="Times New Roman" w:hAnsi="Times New Roman" w:cs="Times New Roman"/>
-        </w:rPr>
-        <w:t>BiLSTM</w:t>
-      </w:r>
-      <w:proofErr w:type="spellEnd"/>
-      <w:r>
-        <w:rPr>
-          <w:rFonts w:ascii="Times New Roman" w:hAnsi="Times New Roman" w:cs="Times New Roman"/>
-        </w:rPr>
-        <w:t xml:space="preserve">, MLP, Transformer, </w:t>
+        <w:t>Feature Selection – GA plus XGBoost</w:t>
+      </w:r>
+    </w:p>
+    <w:p>
+      <w:pPr>
+        <w:rPr>
+          <w:rFonts w:ascii="Times New Roman" w:hAnsi="Times New Roman" w:cs="Times New Roman"/>
+        </w:rPr>
+      </w:pPr>
+      <w:r>
+        <w:rPr>
+          <w:rFonts w:ascii="Times New Roman" w:hAnsi="Times New Roman" w:cs="Times New Roman"/>
+        </w:rPr>
+        <w:t xml:space="preserve">Ensemble – LSTM, GRU, BiLSTM, MLP, Transformer, </w:t>
       </w:r>
     </w:p>
     <w:p/>
@@ -1835,63 +1461,7 @@
         <w:rPr>
           <w:rFonts w:ascii="Times New Roman" w:hAnsi="Times New Roman" w:cs="Times New Roman"/>
         </w:rPr>
-        <w:t xml:space="preserve">Comparing GA plus </w:t>
-      </w:r>
-      <w:proofErr w:type="spellStart"/>
-      <w:r>
-        <w:rPr>
-          <w:rFonts w:ascii="Times New Roman" w:hAnsi="Times New Roman" w:cs="Times New Roman"/>
-        </w:rPr>
-        <w:t>XGBoost</w:t>
-      </w:r>
-      <w:proofErr w:type="spellEnd"/>
-      <w:r>
-        <w:rPr>
-          <w:rFonts w:ascii="Times New Roman" w:hAnsi="Times New Roman" w:cs="Times New Roman"/>
-        </w:rPr>
-        <w:t xml:space="preserve"> versus just </w:t>
-      </w:r>
-      <w:proofErr w:type="spellStart"/>
-      <w:r>
-        <w:rPr>
-          <w:rFonts w:ascii="Times New Roman" w:hAnsi="Times New Roman" w:cs="Times New Roman"/>
-        </w:rPr>
-        <w:t>XGBoost</w:t>
-      </w:r>
-      <w:proofErr w:type="spellEnd"/>
-      <w:r>
-        <w:rPr>
-          <w:rFonts w:ascii="Times New Roman" w:hAnsi="Times New Roman" w:cs="Times New Roman"/>
-        </w:rPr>
-        <w:t xml:space="preserve"> vs GA plus other decision trees (rf, et, </w:t>
-      </w:r>
-      <w:proofErr w:type="spellStart"/>
-      <w:r>
-        <w:rPr>
-          <w:rFonts w:ascii="Times New Roman" w:hAnsi="Times New Roman" w:cs="Times New Roman"/>
-        </w:rPr>
-        <w:t>svm</w:t>
-      </w:r>
-      <w:proofErr w:type="spellEnd"/>
-      <w:r>
-        <w:rPr>
-          <w:rFonts w:ascii="Times New Roman" w:hAnsi="Times New Roman" w:cs="Times New Roman"/>
-        </w:rPr>
-        <w:t xml:space="preserve">, </w:t>
-      </w:r>
-      <w:proofErr w:type="spellStart"/>
-      <w:r>
-        <w:rPr>
-          <w:rFonts w:ascii="Times New Roman" w:hAnsi="Times New Roman" w:cs="Times New Roman"/>
-        </w:rPr>
-        <w:t>knn</w:t>
-      </w:r>
-      <w:proofErr w:type="spellEnd"/>
-      <w:r>
-        <w:rPr>
-          <w:rFonts w:ascii="Times New Roman" w:hAnsi="Times New Roman" w:cs="Times New Roman"/>
-        </w:rPr>
-        <w:t>).</w:t>
+        <w:t>Comparing GA plus XGBoost versus just XGBoost vs GA plus other decision trees (rf, et, svm, knn).</w:t>
       </w:r>
     </w:p>
     <w:p>
@@ -1943,21 +1513,7 @@
         <w:rPr>
           <w:rFonts w:ascii="Times New Roman" w:hAnsi="Times New Roman" w:cs="Times New Roman"/>
         </w:rPr>
-        <w:t xml:space="preserve">[GA-XGB] best </w:t>
-      </w:r>
-      <w:proofErr w:type="spellStart"/>
-      <w:r>
-        <w:rPr>
-          <w:rFonts w:ascii="Times New Roman" w:hAnsi="Times New Roman" w:cs="Times New Roman"/>
-        </w:rPr>
-        <w:t>val</w:t>
-      </w:r>
-      <w:proofErr w:type="spellEnd"/>
-      <w:r>
-        <w:rPr>
-          <w:rFonts w:ascii="Times New Roman" w:hAnsi="Times New Roman" w:cs="Times New Roman"/>
-        </w:rPr>
-        <w:t xml:space="preserve"> acc during GA: 0.6788</w:t>
+        <w:t>[GA-XGB] best val acc during GA: 0.6788</w:t>
       </w:r>
     </w:p>
     <w:p>
@@ -1996,21 +1552,7 @@
         <w:rPr>
           <w:rFonts w:ascii="Times New Roman" w:hAnsi="Times New Roman" w:cs="Times New Roman"/>
         </w:rPr>
-        <w:t xml:space="preserve">[GA-RF] best </w:t>
-      </w:r>
-      <w:proofErr w:type="spellStart"/>
-      <w:r>
-        <w:rPr>
-          <w:rFonts w:ascii="Times New Roman" w:hAnsi="Times New Roman" w:cs="Times New Roman"/>
-        </w:rPr>
-        <w:t>val</w:t>
-      </w:r>
-      <w:proofErr w:type="spellEnd"/>
-      <w:r>
-        <w:rPr>
-          <w:rFonts w:ascii="Times New Roman" w:hAnsi="Times New Roman" w:cs="Times New Roman"/>
-        </w:rPr>
-        <w:t xml:space="preserve"> acc: 0.6121, selected features: 176</w:t>
+        <w:t>[GA-RF] best val acc: 0.6121, selected features: 176</w:t>
       </w:r>
     </w:p>
     <w:p>
@@ -2036,21 +1578,7 @@
         <w:rPr>
           <w:rFonts w:ascii="Times New Roman" w:hAnsi="Times New Roman" w:cs="Times New Roman"/>
         </w:rPr>
-        <w:t xml:space="preserve">[GA-ET] best </w:t>
-      </w:r>
-      <w:proofErr w:type="spellStart"/>
-      <w:r>
-        <w:rPr>
-          <w:rFonts w:ascii="Times New Roman" w:hAnsi="Times New Roman" w:cs="Times New Roman"/>
-        </w:rPr>
-        <w:t>val</w:t>
-      </w:r>
-      <w:proofErr w:type="spellEnd"/>
-      <w:r>
-        <w:rPr>
-          <w:rFonts w:ascii="Times New Roman" w:hAnsi="Times New Roman" w:cs="Times New Roman"/>
-        </w:rPr>
-        <w:t xml:space="preserve"> acc: 0.5848, selected features: 165</w:t>
+        <w:t>[GA-ET] best val acc: 0.5848, selected features: 165</w:t>
       </w:r>
     </w:p>
     <w:p>
@@ -2076,21 +1604,7 @@
         <w:rPr>
           <w:rFonts w:ascii="Times New Roman" w:hAnsi="Times New Roman" w:cs="Times New Roman"/>
         </w:rPr>
-        <w:t xml:space="preserve">[GA-SVM] best </w:t>
-      </w:r>
-      <w:proofErr w:type="spellStart"/>
-      <w:r>
-        <w:rPr>
-          <w:rFonts w:ascii="Times New Roman" w:hAnsi="Times New Roman" w:cs="Times New Roman"/>
-        </w:rPr>
-        <w:t>val</w:t>
-      </w:r>
-      <w:proofErr w:type="spellEnd"/>
-      <w:r>
-        <w:rPr>
-          <w:rFonts w:ascii="Times New Roman" w:hAnsi="Times New Roman" w:cs="Times New Roman"/>
-        </w:rPr>
-        <w:t xml:space="preserve"> acc: 0.5485, selected features: 175</w:t>
+        <w:t>[GA-SVM] best val acc: 0.5485, selected features: 175</w:t>
       </w:r>
     </w:p>
     <w:p>
@@ -2116,21 +1630,7 @@
         <w:rPr>
           <w:rFonts w:ascii="Times New Roman" w:hAnsi="Times New Roman" w:cs="Times New Roman"/>
         </w:rPr>
-        <w:t xml:space="preserve">[GA-KNN] best </w:t>
-      </w:r>
-      <w:proofErr w:type="spellStart"/>
-      <w:r>
-        <w:rPr>
-          <w:rFonts w:ascii="Times New Roman" w:hAnsi="Times New Roman" w:cs="Times New Roman"/>
-        </w:rPr>
-        <w:t>val</w:t>
-      </w:r>
-      <w:proofErr w:type="spellEnd"/>
-      <w:r>
-        <w:rPr>
-          <w:rFonts w:ascii="Times New Roman" w:hAnsi="Times New Roman" w:cs="Times New Roman"/>
-        </w:rPr>
-        <w:t xml:space="preserve"> acc: 0.5758, selected features: 178</w:t>
+        <w:t>[GA-KNN] best val acc: 0.5758, selected features: 178</w:t>
       </w:r>
     </w:p>
     <w:p>
@@ -2328,21 +1828,7 @@
         <w:rPr>
           <w:rFonts w:ascii="Times New Roman" w:hAnsi="Times New Roman" w:cs="Times New Roman"/>
         </w:rPr>
-        <w:t xml:space="preserve">Researched live futures data providers. Determined not worth it at the moment. Created </w:t>
-      </w:r>
-      <w:proofErr w:type="spellStart"/>
-      <w:r>
-        <w:rPr>
-          <w:rFonts w:ascii="Times New Roman" w:hAnsi="Times New Roman" w:cs="Times New Roman"/>
-        </w:rPr>
-        <w:t>Tradier</w:t>
-      </w:r>
-      <w:proofErr w:type="spellEnd"/>
-      <w:r>
-        <w:rPr>
-          <w:rFonts w:ascii="Times New Roman" w:hAnsi="Times New Roman" w:cs="Times New Roman"/>
-        </w:rPr>
-        <w:t xml:space="preserve"> account for options live access. </w:t>
+        <w:t xml:space="preserve">Researched live futures data providers. Determined not worth it at the moment. Created Tradier account for options live access. </w:t>
       </w:r>
     </w:p>
     <w:p>
@@ -2375,35 +1861,7 @@
         <w:rPr>
           <w:rFonts w:ascii="Times New Roman" w:hAnsi="Times New Roman" w:cs="Times New Roman"/>
         </w:rPr>
-        <w:t xml:space="preserve">Experimented with the label graph. I found that decreasing the sequence count from 5 to 3 in </w:t>
-      </w:r>
-      <w:proofErr w:type="gramStart"/>
-      <w:r>
-        <w:rPr>
-          <w:rFonts w:ascii="Times New Roman" w:hAnsi="Times New Roman" w:cs="Times New Roman"/>
-        </w:rPr>
-        <w:t>my</w:t>
-      </w:r>
-      <w:proofErr w:type="gramEnd"/>
-      <w:r>
-        <w:rPr>
-          <w:rFonts w:ascii="Times New Roman" w:hAnsi="Times New Roman" w:cs="Times New Roman"/>
-        </w:rPr>
-        <w:t xml:space="preserve"> </w:t>
-      </w:r>
-      <w:proofErr w:type="spellStart"/>
-      <w:r>
-        <w:rPr>
-          <w:rFonts w:ascii="Times New Roman" w:hAnsi="Times New Roman" w:cs="Times New Roman"/>
-        </w:rPr>
-        <w:t>add_pivots</w:t>
-      </w:r>
-      <w:proofErr w:type="spellEnd"/>
-      <w:r>
-        <w:rPr>
-          <w:rFonts w:ascii="Times New Roman" w:hAnsi="Times New Roman" w:cs="Times New Roman"/>
-        </w:rPr>
-        <w:t xml:space="preserve"> function increased the number of pivots found. Then I was able to add pivots to the local minima the labels were missing earlier.</w:t>
+        <w:t>Experimented with the label graph. I found that decreasing the sequence count from 5 to 3 in my add_pivots function increased the number of pivots found. Then I was able to add pivots to the local minima the labels were missing earlier.</w:t>
       </w:r>
     </w:p>
     <w:p>
@@ -3192,21 +2650,7 @@
         <w:rPr>
           <w:rFonts w:ascii="Times New Roman" w:hAnsi="Times New Roman" w:cs="Times New Roman"/>
         </w:rPr>
-        <w:t xml:space="preserve">Trained </w:t>
-      </w:r>
-      <w:proofErr w:type="spellStart"/>
-      <w:r>
-        <w:rPr>
-          <w:rFonts w:ascii="Times New Roman" w:hAnsi="Times New Roman" w:cs="Times New Roman"/>
-        </w:rPr>
-        <w:t>XGBoost</w:t>
-      </w:r>
-      <w:proofErr w:type="spellEnd"/>
-      <w:r>
-        <w:rPr>
-          <w:rFonts w:ascii="Times New Roman" w:hAnsi="Times New Roman" w:cs="Times New Roman"/>
-        </w:rPr>
-        <w:t xml:space="preserve"> model inference on test set for 15min SPY bars</w:t>
+        <w:t>Trained XGBoost model inference on test set for 15min SPY bars</w:t>
       </w:r>
     </w:p>
     <w:p>
@@ -3253,21 +2697,7 @@
         <w:rPr>
           <w:rFonts w:ascii="Times New Roman" w:hAnsi="Times New Roman" w:cs="Times New Roman"/>
         </w:rPr>
-        <w:t xml:space="preserve">Updated </w:t>
-      </w:r>
-      <w:proofErr w:type="spellStart"/>
-      <w:r>
-        <w:rPr>
-          <w:rFonts w:ascii="Times New Roman" w:hAnsi="Times New Roman" w:cs="Times New Roman"/>
-        </w:rPr>
-        <w:t>XGBoost</w:t>
-      </w:r>
-      <w:proofErr w:type="spellEnd"/>
-      <w:r>
-        <w:rPr>
-          <w:rFonts w:ascii="Times New Roman" w:hAnsi="Times New Roman" w:cs="Times New Roman"/>
-        </w:rPr>
-        <w:t xml:space="preserve"> model on test set 15min bars with threshold .8</w:t>
+        <w:t>Updated XGBoost model on test set 15min bars with threshold .8</w:t>
       </w:r>
       <w:r>
         <w:rPr>
@@ -3436,21 +2866,7 @@
         <w:rPr>
           <w:rFonts w:ascii="Times New Roman" w:hAnsi="Times New Roman" w:cs="Times New Roman"/>
         </w:rPr>
-        <w:t xml:space="preserve"> Given </w:t>
-      </w:r>
-      <w:proofErr w:type="spellStart"/>
-      <w:r>
-        <w:rPr>
-          <w:rFonts w:ascii="Times New Roman" w:hAnsi="Times New Roman" w:cs="Times New Roman"/>
-        </w:rPr>
-        <w:t>pivot_proba</w:t>
-      </w:r>
-      <w:proofErr w:type="spellEnd"/>
-      <w:r>
-        <w:rPr>
-          <w:rFonts w:ascii="Times New Roman" w:hAnsi="Times New Roman" w:cs="Times New Roman"/>
-        </w:rPr>
-        <w:t xml:space="preserve"> and no other meta labels.</w:t>
+        <w:t xml:space="preserve"> Given pivot_proba and no other meta labels.</w:t>
       </w:r>
       <w:r>
         <w:rPr>
@@ -3648,14 +3064,7 @@
           <w:rFonts w:ascii="Times New Roman" w:hAnsi="Times New Roman" w:cs="Times New Roman"/>
         </w:rPr>
         <w:lastRenderedPageBreak/>
-        <w:t xml:space="preserve">Comparison of </w:t>
-      </w:r>
-      <w:proofErr w:type="spellStart"/>
-      <w:r>
-        <w:rPr>
-          <w:rFonts w:ascii="Times New Roman" w:hAnsi="Times New Roman" w:cs="Times New Roman"/>
-        </w:rPr>
-        <w:t>luciddr</w:t>
+        <w:t>Comparison of luciddr</w:t>
       </w:r>
       <w:r>
         <w:rPr>
@@ -3667,125 +3076,20 @@
         <w:rPr>
           <w:rFonts w:ascii="Times New Roman" w:hAnsi="Times New Roman" w:cs="Times New Roman"/>
         </w:rPr>
-        <w:t>s</w:t>
-      </w:r>
-      <w:proofErr w:type="spellEnd"/>
-      <w:r>
-        <w:rPr>
-          <w:rFonts w:ascii="Times New Roman" w:hAnsi="Times New Roman" w:cs="Times New Roman"/>
-        </w:rPr>
-        <w:t xml:space="preserve"> </w:t>
-      </w:r>
-      <w:proofErr w:type="spellStart"/>
-      <w:r>
-        <w:rPr>
-          <w:rFonts w:ascii="Times New Roman" w:hAnsi="Times New Roman" w:cs="Times New Roman"/>
-        </w:rPr>
-        <w:t>iTransformer</w:t>
-      </w:r>
-      <w:proofErr w:type="spellEnd"/>
-      <w:r>
-        <w:rPr>
-          <w:rFonts w:ascii="Times New Roman" w:hAnsi="Times New Roman" w:cs="Times New Roman"/>
-        </w:rPr>
-        <w:t xml:space="preserve"> modules original, 2d, and </w:t>
-      </w:r>
-      <w:proofErr w:type="spellStart"/>
-      <w:r>
-        <w:rPr>
-          <w:rFonts w:ascii="Times New Roman" w:hAnsi="Times New Roman" w:cs="Times New Roman"/>
-        </w:rPr>
-        <w:t>fft</w:t>
-      </w:r>
-      <w:proofErr w:type="spellEnd"/>
-      <w:r>
-        <w:rPr>
-          <w:rFonts w:ascii="Times New Roman" w:hAnsi="Times New Roman" w:cs="Times New Roman"/>
-        </w:rPr>
-        <w:t xml:space="preserve"> using exhaustion progress label.</w:t>
-      </w:r>
-    </w:p>
-    <w:p>
-      <w:pPr>
-        <w:rPr>
-          <w:rFonts w:ascii="Times New Roman" w:hAnsi="Times New Roman" w:cs="Times New Roman"/>
-        </w:rPr>
-      </w:pPr>
-      <w:r>
-        <w:rPr>
-          <w:rFonts w:ascii="Times New Roman" w:hAnsi="Times New Roman" w:cs="Times New Roman"/>
-        </w:rPr>
-        <w:t xml:space="preserve">variant |   </w:t>
-      </w:r>
-      <w:proofErr w:type="spellStart"/>
-      <w:r>
-        <w:rPr>
-          <w:rFonts w:ascii="Times New Roman" w:hAnsi="Times New Roman" w:cs="Times New Roman"/>
-        </w:rPr>
-        <w:t>val_loss</w:t>
-      </w:r>
-      <w:proofErr w:type="spellEnd"/>
-      <w:r>
-        <w:rPr>
-          <w:rFonts w:ascii="Times New Roman" w:hAnsi="Times New Roman" w:cs="Times New Roman"/>
-        </w:rPr>
-        <w:t xml:space="preserve"> </w:t>
-      </w:r>
-      <w:proofErr w:type="gramStart"/>
-      <w:r>
-        <w:rPr>
-          <w:rFonts w:ascii="Times New Roman" w:hAnsi="Times New Roman" w:cs="Times New Roman"/>
-        </w:rPr>
-        <w:t xml:space="preserve">|  </w:t>
-      </w:r>
-      <w:proofErr w:type="spellStart"/>
-      <w:r>
-        <w:rPr>
-          <w:rFonts w:ascii="Times New Roman" w:hAnsi="Times New Roman" w:cs="Times New Roman"/>
-        </w:rPr>
-        <w:t>test</w:t>
-      </w:r>
-      <w:proofErr w:type="gramEnd"/>
-      <w:r>
-        <w:rPr>
-          <w:rFonts w:ascii="Times New Roman" w:hAnsi="Times New Roman" w:cs="Times New Roman"/>
-        </w:rPr>
-        <w:t>_loss</w:t>
-      </w:r>
-      <w:proofErr w:type="spellEnd"/>
-      <w:r>
-        <w:rPr>
-          <w:rFonts w:ascii="Times New Roman" w:hAnsi="Times New Roman" w:cs="Times New Roman"/>
-        </w:rPr>
-        <w:t xml:space="preserve"> |   </w:t>
-      </w:r>
-      <w:proofErr w:type="spellStart"/>
-      <w:r>
-        <w:rPr>
-          <w:rFonts w:ascii="Times New Roman" w:hAnsi="Times New Roman" w:cs="Times New Roman"/>
-        </w:rPr>
-        <w:t>test_mse</w:t>
-      </w:r>
-      <w:proofErr w:type="spellEnd"/>
-      <w:r>
-        <w:rPr>
-          <w:rFonts w:ascii="Times New Roman" w:hAnsi="Times New Roman" w:cs="Times New Roman"/>
-        </w:rPr>
-        <w:t xml:space="preserve"> |   </w:t>
-      </w:r>
-      <w:proofErr w:type="spellStart"/>
-      <w:r>
-        <w:rPr>
-          <w:rFonts w:ascii="Times New Roman" w:hAnsi="Times New Roman" w:cs="Times New Roman"/>
-        </w:rPr>
-        <w:t>test_mae</w:t>
-      </w:r>
-      <w:proofErr w:type="spellEnd"/>
-      <w:r>
-        <w:rPr>
-          <w:rFonts w:ascii="Times New Roman" w:hAnsi="Times New Roman" w:cs="Times New Roman"/>
-        </w:rPr>
-        <w:t xml:space="preserve"> |    test_r2</w:t>
+        <w:t>s iTransformer modules original, 2d, and fft using exhaustion progress label.</w:t>
+      </w:r>
+    </w:p>
+    <w:p>
+      <w:pPr>
+        <w:rPr>
+          <w:rFonts w:ascii="Times New Roman" w:hAnsi="Times New Roman" w:cs="Times New Roman"/>
+        </w:rPr>
+      </w:pPr>
+      <w:r>
+        <w:rPr>
+          <w:rFonts w:ascii="Times New Roman" w:hAnsi="Times New Roman" w:cs="Times New Roman"/>
+        </w:rPr>
+        <w:t>variant |   val_loss |  test_loss |   test_mse |   test_mae |    test_r2</w:t>
       </w:r>
     </w:p>
     <w:p>
@@ -3811,21 +3115,7 @@
         <w:rPr>
           <w:rFonts w:ascii="Times New Roman" w:hAnsi="Times New Roman" w:cs="Times New Roman"/>
         </w:rPr>
-        <w:t xml:space="preserve">  original |   0.086642 |   0.117735 |   0.111004 |   0.248227 </w:t>
-      </w:r>
-      <w:proofErr w:type="gramStart"/>
-      <w:r>
-        <w:rPr>
-          <w:rFonts w:ascii="Times New Roman" w:hAnsi="Times New Roman" w:cs="Times New Roman"/>
-        </w:rPr>
-        <w:t>|  -</w:t>
-      </w:r>
-      <w:proofErr w:type="gramEnd"/>
-      <w:r>
-        <w:rPr>
-          <w:rFonts w:ascii="Times New Roman" w:hAnsi="Times New Roman" w:cs="Times New Roman"/>
-        </w:rPr>
-        <w:t>0.166270</w:t>
+        <w:t xml:space="preserve">  original |   0.086642 |   0.117735 |   0.111004 |   0.248227 |  -0.166270</w:t>
       </w:r>
     </w:p>
     <w:p>
@@ -3886,77 +3176,7 @@
         <w:rPr>
           <w:rFonts w:ascii="Times New Roman" w:hAnsi="Times New Roman" w:cs="Times New Roman"/>
         </w:rPr>
-        <w:t xml:space="preserve">   variant |   </w:t>
-      </w:r>
-      <w:proofErr w:type="spellStart"/>
-      <w:r>
-        <w:rPr>
-          <w:rFonts w:ascii="Times New Roman" w:hAnsi="Times New Roman" w:cs="Times New Roman"/>
-        </w:rPr>
-        <w:t>val_loss</w:t>
-      </w:r>
-      <w:proofErr w:type="spellEnd"/>
-      <w:r>
-        <w:rPr>
-          <w:rFonts w:ascii="Times New Roman" w:hAnsi="Times New Roman" w:cs="Times New Roman"/>
-        </w:rPr>
-        <w:t xml:space="preserve"> </w:t>
-      </w:r>
-      <w:proofErr w:type="gramStart"/>
-      <w:r>
-        <w:rPr>
-          <w:rFonts w:ascii="Times New Roman" w:hAnsi="Times New Roman" w:cs="Times New Roman"/>
-        </w:rPr>
-        <w:t xml:space="preserve">|  </w:t>
-      </w:r>
-      <w:proofErr w:type="spellStart"/>
-      <w:r>
-        <w:rPr>
-          <w:rFonts w:ascii="Times New Roman" w:hAnsi="Times New Roman" w:cs="Times New Roman"/>
-        </w:rPr>
-        <w:t>test</w:t>
-      </w:r>
-      <w:proofErr w:type="gramEnd"/>
-      <w:r>
-        <w:rPr>
-          <w:rFonts w:ascii="Times New Roman" w:hAnsi="Times New Roman" w:cs="Times New Roman"/>
-        </w:rPr>
-        <w:t>_loss</w:t>
-      </w:r>
-      <w:proofErr w:type="spellEnd"/>
-      <w:r>
-        <w:rPr>
-          <w:rFonts w:ascii="Times New Roman" w:hAnsi="Times New Roman" w:cs="Times New Roman"/>
-        </w:rPr>
-        <w:t xml:space="preserve"> |   </w:t>
-      </w:r>
-      <w:proofErr w:type="spellStart"/>
-      <w:r>
-        <w:rPr>
-          <w:rFonts w:ascii="Times New Roman" w:hAnsi="Times New Roman" w:cs="Times New Roman"/>
-        </w:rPr>
-        <w:t>test_mse</w:t>
-      </w:r>
-      <w:proofErr w:type="spellEnd"/>
-      <w:r>
-        <w:rPr>
-          <w:rFonts w:ascii="Times New Roman" w:hAnsi="Times New Roman" w:cs="Times New Roman"/>
-        </w:rPr>
-        <w:t xml:space="preserve"> |   </w:t>
-      </w:r>
-      <w:proofErr w:type="spellStart"/>
-      <w:r>
-        <w:rPr>
-          <w:rFonts w:ascii="Times New Roman" w:hAnsi="Times New Roman" w:cs="Times New Roman"/>
-        </w:rPr>
-        <w:t>test_mae</w:t>
-      </w:r>
-      <w:proofErr w:type="spellEnd"/>
-      <w:r>
-        <w:rPr>
-          <w:rFonts w:ascii="Times New Roman" w:hAnsi="Times New Roman" w:cs="Times New Roman"/>
-        </w:rPr>
-        <w:t xml:space="preserve"> |    test_r2</w:t>
+        <w:t xml:space="preserve">   variant |   val_loss |  test_loss |   test_mse |   test_mae |    test_r2</w:t>
       </w:r>
     </w:p>
     <w:p>
@@ -3982,21 +3202,7 @@
         <w:rPr>
           <w:rFonts w:ascii="Times New Roman" w:hAnsi="Times New Roman" w:cs="Times New Roman"/>
         </w:rPr>
-        <w:t xml:space="preserve">        2d |   0.086154 |   0.117190 |   0.134940 |   0.251625 </w:t>
-      </w:r>
-      <w:proofErr w:type="gramStart"/>
-      <w:r>
-        <w:rPr>
-          <w:rFonts w:ascii="Times New Roman" w:hAnsi="Times New Roman" w:cs="Times New Roman"/>
-        </w:rPr>
-        <w:t>|  -</w:t>
-      </w:r>
-      <w:proofErr w:type="gramEnd"/>
-      <w:r>
-        <w:rPr>
-          <w:rFonts w:ascii="Times New Roman" w:hAnsi="Times New Roman" w:cs="Times New Roman"/>
-        </w:rPr>
-        <w:t>0.417761</w:t>
+        <w:t xml:space="preserve">        2d |   0.086154 |   0.117190 |   0.134940 |   0.251625 |  -0.417761</w:t>
       </w:r>
     </w:p>
     <w:p>
@@ -4057,77 +3263,7 @@
         <w:rPr>
           <w:rFonts w:ascii="Times New Roman" w:hAnsi="Times New Roman" w:cs="Times New Roman"/>
         </w:rPr>
-        <w:t xml:space="preserve">   variant |   </w:t>
-      </w:r>
-      <w:proofErr w:type="spellStart"/>
-      <w:r>
-        <w:rPr>
-          <w:rFonts w:ascii="Times New Roman" w:hAnsi="Times New Roman" w:cs="Times New Roman"/>
-        </w:rPr>
-        <w:t>val_loss</w:t>
-      </w:r>
-      <w:proofErr w:type="spellEnd"/>
-      <w:r>
-        <w:rPr>
-          <w:rFonts w:ascii="Times New Roman" w:hAnsi="Times New Roman" w:cs="Times New Roman"/>
-        </w:rPr>
-        <w:t xml:space="preserve"> </w:t>
-      </w:r>
-      <w:proofErr w:type="gramStart"/>
-      <w:r>
-        <w:rPr>
-          <w:rFonts w:ascii="Times New Roman" w:hAnsi="Times New Roman" w:cs="Times New Roman"/>
-        </w:rPr>
-        <w:t xml:space="preserve">|  </w:t>
-      </w:r>
-      <w:proofErr w:type="spellStart"/>
-      <w:r>
-        <w:rPr>
-          <w:rFonts w:ascii="Times New Roman" w:hAnsi="Times New Roman" w:cs="Times New Roman"/>
-        </w:rPr>
-        <w:t>test</w:t>
-      </w:r>
-      <w:proofErr w:type="gramEnd"/>
-      <w:r>
-        <w:rPr>
-          <w:rFonts w:ascii="Times New Roman" w:hAnsi="Times New Roman" w:cs="Times New Roman"/>
-        </w:rPr>
-        <w:t>_loss</w:t>
-      </w:r>
-      <w:proofErr w:type="spellEnd"/>
-      <w:r>
-        <w:rPr>
-          <w:rFonts w:ascii="Times New Roman" w:hAnsi="Times New Roman" w:cs="Times New Roman"/>
-        </w:rPr>
-        <w:t xml:space="preserve"> |   </w:t>
-      </w:r>
-      <w:proofErr w:type="spellStart"/>
-      <w:r>
-        <w:rPr>
-          <w:rFonts w:ascii="Times New Roman" w:hAnsi="Times New Roman" w:cs="Times New Roman"/>
-        </w:rPr>
-        <w:t>test_mse</w:t>
-      </w:r>
-      <w:proofErr w:type="spellEnd"/>
-      <w:r>
-        <w:rPr>
-          <w:rFonts w:ascii="Times New Roman" w:hAnsi="Times New Roman" w:cs="Times New Roman"/>
-        </w:rPr>
-        <w:t xml:space="preserve"> |   </w:t>
-      </w:r>
-      <w:proofErr w:type="spellStart"/>
-      <w:r>
-        <w:rPr>
-          <w:rFonts w:ascii="Times New Roman" w:hAnsi="Times New Roman" w:cs="Times New Roman"/>
-        </w:rPr>
-        <w:t>test_mae</w:t>
-      </w:r>
-      <w:proofErr w:type="spellEnd"/>
-      <w:r>
-        <w:rPr>
-          <w:rFonts w:ascii="Times New Roman" w:hAnsi="Times New Roman" w:cs="Times New Roman"/>
-        </w:rPr>
-        <w:t xml:space="preserve"> |    test_r2</w:t>
+        <w:t xml:space="preserve">   variant |   val_loss |  test_loss |   test_mse |   test_mae |    test_r2</w:t>
       </w:r>
     </w:p>
     <w:p>
@@ -4153,35 +3289,7 @@
         <w:rPr>
           <w:rFonts w:ascii="Times New Roman" w:hAnsi="Times New Roman" w:cs="Times New Roman"/>
         </w:rPr>
-        <w:t xml:space="preserve">       </w:t>
-      </w:r>
-      <w:proofErr w:type="spellStart"/>
-      <w:r>
-        <w:rPr>
-          <w:rFonts w:ascii="Times New Roman" w:hAnsi="Times New Roman" w:cs="Times New Roman"/>
-        </w:rPr>
-        <w:t>fft</w:t>
-      </w:r>
-      <w:proofErr w:type="spellEnd"/>
-      <w:r>
-        <w:rPr>
-          <w:rFonts w:ascii="Times New Roman" w:hAnsi="Times New Roman" w:cs="Times New Roman"/>
-        </w:rPr>
-        <w:t xml:space="preserve"> |   0.090150 |   0.128347 |   0.154748 |   0.275256 </w:t>
-      </w:r>
-      <w:proofErr w:type="gramStart"/>
-      <w:r>
-        <w:rPr>
-          <w:rFonts w:ascii="Times New Roman" w:hAnsi="Times New Roman" w:cs="Times New Roman"/>
-        </w:rPr>
-        <w:t>|  -</w:t>
-      </w:r>
-      <w:proofErr w:type="gramEnd"/>
-      <w:r>
-        <w:rPr>
-          <w:rFonts w:ascii="Times New Roman" w:hAnsi="Times New Roman" w:cs="Times New Roman"/>
-        </w:rPr>
-        <w:t>0.625877</w:t>
+        <w:t xml:space="preserve">       fft |   0.090150 |   0.128347 |   0.154748 |   0.275256 |  -0.625877</w:t>
       </w:r>
     </w:p>
     <w:p>
@@ -4245,7 +3353,7 @@
         </w:rPr>
         <w:lastRenderedPageBreak/>
         <w:drawing>
-          <wp:anchor distT="0" distB="0" distL="114300" distR="114300" simplePos="0" relativeHeight="251668480" behindDoc="0" locked="0" layoutInCell="1" allowOverlap="1" wp14:anchorId="56720BD8" wp14:editId="78E2DE07">
+          <wp:anchor distT="0" distB="0" distL="114300" distR="114300" simplePos="0" relativeHeight="251668480" behindDoc="0" locked="0" layoutInCell="1" allowOverlap="1" wp14:anchorId="56720BD8" wp14:editId="77E57615">
             <wp:simplePos x="0" y="0"/>
             <wp:positionH relativeFrom="column">
               <wp:posOffset>-251460</wp:posOffset>
@@ -4304,21 +3412,7 @@
         <w:rPr>
           <w:rFonts w:ascii="Times New Roman" w:hAnsi="Times New Roman" w:cs="Times New Roman"/>
         </w:rPr>
-        <w:t xml:space="preserve">Example Agent Training in </w:t>
-      </w:r>
-      <w:proofErr w:type="spellStart"/>
-      <w:r>
-        <w:rPr>
-          <w:rFonts w:ascii="Times New Roman" w:hAnsi="Times New Roman" w:cs="Times New Roman"/>
-        </w:rPr>
-        <w:t>Colab</w:t>
-      </w:r>
-      <w:proofErr w:type="spellEnd"/>
-      <w:r>
-        <w:rPr>
-          <w:rFonts w:ascii="Times New Roman" w:hAnsi="Times New Roman" w:cs="Times New Roman"/>
-        </w:rPr>
-        <w:t xml:space="preserve"> Notebook</w:t>
+        <w:t>Example Agent Training in Colab Notebook</w:t>
       </w:r>
     </w:p>
     <w:p>
@@ -4603,141 +3697,21 @@
         <w:rPr>
           <w:rFonts w:ascii="Times New Roman" w:hAnsi="Times New Roman" w:cs="Times New Roman"/>
         </w:rPr>
-        <w:t xml:space="preserve">Eval summary: </w:t>
-      </w:r>
-      <w:proofErr w:type="spellStart"/>
-      <w:r>
-        <w:rPr>
-          <w:rFonts w:ascii="Times New Roman" w:hAnsi="Times New Roman" w:cs="Times New Roman"/>
-        </w:rPr>
-        <w:t>total_trades</w:t>
-      </w:r>
-      <w:proofErr w:type="spellEnd"/>
-      <w:r>
-        <w:rPr>
-          <w:rFonts w:ascii="Times New Roman" w:hAnsi="Times New Roman" w:cs="Times New Roman"/>
-        </w:rPr>
-        <w:t xml:space="preserve">=239 </w:t>
-      </w:r>
-      <w:proofErr w:type="spellStart"/>
-      <w:r>
-        <w:rPr>
-          <w:rFonts w:ascii="Times New Roman" w:hAnsi="Times New Roman" w:cs="Times New Roman"/>
-        </w:rPr>
-        <w:t>time_in_pos</w:t>
-      </w:r>
-      <w:proofErr w:type="spellEnd"/>
-      <w:r>
-        <w:rPr>
-          <w:rFonts w:ascii="Times New Roman" w:hAnsi="Times New Roman" w:cs="Times New Roman"/>
-        </w:rPr>
-        <w:t xml:space="preserve">=100.00% </w:t>
-      </w:r>
-      <w:proofErr w:type="spellStart"/>
-      <w:r>
-        <w:rPr>
-          <w:rFonts w:ascii="Times New Roman" w:hAnsi="Times New Roman" w:cs="Times New Roman"/>
-        </w:rPr>
-        <w:t>avg_hold_len</w:t>
-      </w:r>
-      <w:proofErr w:type="spellEnd"/>
-      <w:r>
-        <w:rPr>
-          <w:rFonts w:ascii="Times New Roman" w:hAnsi="Times New Roman" w:cs="Times New Roman"/>
-        </w:rPr>
-        <w:t>=4.71</w:t>
-      </w:r>
-    </w:p>
-    <w:p>
-      <w:pPr>
-        <w:rPr>
-          <w:rFonts w:ascii="Times New Roman" w:hAnsi="Times New Roman" w:cs="Times New Roman"/>
-        </w:rPr>
-      </w:pPr>
-      <w:r>
-        <w:rPr>
-          <w:rFonts w:ascii="Times New Roman" w:hAnsi="Times New Roman" w:cs="Times New Roman"/>
-        </w:rPr>
-        <w:t xml:space="preserve">   </w:t>
-      </w:r>
-      <w:proofErr w:type="spellStart"/>
-      <w:r>
-        <w:rPr>
-          <w:rFonts w:ascii="Times New Roman" w:hAnsi="Times New Roman" w:cs="Times New Roman"/>
-        </w:rPr>
-        <w:t>day_</w:t>
-      </w:r>
-      <w:proofErr w:type="gramStart"/>
-      <w:r>
-        <w:rPr>
-          <w:rFonts w:ascii="Times New Roman" w:hAnsi="Times New Roman" w:cs="Times New Roman"/>
-        </w:rPr>
-        <w:t>ptr</w:t>
-      </w:r>
-      <w:proofErr w:type="spellEnd"/>
-      <w:r>
-        <w:rPr>
-          <w:rFonts w:ascii="Times New Roman" w:hAnsi="Times New Roman" w:cs="Times New Roman"/>
-        </w:rPr>
-        <w:t xml:space="preserve">  </w:t>
-      </w:r>
-      <w:proofErr w:type="spellStart"/>
-      <w:r>
-        <w:rPr>
-          <w:rFonts w:ascii="Times New Roman" w:hAnsi="Times New Roman" w:cs="Times New Roman"/>
-        </w:rPr>
-        <w:t>pnl</w:t>
-      </w:r>
-      <w:proofErr w:type="gramEnd"/>
-      <w:r>
-        <w:rPr>
-          <w:rFonts w:ascii="Times New Roman" w:hAnsi="Times New Roman" w:cs="Times New Roman"/>
-        </w:rPr>
-        <w:t>_</w:t>
-      </w:r>
-      <w:proofErr w:type="gramStart"/>
-      <w:r>
-        <w:rPr>
-          <w:rFonts w:ascii="Times New Roman" w:hAnsi="Times New Roman" w:cs="Times New Roman"/>
-        </w:rPr>
-        <w:t>component</w:t>
-      </w:r>
-      <w:proofErr w:type="spellEnd"/>
-      <w:r>
-        <w:rPr>
-          <w:rFonts w:ascii="Times New Roman" w:hAnsi="Times New Roman" w:cs="Times New Roman"/>
-        </w:rPr>
-        <w:t xml:space="preserve">  </w:t>
-      </w:r>
-      <w:proofErr w:type="spellStart"/>
-      <w:r>
-        <w:rPr>
-          <w:rFonts w:ascii="Times New Roman" w:hAnsi="Times New Roman" w:cs="Times New Roman"/>
-        </w:rPr>
-        <w:t>costs</w:t>
-      </w:r>
-      <w:proofErr w:type="gramEnd"/>
-      <w:r>
-        <w:rPr>
-          <w:rFonts w:ascii="Times New Roman" w:hAnsi="Times New Roman" w:cs="Times New Roman"/>
-        </w:rPr>
-        <w:t>_</w:t>
-      </w:r>
-      <w:proofErr w:type="gramStart"/>
-      <w:r>
-        <w:rPr>
-          <w:rFonts w:ascii="Times New Roman" w:hAnsi="Times New Roman" w:cs="Times New Roman"/>
-        </w:rPr>
-        <w:t>component</w:t>
-      </w:r>
-      <w:proofErr w:type="spellEnd"/>
-      <w:r>
-        <w:rPr>
-          <w:rFonts w:ascii="Times New Roman" w:hAnsi="Times New Roman" w:cs="Times New Roman"/>
-        </w:rPr>
-        <w:t xml:space="preserve">  trades</w:t>
-      </w:r>
-      <w:proofErr w:type="gramEnd"/>
+        <w:t>Eval summary: total_trades=239 time_in_pos=100.00% avg_hold_len=4.71</w:t>
+      </w:r>
+    </w:p>
+    <w:p>
+      <w:pPr>
+        <w:rPr>
+          <w:rFonts w:ascii="Times New Roman" w:hAnsi="Times New Roman" w:cs="Times New Roman"/>
+        </w:rPr>
+      </w:pPr>
+      <w:r>
+        <w:rPr>
+          <w:rFonts w:ascii="Times New Roman" w:hAnsi="Times New Roman" w:cs="Times New Roman"/>
+        </w:rPr>
+        <w:t xml:space="preserve">   day_ptr  pnl_component  costs_component  trades</w:t>
+      </w:r>
     </w:p>
     <w:p>
       <w:pPr>
@@ -4866,340 +3840,46 @@
         <w:rPr>
           <w:rFonts w:ascii="Times New Roman" w:hAnsi="Times New Roman" w:cs="Times New Roman"/>
         </w:rPr>
-        <w:t xml:space="preserve">Avg </w:t>
-      </w:r>
-      <w:proofErr w:type="spellStart"/>
-      <w:r>
-        <w:rPr>
-          <w:rFonts w:ascii="Times New Roman" w:hAnsi="Times New Roman" w:cs="Times New Roman"/>
-        </w:rPr>
-        <w:t>pnl</w:t>
-      </w:r>
-      <w:proofErr w:type="spellEnd"/>
-      <w:r>
-        <w:rPr>
-          <w:rFonts w:ascii="Times New Roman" w:hAnsi="Times New Roman" w:cs="Times New Roman"/>
-        </w:rPr>
-        <w:t xml:space="preserve"> component: 0.05768173362696773 Avg costs: 0.0006610093908839756</w:t>
-      </w:r>
-    </w:p>
-    <w:p>
-      <w:pPr>
-        <w:rPr>
-          <w:rFonts w:ascii="Times New Roman" w:hAnsi="Times New Roman" w:cs="Times New Roman"/>
-        </w:rPr>
-      </w:pPr>
-      <w:r>
-        <w:rPr>
-          <w:rFonts w:ascii="Times New Roman" w:hAnsi="Times New Roman" w:cs="Times New Roman"/>
-        </w:rPr>
-        <w:t xml:space="preserve">Eval loss metrics: actor=-0.190147 value=0.000446 entropy=0.485556 </w:t>
-      </w:r>
-      <w:proofErr w:type="spellStart"/>
-      <w:r>
-        <w:rPr>
-          <w:rFonts w:ascii="Times New Roman" w:hAnsi="Times New Roman" w:cs="Times New Roman"/>
-        </w:rPr>
-        <w:t>avg_reward</w:t>
-      </w:r>
-      <w:proofErr w:type="spellEnd"/>
-      <w:r>
-        <w:rPr>
-          <w:rFonts w:ascii="Times New Roman" w:hAnsi="Times New Roman" w:cs="Times New Roman"/>
-        </w:rPr>
-        <w:t xml:space="preserve">=0.002112 </w:t>
-      </w:r>
-      <w:proofErr w:type="spellStart"/>
-      <w:r>
-        <w:rPr>
-          <w:rFonts w:ascii="Times New Roman" w:hAnsi="Times New Roman" w:cs="Times New Roman"/>
-        </w:rPr>
-        <w:t>avg_abs_reward</w:t>
-      </w:r>
-      <w:proofErr w:type="spellEnd"/>
-      <w:r>
-        <w:rPr>
-          <w:rFonts w:ascii="Times New Roman" w:hAnsi="Times New Roman" w:cs="Times New Roman"/>
-        </w:rPr>
-        <w:t>=0.002415</w:t>
-      </w:r>
-    </w:p>
-    <w:p>
-      <w:pPr>
-        <w:rPr>
-          <w:rFonts w:ascii="Times New Roman" w:hAnsi="Times New Roman" w:cs="Times New Roman"/>
-        </w:rPr>
-      </w:pPr>
-      <w:r>
-        <w:rPr>
-          <w:rFonts w:ascii="Times New Roman" w:hAnsi="Times New Roman" w:cs="Times New Roman"/>
-        </w:rPr>
-        <w:t xml:space="preserve">Convex stats: </w:t>
-      </w:r>
-      <w:proofErr w:type="spellStart"/>
-      <w:r>
-        <w:rPr>
-          <w:rFonts w:ascii="Times New Roman" w:hAnsi="Times New Roman" w:cs="Times New Roman"/>
-        </w:rPr>
-        <w:t>mean_reward</w:t>
-      </w:r>
-      <w:proofErr w:type="spellEnd"/>
-      <w:r>
-        <w:rPr>
-          <w:rFonts w:ascii="Times New Roman" w:hAnsi="Times New Roman" w:cs="Times New Roman"/>
-        </w:rPr>
-        <w:t xml:space="preserve">=0.002112 </w:t>
-      </w:r>
-      <w:proofErr w:type="spellStart"/>
-      <w:r>
-        <w:rPr>
-          <w:rFonts w:ascii="Times New Roman" w:hAnsi="Times New Roman" w:cs="Times New Roman"/>
-        </w:rPr>
-        <w:t>mean_reward_pnl</w:t>
-      </w:r>
-      <w:proofErr w:type="spellEnd"/>
-      <w:r>
-        <w:rPr>
-          <w:rFonts w:ascii="Times New Roman" w:hAnsi="Times New Roman" w:cs="Times New Roman"/>
-        </w:rPr>
-        <w:t xml:space="preserve">=0.002163 </w:t>
-      </w:r>
-      <w:proofErr w:type="spellStart"/>
-      <w:r>
-        <w:rPr>
-          <w:rFonts w:ascii="Times New Roman" w:hAnsi="Times New Roman" w:cs="Times New Roman"/>
-        </w:rPr>
-        <w:t>mean_costs</w:t>
-      </w:r>
-      <w:proofErr w:type="spellEnd"/>
-      <w:r>
-        <w:rPr>
-          <w:rFonts w:ascii="Times New Roman" w:hAnsi="Times New Roman" w:cs="Times New Roman"/>
-        </w:rPr>
-        <w:t xml:space="preserve">=0.000025 </w:t>
-      </w:r>
-      <w:proofErr w:type="spellStart"/>
-      <w:r>
-        <w:rPr>
-          <w:rFonts w:ascii="Times New Roman" w:hAnsi="Times New Roman" w:cs="Times New Roman"/>
-        </w:rPr>
-        <w:t>mean_reward_convex</w:t>
-      </w:r>
-      <w:proofErr w:type="spellEnd"/>
-      <w:r>
-        <w:rPr>
-          <w:rFonts w:ascii="Times New Roman" w:hAnsi="Times New Roman" w:cs="Times New Roman"/>
-        </w:rPr>
-        <w:t xml:space="preserve">=0.001992 </w:t>
-      </w:r>
-      <w:proofErr w:type="spellStart"/>
-      <w:r>
-        <w:rPr>
-          <w:rFonts w:ascii="Times New Roman" w:hAnsi="Times New Roman" w:cs="Times New Roman"/>
-        </w:rPr>
-        <w:t>mean_reward_convex_linear</w:t>
-      </w:r>
-      <w:proofErr w:type="spellEnd"/>
-      <w:r>
-        <w:rPr>
-          <w:rFonts w:ascii="Times New Roman" w:hAnsi="Times New Roman" w:cs="Times New Roman"/>
-        </w:rPr>
-        <w:t xml:space="preserve">=0.000342 </w:t>
-      </w:r>
-      <w:proofErr w:type="spellStart"/>
-      <w:r>
-        <w:rPr>
-          <w:rFonts w:ascii="Times New Roman" w:hAnsi="Times New Roman" w:cs="Times New Roman"/>
-        </w:rPr>
-        <w:t>mean_reward_convex_bonus</w:t>
-      </w:r>
-      <w:proofErr w:type="spellEnd"/>
-      <w:r>
-        <w:rPr>
-          <w:rFonts w:ascii="Times New Roman" w:hAnsi="Times New Roman" w:cs="Times New Roman"/>
-        </w:rPr>
-        <w:t xml:space="preserve">=0.000092 </w:t>
-      </w:r>
-      <w:proofErr w:type="spellStart"/>
-      <w:r>
-        <w:rPr>
-          <w:rFonts w:ascii="Times New Roman" w:hAnsi="Times New Roman" w:cs="Times New Roman"/>
-        </w:rPr>
-        <w:t>mean_convex_term</w:t>
-      </w:r>
-      <w:proofErr w:type="spellEnd"/>
-      <w:r>
-        <w:rPr>
-          <w:rFonts w:ascii="Times New Roman" w:hAnsi="Times New Roman" w:cs="Times New Roman"/>
-        </w:rPr>
-        <w:t xml:space="preserve">=0.001255 </w:t>
-      </w:r>
-      <w:proofErr w:type="spellStart"/>
-      <w:r>
-        <w:rPr>
-          <w:rFonts w:ascii="Times New Roman" w:hAnsi="Times New Roman" w:cs="Times New Roman"/>
-        </w:rPr>
-        <w:t>mean_convex_atr_scale</w:t>
-      </w:r>
-      <w:proofErr w:type="spellEnd"/>
-      <w:r>
-        <w:rPr>
-          <w:rFonts w:ascii="Times New Roman" w:hAnsi="Times New Roman" w:cs="Times New Roman"/>
-        </w:rPr>
-        <w:t xml:space="preserve">=0.002221 </w:t>
-      </w:r>
-      <w:proofErr w:type="spellStart"/>
-      <w:r>
-        <w:rPr>
-          <w:rFonts w:ascii="Times New Roman" w:hAnsi="Times New Roman" w:cs="Times New Roman"/>
-        </w:rPr>
-        <w:t>mean_pivot_anchor</w:t>
-      </w:r>
-      <w:proofErr w:type="spellEnd"/>
-      <w:r>
-        <w:rPr>
-          <w:rFonts w:ascii="Times New Roman" w:hAnsi="Times New Roman" w:cs="Times New Roman"/>
-        </w:rPr>
-        <w:t xml:space="preserve">=0.001595 </w:t>
-      </w:r>
-      <w:proofErr w:type="spellStart"/>
-      <w:r>
-        <w:rPr>
-          <w:rFonts w:ascii="Times New Roman" w:hAnsi="Times New Roman" w:cs="Times New Roman"/>
-        </w:rPr>
-        <w:t>mean_switch_penalty</w:t>
-      </w:r>
-      <w:proofErr w:type="spellEnd"/>
-      <w:r>
-        <w:rPr>
-          <w:rFonts w:ascii="Times New Roman" w:hAnsi="Times New Roman" w:cs="Times New Roman"/>
-        </w:rPr>
-        <w:t xml:space="preserve">=0.000010 </w:t>
-      </w:r>
-      <w:proofErr w:type="spellStart"/>
-      <w:r>
-        <w:rPr>
-          <w:rFonts w:ascii="Times New Roman" w:hAnsi="Times New Roman" w:cs="Times New Roman"/>
-        </w:rPr>
-        <w:t>mean_size_penalty</w:t>
-      </w:r>
-      <w:proofErr w:type="spellEnd"/>
-      <w:r>
-        <w:rPr>
-          <w:rFonts w:ascii="Times New Roman" w:hAnsi="Times New Roman" w:cs="Times New Roman"/>
-        </w:rPr>
-        <w:t xml:space="preserve">=0.000001 </w:t>
-      </w:r>
-      <w:proofErr w:type="spellStart"/>
-      <w:r>
-        <w:rPr>
-          <w:rFonts w:ascii="Times New Roman" w:hAnsi="Times New Roman" w:cs="Times New Roman"/>
-        </w:rPr>
-        <w:t>mean_mfe_atr</w:t>
-      </w:r>
-      <w:proofErr w:type="spellEnd"/>
-      <w:r>
-        <w:rPr>
-          <w:rFonts w:ascii="Times New Roman" w:hAnsi="Times New Roman" w:cs="Times New Roman"/>
-        </w:rPr>
-        <w:t xml:space="preserve">=0.7350 </w:t>
-      </w:r>
-      <w:proofErr w:type="spellStart"/>
-      <w:r>
-        <w:rPr>
-          <w:rFonts w:ascii="Times New Roman" w:hAnsi="Times New Roman" w:cs="Times New Roman"/>
-        </w:rPr>
-        <w:t>total_mfe_bonus</w:t>
-      </w:r>
-      <w:proofErr w:type="spellEnd"/>
-      <w:r>
-        <w:rPr>
-          <w:rFonts w:ascii="Times New Roman" w:hAnsi="Times New Roman" w:cs="Times New Roman"/>
-        </w:rPr>
-        <w:t xml:space="preserve">=0.041000 </w:t>
-      </w:r>
-    </w:p>
-    <w:p>
-      <w:pPr>
-        <w:rPr>
-          <w:rFonts w:ascii="Times New Roman" w:hAnsi="Times New Roman" w:cs="Times New Roman"/>
-        </w:rPr>
-      </w:pPr>
-      <w:r>
-        <w:rPr>
-          <w:rFonts w:ascii="Times New Roman" w:hAnsi="Times New Roman" w:cs="Times New Roman"/>
-        </w:rPr>
-        <w:t xml:space="preserve">Trade stats: count=50 </w:t>
-      </w:r>
-      <w:proofErr w:type="spellStart"/>
-      <w:r>
-        <w:rPr>
-          <w:rFonts w:ascii="Times New Roman" w:hAnsi="Times New Roman" w:cs="Times New Roman"/>
-        </w:rPr>
-        <w:t>win_rate</w:t>
-      </w:r>
-      <w:proofErr w:type="spellEnd"/>
-      <w:r>
-        <w:rPr>
-          <w:rFonts w:ascii="Times New Roman" w:hAnsi="Times New Roman" w:cs="Times New Roman"/>
-        </w:rPr>
-        <w:t xml:space="preserve">=80.00% </w:t>
-      </w:r>
-      <w:proofErr w:type="spellStart"/>
-      <w:r>
-        <w:rPr>
-          <w:rFonts w:ascii="Times New Roman" w:hAnsi="Times New Roman" w:cs="Times New Roman"/>
-        </w:rPr>
-        <w:t>median_ret</w:t>
-      </w:r>
-      <w:proofErr w:type="spellEnd"/>
-      <w:r>
-        <w:rPr>
-          <w:rFonts w:ascii="Times New Roman" w:hAnsi="Times New Roman" w:cs="Times New Roman"/>
-        </w:rPr>
-        <w:t xml:space="preserve">=0.1048% </w:t>
-      </w:r>
-      <w:proofErr w:type="spellStart"/>
-      <w:r>
-        <w:rPr>
-          <w:rFonts w:ascii="Times New Roman" w:hAnsi="Times New Roman" w:cs="Times New Roman"/>
-        </w:rPr>
-        <w:t>avg_win</w:t>
-      </w:r>
-      <w:proofErr w:type="spellEnd"/>
-      <w:r>
-        <w:rPr>
-          <w:rFonts w:ascii="Times New Roman" w:hAnsi="Times New Roman" w:cs="Times New Roman"/>
-        </w:rPr>
-        <w:t xml:space="preserve">=0.2113% </w:t>
-      </w:r>
-      <w:proofErr w:type="spellStart"/>
-      <w:r>
-        <w:rPr>
-          <w:rFonts w:ascii="Times New Roman" w:hAnsi="Times New Roman" w:cs="Times New Roman"/>
-        </w:rPr>
-        <w:t>avg_loss</w:t>
-      </w:r>
-      <w:proofErr w:type="spellEnd"/>
-      <w:r>
-        <w:rPr>
-          <w:rFonts w:ascii="Times New Roman" w:hAnsi="Times New Roman" w:cs="Times New Roman"/>
-        </w:rPr>
-        <w:t xml:space="preserve">=-0.0846% </w:t>
-      </w:r>
-      <w:proofErr w:type="spellStart"/>
-      <w:r>
-        <w:rPr>
-          <w:rFonts w:ascii="Times New Roman" w:hAnsi="Times New Roman" w:cs="Times New Roman"/>
-        </w:rPr>
-        <w:t>trades_per_day</w:t>
-      </w:r>
-      <w:proofErr w:type="spellEnd"/>
-      <w:r>
-        <w:rPr>
-          <w:rFonts w:ascii="Times New Roman" w:hAnsi="Times New Roman" w:cs="Times New Roman"/>
-        </w:rPr>
-        <w:t>=5.56</w:t>
+        <w:t>Avg pnl component: 0.05768173362696773 Avg costs: 0.0006610093908839756</w:t>
+      </w:r>
+    </w:p>
+    <w:p>
+      <w:pPr>
+        <w:rPr>
+          <w:rFonts w:ascii="Times New Roman" w:hAnsi="Times New Roman" w:cs="Times New Roman"/>
+        </w:rPr>
+      </w:pPr>
+      <w:r>
+        <w:rPr>
+          <w:rFonts w:ascii="Times New Roman" w:hAnsi="Times New Roman" w:cs="Times New Roman"/>
+        </w:rPr>
+        <w:t>Eval loss metrics: actor=-0.190147 value=0.000446 entropy=0.485556 avg_reward=0.002112 avg_abs_reward=0.002415</w:t>
+      </w:r>
+    </w:p>
+    <w:p>
+      <w:pPr>
+        <w:rPr>
+          <w:rFonts w:ascii="Times New Roman" w:hAnsi="Times New Roman" w:cs="Times New Roman"/>
+        </w:rPr>
+      </w:pPr>
+      <w:r>
+        <w:rPr>
+          <w:rFonts w:ascii="Times New Roman" w:hAnsi="Times New Roman" w:cs="Times New Roman"/>
+        </w:rPr>
+        <w:t xml:space="preserve">Convex stats: mean_reward=0.002112 mean_reward_pnl=0.002163 mean_costs=0.000025 mean_reward_convex=0.001992 mean_reward_convex_linear=0.000342 mean_reward_convex_bonus=0.000092 mean_convex_term=0.001255 mean_convex_atr_scale=0.002221 mean_pivot_anchor=0.001595 mean_switch_penalty=0.000010 mean_size_penalty=0.000001 mean_mfe_atr=0.7350 total_mfe_bonus=0.041000 </w:t>
+      </w:r>
+    </w:p>
+    <w:p>
+      <w:pPr>
+        <w:rPr>
+          <w:rFonts w:ascii="Times New Roman" w:hAnsi="Times New Roman" w:cs="Times New Roman"/>
+        </w:rPr>
+      </w:pPr>
+      <w:r>
+        <w:rPr>
+          <w:rFonts w:ascii="Times New Roman" w:hAnsi="Times New Roman" w:cs="Times New Roman"/>
+        </w:rPr>
+        <w:t>Trade stats: count=50 win_rate=80.00% median_ret=0.1048% avg_win=0.2113% avg_loss=-0.0846% trades_per_day=5.56</w:t>
       </w:r>
     </w:p>
     <w:p>
@@ -5307,21 +3987,7 @@
         <w:rPr>
           <w:rFonts w:ascii="Times New Roman" w:hAnsi="Times New Roman" w:cs="Times New Roman"/>
         </w:rPr>
-        <w:t xml:space="preserve">2/26/26 Updated </w:t>
-      </w:r>
-      <w:proofErr w:type="spellStart"/>
-      <w:r>
-        <w:rPr>
-          <w:rFonts w:ascii="Times New Roman" w:hAnsi="Times New Roman" w:cs="Times New Roman"/>
-        </w:rPr>
-        <w:t>XGBoost</w:t>
-      </w:r>
-      <w:proofErr w:type="spellEnd"/>
-      <w:r>
-        <w:rPr>
-          <w:rFonts w:ascii="Times New Roman" w:hAnsi="Times New Roman" w:cs="Times New Roman"/>
-        </w:rPr>
-        <w:t xml:space="preserve"> with DART style dropout and early validation stopping (max 2000 rounds)</w:t>
+        <w:t>2/26/26 Updated XGBoost with DART style dropout and early validation stopping (max 2000 rounds)</w:t>
       </w:r>
       <w:r>
         <w:rPr>
@@ -5433,112 +4099,20 @@
         <w:rPr>
           <w:rFonts w:ascii="Times New Roman" w:hAnsi="Times New Roman" w:cs="Times New Roman"/>
         </w:rPr>
-        <w:t xml:space="preserve"> Meta model is broken and </w:t>
-      </w:r>
-      <w:proofErr w:type="gramStart"/>
-      <w:r>
-        <w:rPr>
-          <w:rFonts w:ascii="Times New Roman" w:hAnsi="Times New Roman" w:cs="Times New Roman"/>
-        </w:rPr>
-        <w:t>have</w:t>
-      </w:r>
-      <w:proofErr w:type="gramEnd"/>
-      <w:r>
-        <w:rPr>
-          <w:rFonts w:ascii="Times New Roman" w:hAnsi="Times New Roman" w:cs="Times New Roman"/>
-        </w:rPr>
-        <w:t xml:space="preserve"> to redo everything</w:t>
-      </w:r>
-    </w:p>
-    <w:p>
-      <w:pPr>
-        <w:rPr>
-          <w:rFonts w:ascii="Times New Roman" w:hAnsi="Times New Roman" w:cs="Times New Roman"/>
-        </w:rPr>
-      </w:pPr>
-      <w:proofErr w:type="gramStart"/>
-      <w:r>
-        <w:rPr>
-          <w:rFonts w:ascii="Times New Roman" w:hAnsi="Times New Roman" w:cs="Times New Roman"/>
-        </w:rPr>
-        <w:t>Apparently</w:t>
-      </w:r>
-      <w:proofErr w:type="gramEnd"/>
-      <w:r>
-        <w:rPr>
-          <w:rFonts w:ascii="Times New Roman" w:hAnsi="Times New Roman" w:cs="Times New Roman"/>
-        </w:rPr>
-        <w:t xml:space="preserve"> there was a leaky feature that was causing too-good results in </w:t>
-      </w:r>
-      <w:proofErr w:type="spellStart"/>
-      <w:r>
-        <w:rPr>
-          <w:rFonts w:ascii="Times New Roman" w:hAnsi="Times New Roman" w:cs="Times New Roman"/>
-        </w:rPr>
-        <w:t>backtesting</w:t>
-      </w:r>
-      <w:proofErr w:type="spellEnd"/>
-      <w:r>
-        <w:rPr>
-          <w:rFonts w:ascii="Times New Roman" w:hAnsi="Times New Roman" w:cs="Times New Roman"/>
-        </w:rPr>
-        <w:t xml:space="preserve">. However, the model was working live for about a week and made $800 profit before breaking and losing it all. So now once I removed the leaky feature (DPO from pandas-ta), the swing model still works but performs worse, the tb model fails completely by collapsing to the mean, and meta model also collapses to the mean. I tried </w:t>
-      </w:r>
-      <w:proofErr w:type="gramStart"/>
-      <w:r>
-        <w:rPr>
-          <w:rFonts w:ascii="Times New Roman" w:hAnsi="Times New Roman" w:cs="Times New Roman"/>
-        </w:rPr>
-        <w:t>fixing</w:t>
-      </w:r>
-      <w:proofErr w:type="gramEnd"/>
-      <w:r>
-        <w:rPr>
-          <w:rFonts w:ascii="Times New Roman" w:hAnsi="Times New Roman" w:cs="Times New Roman"/>
-        </w:rPr>
-        <w:t xml:space="preserve"> in multiple </w:t>
-      </w:r>
-      <w:proofErr w:type="gramStart"/>
-      <w:r>
-        <w:rPr>
-          <w:rFonts w:ascii="Times New Roman" w:hAnsi="Times New Roman" w:cs="Times New Roman"/>
-        </w:rPr>
-        <w:t>ways</w:t>
-      </w:r>
-      <w:proofErr w:type="gramEnd"/>
-      <w:r>
-        <w:rPr>
-          <w:rFonts w:ascii="Times New Roman" w:hAnsi="Times New Roman" w:cs="Times New Roman"/>
-        </w:rPr>
-        <w:t xml:space="preserve"> but problem became </w:t>
-      </w:r>
-      <w:proofErr w:type="gramStart"/>
-      <w:r>
-        <w:rPr>
-          <w:rFonts w:ascii="Times New Roman" w:hAnsi="Times New Roman" w:cs="Times New Roman"/>
-        </w:rPr>
-        <w:t>to</w:t>
-      </w:r>
-      <w:proofErr w:type="gramEnd"/>
-      <w:r>
-        <w:rPr>
-          <w:rFonts w:ascii="Times New Roman" w:hAnsi="Times New Roman" w:cs="Times New Roman"/>
-        </w:rPr>
-        <w:t xml:space="preserve"> complex. Now I am reverting to just training the swing model. I am feeding the meta model features in with the original swing ta features. I am also trying to train a single multi-</w:t>
-      </w:r>
-      <w:proofErr w:type="gramStart"/>
-      <w:r>
-        <w:rPr>
-          <w:rFonts w:ascii="Times New Roman" w:hAnsi="Times New Roman" w:cs="Times New Roman"/>
-        </w:rPr>
-        <w:t>head</w:t>
-      </w:r>
-      <w:proofErr w:type="gramEnd"/>
-      <w:r>
-        <w:rPr>
-          <w:rFonts w:ascii="Times New Roman" w:hAnsi="Times New Roman" w:cs="Times New Roman"/>
-        </w:rPr>
-        <w:t xml:space="preserve"> model instead of two dual head models</w:t>
+        <w:t xml:space="preserve"> Meta model is broken and have to redo everything</w:t>
+      </w:r>
+    </w:p>
+    <w:p>
+      <w:pPr>
+        <w:rPr>
+          <w:rFonts w:ascii="Times New Roman" w:hAnsi="Times New Roman" w:cs="Times New Roman"/>
+        </w:rPr>
+      </w:pPr>
+      <w:r>
+        <w:rPr>
+          <w:rFonts w:ascii="Times New Roman" w:hAnsi="Times New Roman" w:cs="Times New Roman"/>
+        </w:rPr>
+        <w:t>Apparently there was a leaky feature that was causing too-good results in backtesting. However, the model was working live for about a week and made $800 profit before breaking and losing it all. So now once I removed the leaky feature (DPO from pandas-ta), the swing model still works but performs worse, the tb model fails completely by collapsing to the mean, and meta model also collapses to the mean. I tried fixing in multiple ways but problem became to complex. Now I am reverting to just training the swing model. I am feeding the meta model features in with the original swing ta features. I am also trying to train a single multi-head model instead of two dual head models</w:t>
       </w:r>
     </w:p>
     <w:p>
@@ -5575,79 +4149,75 @@
           <w:sz w:val="18"/>
           <w:szCs w:val="18"/>
         </w:rPr>
-        <w:t xml:space="preserve">[GA-XGB] LONG final-fit </w:t>
-      </w:r>
-      <w:proofErr w:type="spellStart"/>
-      <w:r>
+        <w:t>[GA-XGB] LONG final-fit logloss: rounds=1492, best_val=0.30761 @ round 1442, final_train=0.33288, final_val=0.30910</w:t>
+      </w:r>
+    </w:p>
+    <w:p>
+      <w:pPr>
         <w:rPr>
           <w:rFonts w:ascii="Times New Roman" w:hAnsi="Times New Roman" w:cs="Times New Roman"/>
           <w:sz w:val="18"/>
           <w:szCs w:val="18"/>
         </w:rPr>
-        <w:t>logloss</w:t>
-      </w:r>
-      <w:proofErr w:type="spellEnd"/>
+      </w:pPr>
       <w:r>
         <w:rPr>
           <w:rFonts w:ascii="Times New Roman" w:hAnsi="Times New Roman" w:cs="Times New Roman"/>
           <w:sz w:val="18"/>
           <w:szCs w:val="18"/>
         </w:rPr>
-        <w:t xml:space="preserve">: rounds=1492, </w:t>
-      </w:r>
-      <w:proofErr w:type="spellStart"/>
-      <w:r>
+        <w:t>[GA-XGB] SHORT final-fit logloss: rounds=1078, best_val=0.40156 @ round 1028, final_train=0.39481, final_val=0.40236</w:t>
+      </w:r>
+    </w:p>
+    <w:p>
+      <w:pPr>
         <w:rPr>
           <w:rFonts w:ascii="Times New Roman" w:hAnsi="Times New Roman" w:cs="Times New Roman"/>
           <w:sz w:val="18"/>
           <w:szCs w:val="18"/>
         </w:rPr>
-        <w:t>best_val</w:t>
-      </w:r>
-      <w:proofErr w:type="spellEnd"/>
+      </w:pPr>
       <w:r>
         <w:rPr>
           <w:rFonts w:ascii="Times New Roman" w:hAnsi="Times New Roman" w:cs="Times New Roman"/>
           <w:sz w:val="18"/>
           <w:szCs w:val="18"/>
         </w:rPr>
-        <w:t xml:space="preserve">=0.30761 @ round 1442, </w:t>
-      </w:r>
-      <w:proofErr w:type="spellStart"/>
-      <w:r>
+        <w:t>[GA-XGB] LONG OOF probs: mean=0.1786, p01=0.0000, p10=0.0002, p50=0.0158, p90=0.6635, p99=0.8908</w:t>
+      </w:r>
+    </w:p>
+    <w:p>
+      <w:pPr>
         <w:rPr>
           <w:rFonts w:ascii="Times New Roman" w:hAnsi="Times New Roman" w:cs="Times New Roman"/>
           <w:sz w:val="18"/>
           <w:szCs w:val="18"/>
         </w:rPr>
-        <w:t>final_train</w:t>
-      </w:r>
-      <w:proofErr w:type="spellEnd"/>
+      </w:pPr>
       <w:r>
         <w:rPr>
           <w:rFonts w:ascii="Times New Roman" w:hAnsi="Times New Roman" w:cs="Times New Roman"/>
           <w:sz w:val="18"/>
           <w:szCs w:val="18"/>
         </w:rPr>
-        <w:t xml:space="preserve">=0.33288, </w:t>
-      </w:r>
-      <w:proofErr w:type="spellStart"/>
-      <w:r>
+        <w:t>[GA-XGB] SHORT OOF probs: mean=0.2151, p01=0.0002, p10=0.0014, p50=0.0672, p90=0.6796, p99=0.8899</w:t>
+      </w:r>
+    </w:p>
+    <w:p>
+      <w:pPr>
         <w:rPr>
           <w:rFonts w:ascii="Times New Roman" w:hAnsi="Times New Roman" w:cs="Times New Roman"/>
           <w:sz w:val="18"/>
           <w:szCs w:val="18"/>
         </w:rPr>
-        <w:t>final_val</w:t>
-      </w:r>
-      <w:proofErr w:type="spellEnd"/>
+      </w:pPr>
       <w:r>
         <w:rPr>
           <w:rFonts w:ascii="Times New Roman" w:hAnsi="Times New Roman" w:cs="Times New Roman"/>
           <w:sz w:val="18"/>
           <w:szCs w:val="18"/>
         </w:rPr>
-        <w:t>=0.30910</w:t>
+        <w:t>[GA-XGB] LONG test probs: mean=0.2366, p01=0.0000, p10=0.0003, p50=0.0393, p90=0.7555, p99=0.8973</w:t>
       </w:r>
     </w:p>
     <w:p>
@@ -5664,325 +4234,41 @@
           <w:sz w:val="18"/>
           <w:szCs w:val="18"/>
         </w:rPr>
-        <w:t xml:space="preserve">[GA-XGB] SHORT final-fit </w:t>
-      </w:r>
-      <w:proofErr w:type="spellStart"/>
-      <w:r>
+        <w:t>[GA-XGB] SHORT test probs: mean=0.2745, p01=0.0010, p10=0.0042, p50=0.1288, p90=0.7593, p99=0.8942</w:t>
+      </w:r>
+    </w:p>
+    <w:p>
+      <w:pPr>
         <w:rPr>
           <w:rFonts w:ascii="Times New Roman" w:hAnsi="Times New Roman" w:cs="Times New Roman"/>
           <w:sz w:val="18"/>
           <w:szCs w:val="18"/>
         </w:rPr>
-        <w:t>logloss</w:t>
-      </w:r>
-      <w:proofErr w:type="spellEnd"/>
+      </w:pPr>
       <w:r>
         <w:rPr>
           <w:rFonts w:ascii="Times New Roman" w:hAnsi="Times New Roman" w:cs="Times New Roman"/>
           <w:sz w:val="18"/>
           <w:szCs w:val="18"/>
         </w:rPr>
-        <w:t xml:space="preserve">: rounds=1078, </w:t>
-      </w:r>
-      <w:proofErr w:type="spellStart"/>
-      <w:r>
+        <w:t>[GA-XGB] LONG best OOF F1 threshold=0.5148 (f1=0.3971)</w:t>
+      </w:r>
+    </w:p>
+    <w:p>
+      <w:pPr>
         <w:rPr>
           <w:rFonts w:ascii="Times New Roman" w:hAnsi="Times New Roman" w:cs="Times New Roman"/>
           <w:sz w:val="18"/>
           <w:szCs w:val="18"/>
         </w:rPr>
-        <w:t>best_val</w:t>
-      </w:r>
-      <w:proofErr w:type="spellEnd"/>
+      </w:pPr>
       <w:r>
         <w:rPr>
           <w:rFonts w:ascii="Times New Roman" w:hAnsi="Times New Roman" w:cs="Times New Roman"/>
           <w:sz w:val="18"/>
           <w:szCs w:val="18"/>
         </w:rPr>
-        <w:t xml:space="preserve">=0.40156 @ round 1028, </w:t>
-      </w:r>
-      <w:proofErr w:type="spellStart"/>
-      <w:r>
-        <w:rPr>
-          <w:rFonts w:ascii="Times New Roman" w:hAnsi="Times New Roman" w:cs="Times New Roman"/>
-          <w:sz w:val="18"/>
-          <w:szCs w:val="18"/>
-        </w:rPr>
-        <w:t>final_train</w:t>
-      </w:r>
-      <w:proofErr w:type="spellEnd"/>
-      <w:r>
-        <w:rPr>
-          <w:rFonts w:ascii="Times New Roman" w:hAnsi="Times New Roman" w:cs="Times New Roman"/>
-          <w:sz w:val="18"/>
-          <w:szCs w:val="18"/>
-        </w:rPr>
-        <w:t xml:space="preserve">=0.39481, </w:t>
-      </w:r>
-      <w:proofErr w:type="spellStart"/>
-      <w:r>
-        <w:rPr>
-          <w:rFonts w:ascii="Times New Roman" w:hAnsi="Times New Roman" w:cs="Times New Roman"/>
-          <w:sz w:val="18"/>
-          <w:szCs w:val="18"/>
-        </w:rPr>
-        <w:t>final_val</w:t>
-      </w:r>
-      <w:proofErr w:type="spellEnd"/>
-      <w:r>
-        <w:rPr>
-          <w:rFonts w:ascii="Times New Roman" w:hAnsi="Times New Roman" w:cs="Times New Roman"/>
-          <w:sz w:val="18"/>
-          <w:szCs w:val="18"/>
-        </w:rPr>
-        <w:t>=0.40236</w:t>
-      </w:r>
-    </w:p>
-    <w:p>
-      <w:pPr>
-        <w:rPr>
-          <w:rFonts w:ascii="Times New Roman" w:hAnsi="Times New Roman" w:cs="Times New Roman"/>
-          <w:sz w:val="18"/>
-          <w:szCs w:val="18"/>
-        </w:rPr>
-      </w:pPr>
-      <w:r>
-        <w:rPr>
-          <w:rFonts w:ascii="Times New Roman" w:hAnsi="Times New Roman" w:cs="Times New Roman"/>
-          <w:sz w:val="18"/>
-          <w:szCs w:val="18"/>
-        </w:rPr>
-        <w:t>[GA-XGB] LONG OOF probs: mean=0.1786, p01=0.0000, p10=0.0002, p50=0.0158, p90=0.6635, p99=0.8908</w:t>
-      </w:r>
-    </w:p>
-    <w:p>
-      <w:pPr>
-        <w:rPr>
-          <w:rFonts w:ascii="Times New Roman" w:hAnsi="Times New Roman" w:cs="Times New Roman"/>
-          <w:sz w:val="18"/>
-          <w:szCs w:val="18"/>
-        </w:rPr>
-      </w:pPr>
-      <w:r>
-        <w:rPr>
-          <w:rFonts w:ascii="Times New Roman" w:hAnsi="Times New Roman" w:cs="Times New Roman"/>
-          <w:sz w:val="18"/>
-          <w:szCs w:val="18"/>
-        </w:rPr>
-        <w:t>[GA-XGB] SHORT OOF probs: mean=0.2151, p01=0.0002, p10=0.0014, p50=0.0672, p90=0.6796, p99=0.8899</w:t>
-      </w:r>
-    </w:p>
-    <w:p>
-      <w:pPr>
-        <w:rPr>
-          <w:rFonts w:ascii="Times New Roman" w:hAnsi="Times New Roman" w:cs="Times New Roman"/>
-          <w:sz w:val="18"/>
-          <w:szCs w:val="18"/>
-        </w:rPr>
-      </w:pPr>
-      <w:r>
-        <w:rPr>
-          <w:rFonts w:ascii="Times New Roman" w:hAnsi="Times New Roman" w:cs="Times New Roman"/>
-          <w:sz w:val="18"/>
-          <w:szCs w:val="18"/>
-        </w:rPr>
-        <w:t>[GA-XGB] LONG test probs: mean=0.2366, p01=0.0000, p10=0.0003, p50=0.0393, p90=0.7555, p99=0.8973</w:t>
-      </w:r>
-    </w:p>
-    <w:p>
-      <w:pPr>
-        <w:rPr>
-          <w:rFonts w:ascii="Times New Roman" w:hAnsi="Times New Roman" w:cs="Times New Roman"/>
-          <w:sz w:val="18"/>
-          <w:szCs w:val="18"/>
-        </w:rPr>
-      </w:pPr>
-      <w:r>
-        <w:rPr>
-          <w:rFonts w:ascii="Times New Roman" w:hAnsi="Times New Roman" w:cs="Times New Roman"/>
-          <w:sz w:val="18"/>
-          <w:szCs w:val="18"/>
-        </w:rPr>
-        <w:t>[GA-XGB] SHORT test probs: mean=0.2745, p01=0.0010, p10=0.0042, p50=0.1288, p90=0.7593, p99=0.8942</w:t>
-      </w:r>
-    </w:p>
-    <w:p>
-      <w:pPr>
-        <w:rPr>
-          <w:rFonts w:ascii="Times New Roman" w:hAnsi="Times New Roman" w:cs="Times New Roman"/>
-          <w:sz w:val="18"/>
-          <w:szCs w:val="18"/>
-        </w:rPr>
-      </w:pPr>
-      <w:r>
-        <w:rPr>
-          <w:rFonts w:ascii="Times New Roman" w:hAnsi="Times New Roman" w:cs="Times New Roman"/>
-          <w:sz w:val="18"/>
-          <w:szCs w:val="18"/>
-        </w:rPr>
-        <w:t>[GA-XGB] LONG best OOF F1 threshold=0.5148 (f1=0.3971)</w:t>
-      </w:r>
-    </w:p>
-    <w:p>
-      <w:pPr>
-        <w:rPr>
-          <w:rFonts w:ascii="Times New Roman" w:hAnsi="Times New Roman" w:cs="Times New Roman"/>
-          <w:sz w:val="18"/>
-          <w:szCs w:val="18"/>
-        </w:rPr>
-      </w:pPr>
-      <w:r>
-        <w:rPr>
-          <w:rFonts w:ascii="Times New Roman" w:hAnsi="Times New Roman" w:cs="Times New Roman"/>
-          <w:sz w:val="18"/>
-          <w:szCs w:val="18"/>
-        </w:rPr>
-        <w:t>[GA-XGB] LONG OOF metrics (</w:t>
-      </w:r>
-      <w:proofErr w:type="spellStart"/>
-      <w:r>
-        <w:rPr>
-          <w:rFonts w:ascii="Times New Roman" w:hAnsi="Times New Roman" w:cs="Times New Roman"/>
-          <w:sz w:val="18"/>
-          <w:szCs w:val="18"/>
-        </w:rPr>
-        <w:t>thr</w:t>
-      </w:r>
-      <w:proofErr w:type="spellEnd"/>
-      <w:r>
-        <w:rPr>
-          <w:rFonts w:ascii="Times New Roman" w:hAnsi="Times New Roman" w:cs="Times New Roman"/>
-          <w:sz w:val="18"/>
-          <w:szCs w:val="18"/>
-        </w:rPr>
-        <w:t xml:space="preserve">=0.51): acc=0.8588, </w:t>
-      </w:r>
-      <w:proofErr w:type="spellStart"/>
-      <w:r>
-        <w:rPr>
-          <w:rFonts w:ascii="Times New Roman" w:hAnsi="Times New Roman" w:cs="Times New Roman"/>
-          <w:sz w:val="18"/>
-          <w:szCs w:val="18"/>
-        </w:rPr>
-        <w:t>prec</w:t>
-      </w:r>
-      <w:proofErr w:type="spellEnd"/>
-      <w:r>
-        <w:rPr>
-          <w:rFonts w:ascii="Times New Roman" w:hAnsi="Times New Roman" w:cs="Times New Roman"/>
-          <w:sz w:val="18"/>
-          <w:szCs w:val="18"/>
-        </w:rPr>
-        <w:t xml:space="preserve">=0.2921, rec=0.6202, f1=0.3971, f1=0.3971, </w:t>
-      </w:r>
-      <w:proofErr w:type="spellStart"/>
-      <w:r>
-        <w:rPr>
-          <w:rFonts w:ascii="Times New Roman" w:hAnsi="Times New Roman" w:cs="Times New Roman"/>
-          <w:sz w:val="18"/>
-          <w:szCs w:val="18"/>
-        </w:rPr>
-        <w:t>auc</w:t>
-      </w:r>
-      <w:proofErr w:type="spellEnd"/>
-      <w:r>
-        <w:rPr>
-          <w:rFonts w:ascii="Times New Roman" w:hAnsi="Times New Roman" w:cs="Times New Roman"/>
-          <w:sz w:val="18"/>
-          <w:szCs w:val="18"/>
-        </w:rPr>
-        <w:t xml:space="preserve">=0.8792, ap=0.3144, </w:t>
-      </w:r>
-      <w:proofErr w:type="spellStart"/>
-      <w:r>
-        <w:rPr>
-          <w:rFonts w:ascii="Times New Roman" w:hAnsi="Times New Roman" w:cs="Times New Roman"/>
-          <w:sz w:val="18"/>
-          <w:szCs w:val="18"/>
-        </w:rPr>
-        <w:t>logloss</w:t>
-      </w:r>
-      <w:proofErr w:type="spellEnd"/>
-      <w:r>
-        <w:rPr>
-          <w:rFonts w:ascii="Times New Roman" w:hAnsi="Times New Roman" w:cs="Times New Roman"/>
-          <w:sz w:val="18"/>
-          <w:szCs w:val="18"/>
-        </w:rPr>
-        <w:t xml:space="preserve">=0.2768, </w:t>
-      </w:r>
-      <w:proofErr w:type="spellStart"/>
-      <w:r>
-        <w:rPr>
-          <w:rFonts w:ascii="Times New Roman" w:hAnsi="Times New Roman" w:cs="Times New Roman"/>
-          <w:sz w:val="18"/>
-          <w:szCs w:val="18"/>
-        </w:rPr>
-        <w:t>tp</w:t>
-      </w:r>
-      <w:proofErr w:type="spellEnd"/>
-      <w:r>
-        <w:rPr>
-          <w:rFonts w:ascii="Times New Roman" w:hAnsi="Times New Roman" w:cs="Times New Roman"/>
-          <w:sz w:val="18"/>
-          <w:szCs w:val="18"/>
-        </w:rPr>
-        <w:t xml:space="preserve">=1832, </w:t>
-      </w:r>
-      <w:proofErr w:type="spellStart"/>
-      <w:r>
-        <w:rPr>
-          <w:rFonts w:ascii="Times New Roman" w:hAnsi="Times New Roman" w:cs="Times New Roman"/>
-          <w:sz w:val="18"/>
-          <w:szCs w:val="18"/>
-        </w:rPr>
-        <w:t>fp</w:t>
-      </w:r>
-      <w:proofErr w:type="spellEnd"/>
-      <w:r>
-        <w:rPr>
-          <w:rFonts w:ascii="Times New Roman" w:hAnsi="Times New Roman" w:cs="Times New Roman"/>
-          <w:sz w:val="18"/>
-          <w:szCs w:val="18"/>
-        </w:rPr>
-        <w:t xml:space="preserve">=4440, </w:t>
-      </w:r>
-      <w:proofErr w:type="spellStart"/>
-      <w:r>
-        <w:rPr>
-          <w:rFonts w:ascii="Times New Roman" w:hAnsi="Times New Roman" w:cs="Times New Roman"/>
-          <w:sz w:val="18"/>
-          <w:szCs w:val="18"/>
-        </w:rPr>
-        <w:t>tn</w:t>
-      </w:r>
-      <w:proofErr w:type="spellEnd"/>
-      <w:r>
-        <w:rPr>
-          <w:rFonts w:ascii="Times New Roman" w:hAnsi="Times New Roman" w:cs="Times New Roman"/>
-          <w:sz w:val="18"/>
-          <w:szCs w:val="18"/>
-        </w:rPr>
-        <w:t xml:space="preserve">=32002, </w:t>
-      </w:r>
-      <w:proofErr w:type="spellStart"/>
-      <w:r>
-        <w:rPr>
-          <w:rFonts w:ascii="Times New Roman" w:hAnsi="Times New Roman" w:cs="Times New Roman"/>
-          <w:sz w:val="18"/>
-          <w:szCs w:val="18"/>
-        </w:rPr>
-        <w:t>fn</w:t>
-      </w:r>
-      <w:proofErr w:type="spellEnd"/>
-      <w:r>
-        <w:rPr>
-          <w:rFonts w:ascii="Times New Roman" w:hAnsi="Times New Roman" w:cs="Times New Roman"/>
-          <w:sz w:val="18"/>
-          <w:szCs w:val="18"/>
-        </w:rPr>
-        <w:t>=1122</w:t>
+        <w:t>[GA-XGB] LONG OOF metrics (thr=0.51): acc=0.8588, prec=0.2921, rec=0.6202, f1=0.3971, f1=0.3971, auc=0.8792, ap=0.3144, logloss=0.2768, tp=1832, fp=4440, tn=32002, fn=1122</w:t>
       </w:r>
     </w:p>
     <w:p>
@@ -6000,9 +4286,51 @@
           <w:szCs w:val="18"/>
           <w:highlight w:val="yellow"/>
         </w:rPr>
-        <w:t>[GA-XGB] LONG test metrics (</w:t>
-      </w:r>
-      <w:proofErr w:type="spellStart"/>
+        <w:t>[GA-XGB] LONG test metrics (thr=0.51): acc=0.8131, prec=0.2542, rec=0.8665, f1=0.3931, f1=0.3931, auc=0.9021, ap=0.3311, logloss=0.3382, tp=318, fp=933, tn=3953, fn=49</w:t>
+      </w:r>
+    </w:p>
+    <w:p>
+      <w:pPr>
+        <w:rPr>
+          <w:rFonts w:ascii="Times New Roman" w:hAnsi="Times New Roman" w:cs="Times New Roman"/>
+          <w:sz w:val="18"/>
+          <w:szCs w:val="18"/>
+        </w:rPr>
+      </w:pPr>
+      <w:r>
+        <w:rPr>
+          <w:rFonts w:ascii="Times New Roman" w:hAnsi="Times New Roman" w:cs="Times New Roman"/>
+          <w:sz w:val="18"/>
+          <w:szCs w:val="18"/>
+        </w:rPr>
+        <w:t>[GA-XGB] SHORT best OOF F1 threshold=0.6039 (f1=0.3501)</w:t>
+      </w:r>
+    </w:p>
+    <w:p>
+      <w:pPr>
+        <w:rPr>
+          <w:rFonts w:ascii="Times New Roman" w:hAnsi="Times New Roman" w:cs="Times New Roman"/>
+          <w:sz w:val="18"/>
+          <w:szCs w:val="18"/>
+        </w:rPr>
+      </w:pPr>
+      <w:r>
+        <w:rPr>
+          <w:rFonts w:ascii="Times New Roman" w:hAnsi="Times New Roman" w:cs="Times New Roman"/>
+          <w:sz w:val="18"/>
+          <w:szCs w:val="18"/>
+        </w:rPr>
+        <w:t>[GA-XGB] SHORT OOF metrics (thr=0.60): acc=0.8649, prec=0.2674, rec=0.5067, f1=0.3501, f1=0.3501, auc=0.8487, ap=0.2632, logloss=0.3271, tp=1434, fp=3928, tn=32638, fn=1396</w:t>
+      </w:r>
+    </w:p>
+    <w:p>
+      <w:pPr>
+        <w:rPr>
+          <w:rFonts w:ascii="Times New Roman" w:hAnsi="Times New Roman" w:cs="Times New Roman"/>
+          <w:sz w:val="18"/>
+          <w:szCs w:val="18"/>
+        </w:rPr>
+      </w:pPr>
       <w:r>
         <w:rPr>
           <w:rFonts w:ascii="Times New Roman" w:hAnsi="Times New Roman" w:cs="Times New Roman"/>
@@ -6010,513 +4338,7 @@
           <w:szCs w:val="18"/>
           <w:highlight w:val="yellow"/>
         </w:rPr>
-        <w:t>thr</w:t>
-      </w:r>
-      <w:proofErr w:type="spellEnd"/>
-      <w:r>
-        <w:rPr>
-          <w:rFonts w:ascii="Times New Roman" w:hAnsi="Times New Roman" w:cs="Times New Roman"/>
-          <w:sz w:val="18"/>
-          <w:szCs w:val="18"/>
-          <w:highlight w:val="yellow"/>
-        </w:rPr>
-        <w:t xml:space="preserve">=0.51): acc=0.8131, </w:t>
-      </w:r>
-      <w:proofErr w:type="spellStart"/>
-      <w:r>
-        <w:rPr>
-          <w:rFonts w:ascii="Times New Roman" w:hAnsi="Times New Roman" w:cs="Times New Roman"/>
-          <w:sz w:val="18"/>
-          <w:szCs w:val="18"/>
-          <w:highlight w:val="yellow"/>
-        </w:rPr>
-        <w:t>prec</w:t>
-      </w:r>
-      <w:proofErr w:type="spellEnd"/>
-      <w:r>
-        <w:rPr>
-          <w:rFonts w:ascii="Times New Roman" w:hAnsi="Times New Roman" w:cs="Times New Roman"/>
-          <w:sz w:val="18"/>
-          <w:szCs w:val="18"/>
-          <w:highlight w:val="yellow"/>
-        </w:rPr>
-        <w:t xml:space="preserve">=0.2542, rec=0.8665, f1=0.3931, f1=0.3931, </w:t>
-      </w:r>
-      <w:proofErr w:type="spellStart"/>
-      <w:r>
-        <w:rPr>
-          <w:rFonts w:ascii="Times New Roman" w:hAnsi="Times New Roman" w:cs="Times New Roman"/>
-          <w:sz w:val="18"/>
-          <w:szCs w:val="18"/>
-          <w:highlight w:val="yellow"/>
-        </w:rPr>
-        <w:t>auc</w:t>
-      </w:r>
-      <w:proofErr w:type="spellEnd"/>
-      <w:r>
-        <w:rPr>
-          <w:rFonts w:ascii="Times New Roman" w:hAnsi="Times New Roman" w:cs="Times New Roman"/>
-          <w:sz w:val="18"/>
-          <w:szCs w:val="18"/>
-          <w:highlight w:val="yellow"/>
-        </w:rPr>
-        <w:t xml:space="preserve">=0.9021, ap=0.3311, </w:t>
-      </w:r>
-      <w:proofErr w:type="spellStart"/>
-      <w:r>
-        <w:rPr>
-          <w:rFonts w:ascii="Times New Roman" w:hAnsi="Times New Roman" w:cs="Times New Roman"/>
-          <w:sz w:val="18"/>
-          <w:szCs w:val="18"/>
-          <w:highlight w:val="yellow"/>
-        </w:rPr>
-        <w:t>logloss</w:t>
-      </w:r>
-      <w:proofErr w:type="spellEnd"/>
-      <w:r>
-        <w:rPr>
-          <w:rFonts w:ascii="Times New Roman" w:hAnsi="Times New Roman" w:cs="Times New Roman"/>
-          <w:sz w:val="18"/>
-          <w:szCs w:val="18"/>
-          <w:highlight w:val="yellow"/>
-        </w:rPr>
-        <w:t xml:space="preserve">=0.3382, </w:t>
-      </w:r>
-      <w:proofErr w:type="spellStart"/>
-      <w:r>
-        <w:rPr>
-          <w:rFonts w:ascii="Times New Roman" w:hAnsi="Times New Roman" w:cs="Times New Roman"/>
-          <w:sz w:val="18"/>
-          <w:szCs w:val="18"/>
-          <w:highlight w:val="yellow"/>
-        </w:rPr>
-        <w:t>tp</w:t>
-      </w:r>
-      <w:proofErr w:type="spellEnd"/>
-      <w:r>
-        <w:rPr>
-          <w:rFonts w:ascii="Times New Roman" w:hAnsi="Times New Roman" w:cs="Times New Roman"/>
-          <w:sz w:val="18"/>
-          <w:szCs w:val="18"/>
-          <w:highlight w:val="yellow"/>
-        </w:rPr>
-        <w:t xml:space="preserve">=318, </w:t>
-      </w:r>
-      <w:proofErr w:type="spellStart"/>
-      <w:r>
-        <w:rPr>
-          <w:rFonts w:ascii="Times New Roman" w:hAnsi="Times New Roman" w:cs="Times New Roman"/>
-          <w:sz w:val="18"/>
-          <w:szCs w:val="18"/>
-          <w:highlight w:val="yellow"/>
-        </w:rPr>
-        <w:t>fp</w:t>
-      </w:r>
-      <w:proofErr w:type="spellEnd"/>
-      <w:r>
-        <w:rPr>
-          <w:rFonts w:ascii="Times New Roman" w:hAnsi="Times New Roman" w:cs="Times New Roman"/>
-          <w:sz w:val="18"/>
-          <w:szCs w:val="18"/>
-          <w:highlight w:val="yellow"/>
-        </w:rPr>
-        <w:t xml:space="preserve">=933, </w:t>
-      </w:r>
-      <w:proofErr w:type="spellStart"/>
-      <w:r>
-        <w:rPr>
-          <w:rFonts w:ascii="Times New Roman" w:hAnsi="Times New Roman" w:cs="Times New Roman"/>
-          <w:sz w:val="18"/>
-          <w:szCs w:val="18"/>
-          <w:highlight w:val="yellow"/>
-        </w:rPr>
-        <w:t>tn</w:t>
-      </w:r>
-      <w:proofErr w:type="spellEnd"/>
-      <w:r>
-        <w:rPr>
-          <w:rFonts w:ascii="Times New Roman" w:hAnsi="Times New Roman" w:cs="Times New Roman"/>
-          <w:sz w:val="18"/>
-          <w:szCs w:val="18"/>
-          <w:highlight w:val="yellow"/>
-        </w:rPr>
-        <w:t xml:space="preserve">=3953, </w:t>
-      </w:r>
-      <w:proofErr w:type="spellStart"/>
-      <w:r>
-        <w:rPr>
-          <w:rFonts w:ascii="Times New Roman" w:hAnsi="Times New Roman" w:cs="Times New Roman"/>
-          <w:sz w:val="18"/>
-          <w:szCs w:val="18"/>
-          <w:highlight w:val="yellow"/>
-        </w:rPr>
-        <w:t>fn</w:t>
-      </w:r>
-      <w:proofErr w:type="spellEnd"/>
-      <w:r>
-        <w:rPr>
-          <w:rFonts w:ascii="Times New Roman" w:hAnsi="Times New Roman" w:cs="Times New Roman"/>
-          <w:sz w:val="18"/>
-          <w:szCs w:val="18"/>
-          <w:highlight w:val="yellow"/>
-        </w:rPr>
-        <w:t>=49</w:t>
-      </w:r>
-    </w:p>
-    <w:p>
-      <w:pPr>
-        <w:rPr>
-          <w:rFonts w:ascii="Times New Roman" w:hAnsi="Times New Roman" w:cs="Times New Roman"/>
-          <w:sz w:val="18"/>
-          <w:szCs w:val="18"/>
-        </w:rPr>
-      </w:pPr>
-      <w:r>
-        <w:rPr>
-          <w:rFonts w:ascii="Times New Roman" w:hAnsi="Times New Roman" w:cs="Times New Roman"/>
-          <w:sz w:val="18"/>
-          <w:szCs w:val="18"/>
-        </w:rPr>
-        <w:t>[GA-XGB] SHORT best OOF F1 threshold=0.6039 (f1=0.3501)</w:t>
-      </w:r>
-    </w:p>
-    <w:p>
-      <w:pPr>
-        <w:rPr>
-          <w:rFonts w:ascii="Times New Roman" w:hAnsi="Times New Roman" w:cs="Times New Roman"/>
-          <w:sz w:val="18"/>
-          <w:szCs w:val="18"/>
-        </w:rPr>
-      </w:pPr>
-      <w:r>
-        <w:rPr>
-          <w:rFonts w:ascii="Times New Roman" w:hAnsi="Times New Roman" w:cs="Times New Roman"/>
-          <w:sz w:val="18"/>
-          <w:szCs w:val="18"/>
-        </w:rPr>
-        <w:t>[GA-XGB] SHORT OOF metrics (</w:t>
-      </w:r>
-      <w:proofErr w:type="spellStart"/>
-      <w:r>
-        <w:rPr>
-          <w:rFonts w:ascii="Times New Roman" w:hAnsi="Times New Roman" w:cs="Times New Roman"/>
-          <w:sz w:val="18"/>
-          <w:szCs w:val="18"/>
-        </w:rPr>
-        <w:t>thr</w:t>
-      </w:r>
-      <w:proofErr w:type="spellEnd"/>
-      <w:r>
-        <w:rPr>
-          <w:rFonts w:ascii="Times New Roman" w:hAnsi="Times New Roman" w:cs="Times New Roman"/>
-          <w:sz w:val="18"/>
-          <w:szCs w:val="18"/>
-        </w:rPr>
-        <w:t xml:space="preserve">=0.60): acc=0.8649, </w:t>
-      </w:r>
-      <w:proofErr w:type="spellStart"/>
-      <w:r>
-        <w:rPr>
-          <w:rFonts w:ascii="Times New Roman" w:hAnsi="Times New Roman" w:cs="Times New Roman"/>
-          <w:sz w:val="18"/>
-          <w:szCs w:val="18"/>
-        </w:rPr>
-        <w:t>prec</w:t>
-      </w:r>
-      <w:proofErr w:type="spellEnd"/>
-      <w:r>
-        <w:rPr>
-          <w:rFonts w:ascii="Times New Roman" w:hAnsi="Times New Roman" w:cs="Times New Roman"/>
-          <w:sz w:val="18"/>
-          <w:szCs w:val="18"/>
-        </w:rPr>
-        <w:t xml:space="preserve">=0.2674, rec=0.5067, f1=0.3501, f1=0.3501, </w:t>
-      </w:r>
-      <w:proofErr w:type="spellStart"/>
-      <w:r>
-        <w:rPr>
-          <w:rFonts w:ascii="Times New Roman" w:hAnsi="Times New Roman" w:cs="Times New Roman"/>
-          <w:sz w:val="18"/>
-          <w:szCs w:val="18"/>
-        </w:rPr>
-        <w:t>auc</w:t>
-      </w:r>
-      <w:proofErr w:type="spellEnd"/>
-      <w:r>
-        <w:rPr>
-          <w:rFonts w:ascii="Times New Roman" w:hAnsi="Times New Roman" w:cs="Times New Roman"/>
-          <w:sz w:val="18"/>
-          <w:szCs w:val="18"/>
-        </w:rPr>
-        <w:t xml:space="preserve">=0.8487, ap=0.2632, </w:t>
-      </w:r>
-      <w:proofErr w:type="spellStart"/>
-      <w:r>
-        <w:rPr>
-          <w:rFonts w:ascii="Times New Roman" w:hAnsi="Times New Roman" w:cs="Times New Roman"/>
-          <w:sz w:val="18"/>
-          <w:szCs w:val="18"/>
-        </w:rPr>
-        <w:t>logloss</w:t>
-      </w:r>
-      <w:proofErr w:type="spellEnd"/>
-      <w:r>
-        <w:rPr>
-          <w:rFonts w:ascii="Times New Roman" w:hAnsi="Times New Roman" w:cs="Times New Roman"/>
-          <w:sz w:val="18"/>
-          <w:szCs w:val="18"/>
-        </w:rPr>
-        <w:t xml:space="preserve">=0.3271, </w:t>
-      </w:r>
-      <w:proofErr w:type="spellStart"/>
-      <w:r>
-        <w:rPr>
-          <w:rFonts w:ascii="Times New Roman" w:hAnsi="Times New Roman" w:cs="Times New Roman"/>
-          <w:sz w:val="18"/>
-          <w:szCs w:val="18"/>
-        </w:rPr>
-        <w:t>tp</w:t>
-      </w:r>
-      <w:proofErr w:type="spellEnd"/>
-      <w:r>
-        <w:rPr>
-          <w:rFonts w:ascii="Times New Roman" w:hAnsi="Times New Roman" w:cs="Times New Roman"/>
-          <w:sz w:val="18"/>
-          <w:szCs w:val="18"/>
-        </w:rPr>
-        <w:t xml:space="preserve">=1434, </w:t>
-      </w:r>
-      <w:proofErr w:type="spellStart"/>
-      <w:r>
-        <w:rPr>
-          <w:rFonts w:ascii="Times New Roman" w:hAnsi="Times New Roman" w:cs="Times New Roman"/>
-          <w:sz w:val="18"/>
-          <w:szCs w:val="18"/>
-        </w:rPr>
-        <w:t>fp</w:t>
-      </w:r>
-      <w:proofErr w:type="spellEnd"/>
-      <w:r>
-        <w:rPr>
-          <w:rFonts w:ascii="Times New Roman" w:hAnsi="Times New Roman" w:cs="Times New Roman"/>
-          <w:sz w:val="18"/>
-          <w:szCs w:val="18"/>
-        </w:rPr>
-        <w:t xml:space="preserve">=3928, </w:t>
-      </w:r>
-      <w:proofErr w:type="spellStart"/>
-      <w:r>
-        <w:rPr>
-          <w:rFonts w:ascii="Times New Roman" w:hAnsi="Times New Roman" w:cs="Times New Roman"/>
-          <w:sz w:val="18"/>
-          <w:szCs w:val="18"/>
-        </w:rPr>
-        <w:t>tn</w:t>
-      </w:r>
-      <w:proofErr w:type="spellEnd"/>
-      <w:r>
-        <w:rPr>
-          <w:rFonts w:ascii="Times New Roman" w:hAnsi="Times New Roman" w:cs="Times New Roman"/>
-          <w:sz w:val="18"/>
-          <w:szCs w:val="18"/>
-        </w:rPr>
-        <w:t xml:space="preserve">=32638, </w:t>
-      </w:r>
-      <w:proofErr w:type="spellStart"/>
-      <w:r>
-        <w:rPr>
-          <w:rFonts w:ascii="Times New Roman" w:hAnsi="Times New Roman" w:cs="Times New Roman"/>
-          <w:sz w:val="18"/>
-          <w:szCs w:val="18"/>
-        </w:rPr>
-        <w:t>fn</w:t>
-      </w:r>
-      <w:proofErr w:type="spellEnd"/>
-      <w:r>
-        <w:rPr>
-          <w:rFonts w:ascii="Times New Roman" w:hAnsi="Times New Roman" w:cs="Times New Roman"/>
-          <w:sz w:val="18"/>
-          <w:szCs w:val="18"/>
-        </w:rPr>
-        <w:t>=1396</w:t>
-      </w:r>
-    </w:p>
-    <w:p>
-      <w:pPr>
-        <w:rPr>
-          <w:rFonts w:ascii="Times New Roman" w:hAnsi="Times New Roman" w:cs="Times New Roman"/>
-          <w:sz w:val="18"/>
-          <w:szCs w:val="18"/>
-        </w:rPr>
-      </w:pPr>
-      <w:r>
-        <w:rPr>
-          <w:rFonts w:ascii="Times New Roman" w:hAnsi="Times New Roman" w:cs="Times New Roman"/>
-          <w:sz w:val="18"/>
-          <w:szCs w:val="18"/>
-          <w:highlight w:val="yellow"/>
-        </w:rPr>
-        <w:t>[GA-XGB] SHORT test metrics (</w:t>
-      </w:r>
-      <w:proofErr w:type="spellStart"/>
-      <w:r>
-        <w:rPr>
-          <w:rFonts w:ascii="Times New Roman" w:hAnsi="Times New Roman" w:cs="Times New Roman"/>
-          <w:sz w:val="18"/>
-          <w:szCs w:val="18"/>
-          <w:highlight w:val="yellow"/>
-        </w:rPr>
-        <w:t>thr</w:t>
-      </w:r>
-      <w:proofErr w:type="spellEnd"/>
-      <w:r>
-        <w:rPr>
-          <w:rFonts w:ascii="Times New Roman" w:hAnsi="Times New Roman" w:cs="Times New Roman"/>
-          <w:sz w:val="18"/>
-          <w:szCs w:val="18"/>
-          <w:highlight w:val="yellow"/>
-        </w:rPr>
-        <w:t xml:space="preserve">=0.60): acc=0.8336, </w:t>
-      </w:r>
-      <w:proofErr w:type="spellStart"/>
-      <w:r>
-        <w:rPr>
-          <w:rFonts w:ascii="Times New Roman" w:hAnsi="Times New Roman" w:cs="Times New Roman"/>
-          <w:sz w:val="18"/>
-          <w:szCs w:val="18"/>
-          <w:highlight w:val="yellow"/>
-        </w:rPr>
-        <w:t>prec</w:t>
-      </w:r>
-      <w:proofErr w:type="spellEnd"/>
-      <w:r>
-        <w:rPr>
-          <w:rFonts w:ascii="Times New Roman" w:hAnsi="Times New Roman" w:cs="Times New Roman"/>
-          <w:sz w:val="18"/>
-          <w:szCs w:val="18"/>
-          <w:highlight w:val="yellow"/>
-        </w:rPr>
-        <w:t xml:space="preserve">=0.2783, rec=0.7576, f1=0.4071, f1=0.4071, </w:t>
-      </w:r>
-      <w:proofErr w:type="spellStart"/>
-      <w:r>
-        <w:rPr>
-          <w:rFonts w:ascii="Times New Roman" w:hAnsi="Times New Roman" w:cs="Times New Roman"/>
-          <w:sz w:val="18"/>
-          <w:szCs w:val="18"/>
-          <w:highlight w:val="yellow"/>
-        </w:rPr>
-        <w:t>auc</w:t>
-      </w:r>
-      <w:proofErr w:type="spellEnd"/>
-      <w:r>
-        <w:rPr>
-          <w:rFonts w:ascii="Times New Roman" w:hAnsi="Times New Roman" w:cs="Times New Roman"/>
-          <w:sz w:val="18"/>
-          <w:szCs w:val="18"/>
-          <w:highlight w:val="yellow"/>
-        </w:rPr>
-        <w:t xml:space="preserve">=0.8882, ap=0.3284, </w:t>
-      </w:r>
-      <w:proofErr w:type="spellStart"/>
-      <w:r>
-        <w:rPr>
-          <w:rFonts w:ascii="Times New Roman" w:hAnsi="Times New Roman" w:cs="Times New Roman"/>
-          <w:sz w:val="18"/>
-          <w:szCs w:val="18"/>
-          <w:highlight w:val="yellow"/>
-        </w:rPr>
-        <w:t>logloss</w:t>
-      </w:r>
-      <w:proofErr w:type="spellEnd"/>
-      <w:r>
-        <w:rPr>
-          <w:rFonts w:ascii="Times New Roman" w:hAnsi="Times New Roman" w:cs="Times New Roman"/>
-          <w:sz w:val="18"/>
-          <w:szCs w:val="18"/>
-          <w:highlight w:val="yellow"/>
-        </w:rPr>
-        <w:t xml:space="preserve">=0.3856, </w:t>
-      </w:r>
-      <w:proofErr w:type="spellStart"/>
-      <w:r>
-        <w:rPr>
-          <w:rFonts w:ascii="Times New Roman" w:hAnsi="Times New Roman" w:cs="Times New Roman"/>
-          <w:sz w:val="18"/>
-          <w:szCs w:val="18"/>
-          <w:highlight w:val="yellow"/>
-        </w:rPr>
-        <w:t>tp</w:t>
-      </w:r>
-      <w:proofErr w:type="spellEnd"/>
-      <w:r>
-        <w:rPr>
-          <w:rFonts w:ascii="Times New Roman" w:hAnsi="Times New Roman" w:cs="Times New Roman"/>
-          <w:sz w:val="18"/>
-          <w:szCs w:val="18"/>
-          <w:highlight w:val="yellow"/>
-        </w:rPr>
-        <w:t xml:space="preserve">=300, </w:t>
-      </w:r>
-      <w:proofErr w:type="spellStart"/>
-      <w:r>
-        <w:rPr>
-          <w:rFonts w:ascii="Times New Roman" w:hAnsi="Times New Roman" w:cs="Times New Roman"/>
-          <w:sz w:val="18"/>
-          <w:szCs w:val="18"/>
-          <w:highlight w:val="yellow"/>
-        </w:rPr>
-        <w:t>fp</w:t>
-      </w:r>
-      <w:proofErr w:type="spellEnd"/>
-      <w:r>
-        <w:rPr>
-          <w:rFonts w:ascii="Times New Roman" w:hAnsi="Times New Roman" w:cs="Times New Roman"/>
-          <w:sz w:val="18"/>
-          <w:szCs w:val="18"/>
-          <w:highlight w:val="yellow"/>
-        </w:rPr>
-        <w:t xml:space="preserve">=778, </w:t>
-      </w:r>
-      <w:proofErr w:type="spellStart"/>
-      <w:r>
-        <w:rPr>
-          <w:rFonts w:ascii="Times New Roman" w:hAnsi="Times New Roman" w:cs="Times New Roman"/>
-          <w:sz w:val="18"/>
-          <w:szCs w:val="18"/>
-          <w:highlight w:val="yellow"/>
-        </w:rPr>
-        <w:t>tn</w:t>
-      </w:r>
-      <w:proofErr w:type="spellEnd"/>
-      <w:r>
-        <w:rPr>
-          <w:rFonts w:ascii="Times New Roman" w:hAnsi="Times New Roman" w:cs="Times New Roman"/>
-          <w:sz w:val="18"/>
-          <w:szCs w:val="18"/>
-          <w:highlight w:val="yellow"/>
-        </w:rPr>
-        <w:t xml:space="preserve">=4079, </w:t>
-      </w:r>
-      <w:proofErr w:type="spellStart"/>
-      <w:r>
-        <w:rPr>
-          <w:rFonts w:ascii="Times New Roman" w:hAnsi="Times New Roman" w:cs="Times New Roman"/>
-          <w:sz w:val="18"/>
-          <w:szCs w:val="18"/>
-          <w:highlight w:val="yellow"/>
-        </w:rPr>
-        <w:t>fn</w:t>
-      </w:r>
-      <w:proofErr w:type="spellEnd"/>
-      <w:r>
-        <w:rPr>
-          <w:rFonts w:ascii="Times New Roman" w:hAnsi="Times New Roman" w:cs="Times New Roman"/>
-          <w:sz w:val="18"/>
-          <w:szCs w:val="18"/>
-          <w:highlight w:val="yellow"/>
-        </w:rPr>
-        <w:t>=96</w:t>
+        <w:t>[GA-XGB] SHORT test metrics (thr=0.60): acc=0.8336, prec=0.2783, rec=0.7576, f1=0.4071, f1=0.4071, auc=0.8882, ap=0.3284, logloss=0.3856, tp=300, fp=778, tn=4079, fn=96</w:t>
       </w:r>
     </w:p>
     <w:p>
@@ -6671,79 +4493,75 @@
           <w:sz w:val="18"/>
           <w:szCs w:val="18"/>
         </w:rPr>
-        <w:t xml:space="preserve">[GA-XGB] LONG final-fit </w:t>
-      </w:r>
-      <w:proofErr w:type="spellStart"/>
-      <w:r>
+        <w:t>[GA-XGB] LONG final-fit logloss: rounds=1492, best_val=0.30761 @ round 1442, final_train=0.33288, final_val=0.30910</w:t>
+      </w:r>
+    </w:p>
+    <w:p>
+      <w:pPr>
         <w:rPr>
           <w:rFonts w:ascii="Times New Roman" w:hAnsi="Times New Roman" w:cs="Times New Roman"/>
           <w:sz w:val="18"/>
           <w:szCs w:val="18"/>
         </w:rPr>
-        <w:t>logloss</w:t>
-      </w:r>
-      <w:proofErr w:type="spellEnd"/>
+      </w:pPr>
       <w:r>
         <w:rPr>
           <w:rFonts w:ascii="Times New Roman" w:hAnsi="Times New Roman" w:cs="Times New Roman"/>
           <w:sz w:val="18"/>
           <w:szCs w:val="18"/>
         </w:rPr>
-        <w:t xml:space="preserve">: rounds=1492, </w:t>
-      </w:r>
-      <w:proofErr w:type="spellStart"/>
-      <w:r>
+        <w:t>[GA-XGB] SHORT final-fit logloss: rounds=1078, best_val=0.40156 @ round 1028, final_train=0.39481, final_val=0.40236</w:t>
+      </w:r>
+    </w:p>
+    <w:p>
+      <w:pPr>
         <w:rPr>
           <w:rFonts w:ascii="Times New Roman" w:hAnsi="Times New Roman" w:cs="Times New Roman"/>
           <w:sz w:val="18"/>
           <w:szCs w:val="18"/>
         </w:rPr>
-        <w:t>best_val</w:t>
-      </w:r>
-      <w:proofErr w:type="spellEnd"/>
+      </w:pPr>
       <w:r>
         <w:rPr>
           <w:rFonts w:ascii="Times New Roman" w:hAnsi="Times New Roman" w:cs="Times New Roman"/>
           <w:sz w:val="18"/>
           <w:szCs w:val="18"/>
         </w:rPr>
-        <w:t xml:space="preserve">=0.30761 @ round 1442, </w:t>
-      </w:r>
-      <w:proofErr w:type="spellStart"/>
-      <w:r>
+        <w:t>[GA-XGB] LONG OOF probs: mean=0.1786, p01=0.0000, p10=0.0002, p50=0.0158, p90=0.6635, p99=0.8908</w:t>
+      </w:r>
+    </w:p>
+    <w:p>
+      <w:pPr>
         <w:rPr>
           <w:rFonts w:ascii="Times New Roman" w:hAnsi="Times New Roman" w:cs="Times New Roman"/>
           <w:sz w:val="18"/>
           <w:szCs w:val="18"/>
         </w:rPr>
-        <w:t>final_train</w:t>
-      </w:r>
-      <w:proofErr w:type="spellEnd"/>
+      </w:pPr>
       <w:r>
         <w:rPr>
           <w:rFonts w:ascii="Times New Roman" w:hAnsi="Times New Roman" w:cs="Times New Roman"/>
           <w:sz w:val="18"/>
           <w:szCs w:val="18"/>
         </w:rPr>
-        <w:t xml:space="preserve">=0.33288, </w:t>
-      </w:r>
-      <w:proofErr w:type="spellStart"/>
-      <w:r>
+        <w:t>[GA-XGB] SHORT OOF probs: mean=0.2151, p01=0.0002, p10=0.0014, p50=0.0672, p90=0.6796, p99=0.8899</w:t>
+      </w:r>
+    </w:p>
+    <w:p>
+      <w:pPr>
         <w:rPr>
           <w:rFonts w:ascii="Times New Roman" w:hAnsi="Times New Roman" w:cs="Times New Roman"/>
           <w:sz w:val="18"/>
           <w:szCs w:val="18"/>
         </w:rPr>
-        <w:t>final_val</w:t>
-      </w:r>
-      <w:proofErr w:type="spellEnd"/>
+      </w:pPr>
       <w:r>
         <w:rPr>
           <w:rFonts w:ascii="Times New Roman" w:hAnsi="Times New Roman" w:cs="Times New Roman"/>
           <w:sz w:val="18"/>
           <w:szCs w:val="18"/>
         </w:rPr>
-        <w:t>=0.30910</w:t>
+        <w:t>[GA-XGB] LONG test probs: mean=0.2366, p01=0.0000, p10=0.0003, p50=0.0393, p90=0.7555, p99=0.8973</w:t>
       </w:r>
     </w:p>
     <w:p>
@@ -6760,325 +4578,41 @@
           <w:sz w:val="18"/>
           <w:szCs w:val="18"/>
         </w:rPr>
-        <w:t xml:space="preserve">[GA-XGB] SHORT final-fit </w:t>
-      </w:r>
-      <w:proofErr w:type="spellStart"/>
-      <w:r>
+        <w:t>[GA-XGB] SHORT test probs: mean=0.2745, p01=0.0010, p10=0.0042, p50=0.1288, p90=0.7593, p99=0.8942</w:t>
+      </w:r>
+    </w:p>
+    <w:p>
+      <w:pPr>
         <w:rPr>
           <w:rFonts w:ascii="Times New Roman" w:hAnsi="Times New Roman" w:cs="Times New Roman"/>
           <w:sz w:val="18"/>
           <w:szCs w:val="18"/>
         </w:rPr>
-        <w:t>logloss</w:t>
-      </w:r>
-      <w:proofErr w:type="spellEnd"/>
+      </w:pPr>
       <w:r>
         <w:rPr>
           <w:rFonts w:ascii="Times New Roman" w:hAnsi="Times New Roman" w:cs="Times New Roman"/>
           <w:sz w:val="18"/>
           <w:szCs w:val="18"/>
         </w:rPr>
-        <w:t xml:space="preserve">: rounds=1078, </w:t>
-      </w:r>
-      <w:proofErr w:type="spellStart"/>
-      <w:r>
+        <w:t>[GA-XGB] LONG best OOF F1 threshold=0.5148 (f1=0.3971)</w:t>
+      </w:r>
+    </w:p>
+    <w:p>
+      <w:pPr>
         <w:rPr>
           <w:rFonts w:ascii="Times New Roman" w:hAnsi="Times New Roman" w:cs="Times New Roman"/>
           <w:sz w:val="18"/>
           <w:szCs w:val="18"/>
         </w:rPr>
-        <w:t>best_val</w:t>
-      </w:r>
-      <w:proofErr w:type="spellEnd"/>
+      </w:pPr>
       <w:r>
         <w:rPr>
           <w:rFonts w:ascii="Times New Roman" w:hAnsi="Times New Roman" w:cs="Times New Roman"/>
           <w:sz w:val="18"/>
           <w:szCs w:val="18"/>
         </w:rPr>
-        <w:t xml:space="preserve">=0.40156 @ round 1028, </w:t>
-      </w:r>
-      <w:proofErr w:type="spellStart"/>
-      <w:r>
-        <w:rPr>
-          <w:rFonts w:ascii="Times New Roman" w:hAnsi="Times New Roman" w:cs="Times New Roman"/>
-          <w:sz w:val="18"/>
-          <w:szCs w:val="18"/>
-        </w:rPr>
-        <w:t>final_train</w:t>
-      </w:r>
-      <w:proofErr w:type="spellEnd"/>
-      <w:r>
-        <w:rPr>
-          <w:rFonts w:ascii="Times New Roman" w:hAnsi="Times New Roman" w:cs="Times New Roman"/>
-          <w:sz w:val="18"/>
-          <w:szCs w:val="18"/>
-        </w:rPr>
-        <w:t xml:space="preserve">=0.39481, </w:t>
-      </w:r>
-      <w:proofErr w:type="spellStart"/>
-      <w:r>
-        <w:rPr>
-          <w:rFonts w:ascii="Times New Roman" w:hAnsi="Times New Roman" w:cs="Times New Roman"/>
-          <w:sz w:val="18"/>
-          <w:szCs w:val="18"/>
-        </w:rPr>
-        <w:t>final_val</w:t>
-      </w:r>
-      <w:proofErr w:type="spellEnd"/>
-      <w:r>
-        <w:rPr>
-          <w:rFonts w:ascii="Times New Roman" w:hAnsi="Times New Roman" w:cs="Times New Roman"/>
-          <w:sz w:val="18"/>
-          <w:szCs w:val="18"/>
-        </w:rPr>
-        <w:t>=0.40236</w:t>
-      </w:r>
-    </w:p>
-    <w:p>
-      <w:pPr>
-        <w:rPr>
-          <w:rFonts w:ascii="Times New Roman" w:hAnsi="Times New Roman" w:cs="Times New Roman"/>
-          <w:sz w:val="18"/>
-          <w:szCs w:val="18"/>
-        </w:rPr>
-      </w:pPr>
-      <w:r>
-        <w:rPr>
-          <w:rFonts w:ascii="Times New Roman" w:hAnsi="Times New Roman" w:cs="Times New Roman"/>
-          <w:sz w:val="18"/>
-          <w:szCs w:val="18"/>
-        </w:rPr>
-        <w:t>[GA-XGB] LONG OOF probs: mean=0.1786, p01=0.0000, p10=0.0002, p50=0.0158, p90=0.6635, p99=0.8908</w:t>
-      </w:r>
-    </w:p>
-    <w:p>
-      <w:pPr>
-        <w:rPr>
-          <w:rFonts w:ascii="Times New Roman" w:hAnsi="Times New Roman" w:cs="Times New Roman"/>
-          <w:sz w:val="18"/>
-          <w:szCs w:val="18"/>
-        </w:rPr>
-      </w:pPr>
-      <w:r>
-        <w:rPr>
-          <w:rFonts w:ascii="Times New Roman" w:hAnsi="Times New Roman" w:cs="Times New Roman"/>
-          <w:sz w:val="18"/>
-          <w:szCs w:val="18"/>
-        </w:rPr>
-        <w:t>[GA-XGB] SHORT OOF probs: mean=0.2151, p01=0.0002, p10=0.0014, p50=0.0672, p90=0.6796, p99=0.8899</w:t>
-      </w:r>
-    </w:p>
-    <w:p>
-      <w:pPr>
-        <w:rPr>
-          <w:rFonts w:ascii="Times New Roman" w:hAnsi="Times New Roman" w:cs="Times New Roman"/>
-          <w:sz w:val="18"/>
-          <w:szCs w:val="18"/>
-        </w:rPr>
-      </w:pPr>
-      <w:r>
-        <w:rPr>
-          <w:rFonts w:ascii="Times New Roman" w:hAnsi="Times New Roman" w:cs="Times New Roman"/>
-          <w:sz w:val="18"/>
-          <w:szCs w:val="18"/>
-        </w:rPr>
-        <w:t>[GA-XGB] LONG test probs: mean=0.2366, p01=0.0000, p10=0.0003, p50=0.0393, p90=0.7555, p99=0.8973</w:t>
-      </w:r>
-    </w:p>
-    <w:p>
-      <w:pPr>
-        <w:rPr>
-          <w:rFonts w:ascii="Times New Roman" w:hAnsi="Times New Roman" w:cs="Times New Roman"/>
-          <w:sz w:val="18"/>
-          <w:szCs w:val="18"/>
-        </w:rPr>
-      </w:pPr>
-      <w:r>
-        <w:rPr>
-          <w:rFonts w:ascii="Times New Roman" w:hAnsi="Times New Roman" w:cs="Times New Roman"/>
-          <w:sz w:val="18"/>
-          <w:szCs w:val="18"/>
-        </w:rPr>
-        <w:t>[GA-XGB] SHORT test probs: mean=0.2745, p01=0.0010, p10=0.0042, p50=0.1288, p90=0.7593, p99=0.8942</w:t>
-      </w:r>
-    </w:p>
-    <w:p>
-      <w:pPr>
-        <w:rPr>
-          <w:rFonts w:ascii="Times New Roman" w:hAnsi="Times New Roman" w:cs="Times New Roman"/>
-          <w:sz w:val="18"/>
-          <w:szCs w:val="18"/>
-        </w:rPr>
-      </w:pPr>
-      <w:r>
-        <w:rPr>
-          <w:rFonts w:ascii="Times New Roman" w:hAnsi="Times New Roman" w:cs="Times New Roman"/>
-          <w:sz w:val="18"/>
-          <w:szCs w:val="18"/>
-        </w:rPr>
-        <w:t>[GA-XGB] LONG best OOF F1 threshold=0.5148 (f1=0.3971)</w:t>
-      </w:r>
-    </w:p>
-    <w:p>
-      <w:pPr>
-        <w:rPr>
-          <w:rFonts w:ascii="Times New Roman" w:hAnsi="Times New Roman" w:cs="Times New Roman"/>
-          <w:sz w:val="18"/>
-          <w:szCs w:val="18"/>
-        </w:rPr>
-      </w:pPr>
-      <w:r>
-        <w:rPr>
-          <w:rFonts w:ascii="Times New Roman" w:hAnsi="Times New Roman" w:cs="Times New Roman"/>
-          <w:sz w:val="18"/>
-          <w:szCs w:val="18"/>
-        </w:rPr>
-        <w:t>[GA-XGB] LONG OOF metrics (</w:t>
-      </w:r>
-      <w:proofErr w:type="spellStart"/>
-      <w:r>
-        <w:rPr>
-          <w:rFonts w:ascii="Times New Roman" w:hAnsi="Times New Roman" w:cs="Times New Roman"/>
-          <w:sz w:val="18"/>
-          <w:szCs w:val="18"/>
-        </w:rPr>
-        <w:t>thr</w:t>
-      </w:r>
-      <w:proofErr w:type="spellEnd"/>
-      <w:r>
-        <w:rPr>
-          <w:rFonts w:ascii="Times New Roman" w:hAnsi="Times New Roman" w:cs="Times New Roman"/>
-          <w:sz w:val="18"/>
-          <w:szCs w:val="18"/>
-        </w:rPr>
-        <w:t xml:space="preserve">=0.51): acc=0.8588, </w:t>
-      </w:r>
-      <w:proofErr w:type="spellStart"/>
-      <w:r>
-        <w:rPr>
-          <w:rFonts w:ascii="Times New Roman" w:hAnsi="Times New Roman" w:cs="Times New Roman"/>
-          <w:sz w:val="18"/>
-          <w:szCs w:val="18"/>
-        </w:rPr>
-        <w:t>prec</w:t>
-      </w:r>
-      <w:proofErr w:type="spellEnd"/>
-      <w:r>
-        <w:rPr>
-          <w:rFonts w:ascii="Times New Roman" w:hAnsi="Times New Roman" w:cs="Times New Roman"/>
-          <w:sz w:val="18"/>
-          <w:szCs w:val="18"/>
-        </w:rPr>
-        <w:t xml:space="preserve">=0.2921, rec=0.6202, f1=0.3971, f1=0.3971, </w:t>
-      </w:r>
-      <w:proofErr w:type="spellStart"/>
-      <w:r>
-        <w:rPr>
-          <w:rFonts w:ascii="Times New Roman" w:hAnsi="Times New Roman" w:cs="Times New Roman"/>
-          <w:sz w:val="18"/>
-          <w:szCs w:val="18"/>
-        </w:rPr>
-        <w:t>auc</w:t>
-      </w:r>
-      <w:proofErr w:type="spellEnd"/>
-      <w:r>
-        <w:rPr>
-          <w:rFonts w:ascii="Times New Roman" w:hAnsi="Times New Roman" w:cs="Times New Roman"/>
-          <w:sz w:val="18"/>
-          <w:szCs w:val="18"/>
-        </w:rPr>
-        <w:t xml:space="preserve">=0.8792, ap=0.3144, </w:t>
-      </w:r>
-      <w:proofErr w:type="spellStart"/>
-      <w:r>
-        <w:rPr>
-          <w:rFonts w:ascii="Times New Roman" w:hAnsi="Times New Roman" w:cs="Times New Roman"/>
-          <w:sz w:val="18"/>
-          <w:szCs w:val="18"/>
-        </w:rPr>
-        <w:t>logloss</w:t>
-      </w:r>
-      <w:proofErr w:type="spellEnd"/>
-      <w:r>
-        <w:rPr>
-          <w:rFonts w:ascii="Times New Roman" w:hAnsi="Times New Roman" w:cs="Times New Roman"/>
-          <w:sz w:val="18"/>
-          <w:szCs w:val="18"/>
-        </w:rPr>
-        <w:t xml:space="preserve">=0.2768, </w:t>
-      </w:r>
-      <w:proofErr w:type="spellStart"/>
-      <w:r>
-        <w:rPr>
-          <w:rFonts w:ascii="Times New Roman" w:hAnsi="Times New Roman" w:cs="Times New Roman"/>
-          <w:sz w:val="18"/>
-          <w:szCs w:val="18"/>
-        </w:rPr>
-        <w:t>tp</w:t>
-      </w:r>
-      <w:proofErr w:type="spellEnd"/>
-      <w:r>
-        <w:rPr>
-          <w:rFonts w:ascii="Times New Roman" w:hAnsi="Times New Roman" w:cs="Times New Roman"/>
-          <w:sz w:val="18"/>
-          <w:szCs w:val="18"/>
-        </w:rPr>
-        <w:t xml:space="preserve">=1832, </w:t>
-      </w:r>
-      <w:proofErr w:type="spellStart"/>
-      <w:r>
-        <w:rPr>
-          <w:rFonts w:ascii="Times New Roman" w:hAnsi="Times New Roman" w:cs="Times New Roman"/>
-          <w:sz w:val="18"/>
-          <w:szCs w:val="18"/>
-        </w:rPr>
-        <w:t>fp</w:t>
-      </w:r>
-      <w:proofErr w:type="spellEnd"/>
-      <w:r>
-        <w:rPr>
-          <w:rFonts w:ascii="Times New Roman" w:hAnsi="Times New Roman" w:cs="Times New Roman"/>
-          <w:sz w:val="18"/>
-          <w:szCs w:val="18"/>
-        </w:rPr>
-        <w:t xml:space="preserve">=4440, </w:t>
-      </w:r>
-      <w:proofErr w:type="spellStart"/>
-      <w:r>
-        <w:rPr>
-          <w:rFonts w:ascii="Times New Roman" w:hAnsi="Times New Roman" w:cs="Times New Roman"/>
-          <w:sz w:val="18"/>
-          <w:szCs w:val="18"/>
-        </w:rPr>
-        <w:t>tn</w:t>
-      </w:r>
-      <w:proofErr w:type="spellEnd"/>
-      <w:r>
-        <w:rPr>
-          <w:rFonts w:ascii="Times New Roman" w:hAnsi="Times New Roman" w:cs="Times New Roman"/>
-          <w:sz w:val="18"/>
-          <w:szCs w:val="18"/>
-        </w:rPr>
-        <w:t xml:space="preserve">=32002, </w:t>
-      </w:r>
-      <w:proofErr w:type="spellStart"/>
-      <w:r>
-        <w:rPr>
-          <w:rFonts w:ascii="Times New Roman" w:hAnsi="Times New Roman" w:cs="Times New Roman"/>
-          <w:sz w:val="18"/>
-          <w:szCs w:val="18"/>
-        </w:rPr>
-        <w:t>fn</w:t>
-      </w:r>
-      <w:proofErr w:type="spellEnd"/>
-      <w:r>
-        <w:rPr>
-          <w:rFonts w:ascii="Times New Roman" w:hAnsi="Times New Roman" w:cs="Times New Roman"/>
-          <w:sz w:val="18"/>
-          <w:szCs w:val="18"/>
-        </w:rPr>
-        <w:t>=1122</w:t>
+        <w:t>[GA-XGB] LONG OOF metrics (thr=0.51): acc=0.8588, prec=0.2921, rec=0.6202, f1=0.3971, f1=0.3971, auc=0.8792, ap=0.3144, logloss=0.2768, tp=1832, fp=4440, tn=32002, fn=1122</w:t>
       </w:r>
     </w:p>
     <w:p>
@@ -7096,9 +4630,51 @@
           <w:szCs w:val="18"/>
           <w:highlight w:val="yellow"/>
         </w:rPr>
-        <w:t>[GA-XGB] LONG test metrics (</w:t>
-      </w:r>
-      <w:proofErr w:type="spellStart"/>
+        <w:t>[GA-XGB] LONG test metrics (thr=0.51): acc=0.8131, prec=0.2542, rec=0.8665, f1=0.3931, f1=0.3931, auc=0.9021, ap=0.3311, logloss=0.3382, tp=318, fp=933, tn=3953, fn=49</w:t>
+      </w:r>
+    </w:p>
+    <w:p>
+      <w:pPr>
+        <w:rPr>
+          <w:rFonts w:ascii="Times New Roman" w:hAnsi="Times New Roman" w:cs="Times New Roman"/>
+          <w:sz w:val="18"/>
+          <w:szCs w:val="18"/>
+        </w:rPr>
+      </w:pPr>
+      <w:r>
+        <w:rPr>
+          <w:rFonts w:ascii="Times New Roman" w:hAnsi="Times New Roman" w:cs="Times New Roman"/>
+          <w:sz w:val="18"/>
+          <w:szCs w:val="18"/>
+        </w:rPr>
+        <w:t>[GA-XGB] SHORT best OOF F1 threshold=0.6039 (f1=0.3501)</w:t>
+      </w:r>
+    </w:p>
+    <w:p>
+      <w:pPr>
+        <w:rPr>
+          <w:rFonts w:ascii="Times New Roman" w:hAnsi="Times New Roman" w:cs="Times New Roman"/>
+          <w:sz w:val="18"/>
+          <w:szCs w:val="18"/>
+        </w:rPr>
+      </w:pPr>
+      <w:r>
+        <w:rPr>
+          <w:rFonts w:ascii="Times New Roman" w:hAnsi="Times New Roman" w:cs="Times New Roman"/>
+          <w:sz w:val="18"/>
+          <w:szCs w:val="18"/>
+        </w:rPr>
+        <w:t>[GA-XGB] SHORT OOF metrics (thr=0.60): acc=0.8649, prec=0.2674, rec=0.5067, f1=0.3501, f1=0.3501, auc=0.8487, ap=0.2632, logloss=0.3271, tp=1434, fp=3928, tn=32638, fn=1396</w:t>
+      </w:r>
+    </w:p>
+    <w:p>
+      <w:pPr>
+        <w:rPr>
+          <w:rFonts w:ascii="Times New Roman" w:hAnsi="Times New Roman" w:cs="Times New Roman"/>
+          <w:sz w:val="18"/>
+          <w:szCs w:val="18"/>
+        </w:rPr>
+      </w:pPr>
       <w:r>
         <w:rPr>
           <w:rFonts w:ascii="Times New Roman" w:hAnsi="Times New Roman" w:cs="Times New Roman"/>
@@ -7106,513 +4682,7 @@
           <w:szCs w:val="18"/>
           <w:highlight w:val="yellow"/>
         </w:rPr>
-        <w:t>thr</w:t>
-      </w:r>
-      <w:proofErr w:type="spellEnd"/>
-      <w:r>
-        <w:rPr>
-          <w:rFonts w:ascii="Times New Roman" w:hAnsi="Times New Roman" w:cs="Times New Roman"/>
-          <w:sz w:val="18"/>
-          <w:szCs w:val="18"/>
-          <w:highlight w:val="yellow"/>
-        </w:rPr>
-        <w:t xml:space="preserve">=0.51): acc=0.8131, </w:t>
-      </w:r>
-      <w:proofErr w:type="spellStart"/>
-      <w:r>
-        <w:rPr>
-          <w:rFonts w:ascii="Times New Roman" w:hAnsi="Times New Roman" w:cs="Times New Roman"/>
-          <w:sz w:val="18"/>
-          <w:szCs w:val="18"/>
-          <w:highlight w:val="yellow"/>
-        </w:rPr>
-        <w:t>prec</w:t>
-      </w:r>
-      <w:proofErr w:type="spellEnd"/>
-      <w:r>
-        <w:rPr>
-          <w:rFonts w:ascii="Times New Roman" w:hAnsi="Times New Roman" w:cs="Times New Roman"/>
-          <w:sz w:val="18"/>
-          <w:szCs w:val="18"/>
-          <w:highlight w:val="yellow"/>
-        </w:rPr>
-        <w:t xml:space="preserve">=0.2542, rec=0.8665, f1=0.3931, f1=0.3931, </w:t>
-      </w:r>
-      <w:proofErr w:type="spellStart"/>
-      <w:r>
-        <w:rPr>
-          <w:rFonts w:ascii="Times New Roman" w:hAnsi="Times New Roman" w:cs="Times New Roman"/>
-          <w:sz w:val="18"/>
-          <w:szCs w:val="18"/>
-          <w:highlight w:val="yellow"/>
-        </w:rPr>
-        <w:t>auc</w:t>
-      </w:r>
-      <w:proofErr w:type="spellEnd"/>
-      <w:r>
-        <w:rPr>
-          <w:rFonts w:ascii="Times New Roman" w:hAnsi="Times New Roman" w:cs="Times New Roman"/>
-          <w:sz w:val="18"/>
-          <w:szCs w:val="18"/>
-          <w:highlight w:val="yellow"/>
-        </w:rPr>
-        <w:t xml:space="preserve">=0.9021, ap=0.3311, </w:t>
-      </w:r>
-      <w:proofErr w:type="spellStart"/>
-      <w:r>
-        <w:rPr>
-          <w:rFonts w:ascii="Times New Roman" w:hAnsi="Times New Roman" w:cs="Times New Roman"/>
-          <w:sz w:val="18"/>
-          <w:szCs w:val="18"/>
-          <w:highlight w:val="yellow"/>
-        </w:rPr>
-        <w:t>logloss</w:t>
-      </w:r>
-      <w:proofErr w:type="spellEnd"/>
-      <w:r>
-        <w:rPr>
-          <w:rFonts w:ascii="Times New Roman" w:hAnsi="Times New Roman" w:cs="Times New Roman"/>
-          <w:sz w:val="18"/>
-          <w:szCs w:val="18"/>
-          <w:highlight w:val="yellow"/>
-        </w:rPr>
-        <w:t xml:space="preserve">=0.3382, </w:t>
-      </w:r>
-      <w:proofErr w:type="spellStart"/>
-      <w:r>
-        <w:rPr>
-          <w:rFonts w:ascii="Times New Roman" w:hAnsi="Times New Roman" w:cs="Times New Roman"/>
-          <w:sz w:val="18"/>
-          <w:szCs w:val="18"/>
-          <w:highlight w:val="yellow"/>
-        </w:rPr>
-        <w:t>tp</w:t>
-      </w:r>
-      <w:proofErr w:type="spellEnd"/>
-      <w:r>
-        <w:rPr>
-          <w:rFonts w:ascii="Times New Roman" w:hAnsi="Times New Roman" w:cs="Times New Roman"/>
-          <w:sz w:val="18"/>
-          <w:szCs w:val="18"/>
-          <w:highlight w:val="yellow"/>
-        </w:rPr>
-        <w:t xml:space="preserve">=318, </w:t>
-      </w:r>
-      <w:proofErr w:type="spellStart"/>
-      <w:r>
-        <w:rPr>
-          <w:rFonts w:ascii="Times New Roman" w:hAnsi="Times New Roman" w:cs="Times New Roman"/>
-          <w:sz w:val="18"/>
-          <w:szCs w:val="18"/>
-          <w:highlight w:val="yellow"/>
-        </w:rPr>
-        <w:t>fp</w:t>
-      </w:r>
-      <w:proofErr w:type="spellEnd"/>
-      <w:r>
-        <w:rPr>
-          <w:rFonts w:ascii="Times New Roman" w:hAnsi="Times New Roman" w:cs="Times New Roman"/>
-          <w:sz w:val="18"/>
-          <w:szCs w:val="18"/>
-          <w:highlight w:val="yellow"/>
-        </w:rPr>
-        <w:t xml:space="preserve">=933, </w:t>
-      </w:r>
-      <w:proofErr w:type="spellStart"/>
-      <w:r>
-        <w:rPr>
-          <w:rFonts w:ascii="Times New Roman" w:hAnsi="Times New Roman" w:cs="Times New Roman"/>
-          <w:sz w:val="18"/>
-          <w:szCs w:val="18"/>
-          <w:highlight w:val="yellow"/>
-        </w:rPr>
-        <w:t>tn</w:t>
-      </w:r>
-      <w:proofErr w:type="spellEnd"/>
-      <w:r>
-        <w:rPr>
-          <w:rFonts w:ascii="Times New Roman" w:hAnsi="Times New Roman" w:cs="Times New Roman"/>
-          <w:sz w:val="18"/>
-          <w:szCs w:val="18"/>
-          <w:highlight w:val="yellow"/>
-        </w:rPr>
-        <w:t xml:space="preserve">=3953, </w:t>
-      </w:r>
-      <w:proofErr w:type="spellStart"/>
-      <w:r>
-        <w:rPr>
-          <w:rFonts w:ascii="Times New Roman" w:hAnsi="Times New Roman" w:cs="Times New Roman"/>
-          <w:sz w:val="18"/>
-          <w:szCs w:val="18"/>
-          <w:highlight w:val="yellow"/>
-        </w:rPr>
-        <w:t>fn</w:t>
-      </w:r>
-      <w:proofErr w:type="spellEnd"/>
-      <w:r>
-        <w:rPr>
-          <w:rFonts w:ascii="Times New Roman" w:hAnsi="Times New Roman" w:cs="Times New Roman"/>
-          <w:sz w:val="18"/>
-          <w:szCs w:val="18"/>
-          <w:highlight w:val="yellow"/>
-        </w:rPr>
-        <w:t>=49</w:t>
-      </w:r>
-    </w:p>
-    <w:p>
-      <w:pPr>
-        <w:rPr>
-          <w:rFonts w:ascii="Times New Roman" w:hAnsi="Times New Roman" w:cs="Times New Roman"/>
-          <w:sz w:val="18"/>
-          <w:szCs w:val="18"/>
-        </w:rPr>
-      </w:pPr>
-      <w:r>
-        <w:rPr>
-          <w:rFonts w:ascii="Times New Roman" w:hAnsi="Times New Roman" w:cs="Times New Roman"/>
-          <w:sz w:val="18"/>
-          <w:szCs w:val="18"/>
-        </w:rPr>
-        <w:t>[GA-XGB] SHORT best OOF F1 threshold=0.6039 (f1=0.3501)</w:t>
-      </w:r>
-    </w:p>
-    <w:p>
-      <w:pPr>
-        <w:rPr>
-          <w:rFonts w:ascii="Times New Roman" w:hAnsi="Times New Roman" w:cs="Times New Roman"/>
-          <w:sz w:val="18"/>
-          <w:szCs w:val="18"/>
-        </w:rPr>
-      </w:pPr>
-      <w:r>
-        <w:rPr>
-          <w:rFonts w:ascii="Times New Roman" w:hAnsi="Times New Roman" w:cs="Times New Roman"/>
-          <w:sz w:val="18"/>
-          <w:szCs w:val="18"/>
-        </w:rPr>
-        <w:t>[GA-XGB] SHORT OOF metrics (</w:t>
-      </w:r>
-      <w:proofErr w:type="spellStart"/>
-      <w:r>
-        <w:rPr>
-          <w:rFonts w:ascii="Times New Roman" w:hAnsi="Times New Roman" w:cs="Times New Roman"/>
-          <w:sz w:val="18"/>
-          <w:szCs w:val="18"/>
-        </w:rPr>
-        <w:t>thr</w:t>
-      </w:r>
-      <w:proofErr w:type="spellEnd"/>
-      <w:r>
-        <w:rPr>
-          <w:rFonts w:ascii="Times New Roman" w:hAnsi="Times New Roman" w:cs="Times New Roman"/>
-          <w:sz w:val="18"/>
-          <w:szCs w:val="18"/>
-        </w:rPr>
-        <w:t xml:space="preserve">=0.60): acc=0.8649, </w:t>
-      </w:r>
-      <w:proofErr w:type="spellStart"/>
-      <w:r>
-        <w:rPr>
-          <w:rFonts w:ascii="Times New Roman" w:hAnsi="Times New Roman" w:cs="Times New Roman"/>
-          <w:sz w:val="18"/>
-          <w:szCs w:val="18"/>
-        </w:rPr>
-        <w:t>prec</w:t>
-      </w:r>
-      <w:proofErr w:type="spellEnd"/>
-      <w:r>
-        <w:rPr>
-          <w:rFonts w:ascii="Times New Roman" w:hAnsi="Times New Roman" w:cs="Times New Roman"/>
-          <w:sz w:val="18"/>
-          <w:szCs w:val="18"/>
-        </w:rPr>
-        <w:t xml:space="preserve">=0.2674, rec=0.5067, f1=0.3501, f1=0.3501, </w:t>
-      </w:r>
-      <w:proofErr w:type="spellStart"/>
-      <w:r>
-        <w:rPr>
-          <w:rFonts w:ascii="Times New Roman" w:hAnsi="Times New Roman" w:cs="Times New Roman"/>
-          <w:sz w:val="18"/>
-          <w:szCs w:val="18"/>
-        </w:rPr>
-        <w:t>auc</w:t>
-      </w:r>
-      <w:proofErr w:type="spellEnd"/>
-      <w:r>
-        <w:rPr>
-          <w:rFonts w:ascii="Times New Roman" w:hAnsi="Times New Roman" w:cs="Times New Roman"/>
-          <w:sz w:val="18"/>
-          <w:szCs w:val="18"/>
-        </w:rPr>
-        <w:t xml:space="preserve">=0.8487, ap=0.2632, </w:t>
-      </w:r>
-      <w:proofErr w:type="spellStart"/>
-      <w:r>
-        <w:rPr>
-          <w:rFonts w:ascii="Times New Roman" w:hAnsi="Times New Roman" w:cs="Times New Roman"/>
-          <w:sz w:val="18"/>
-          <w:szCs w:val="18"/>
-        </w:rPr>
-        <w:t>logloss</w:t>
-      </w:r>
-      <w:proofErr w:type="spellEnd"/>
-      <w:r>
-        <w:rPr>
-          <w:rFonts w:ascii="Times New Roman" w:hAnsi="Times New Roman" w:cs="Times New Roman"/>
-          <w:sz w:val="18"/>
-          <w:szCs w:val="18"/>
-        </w:rPr>
-        <w:t xml:space="preserve">=0.3271, </w:t>
-      </w:r>
-      <w:proofErr w:type="spellStart"/>
-      <w:r>
-        <w:rPr>
-          <w:rFonts w:ascii="Times New Roman" w:hAnsi="Times New Roman" w:cs="Times New Roman"/>
-          <w:sz w:val="18"/>
-          <w:szCs w:val="18"/>
-        </w:rPr>
-        <w:t>tp</w:t>
-      </w:r>
-      <w:proofErr w:type="spellEnd"/>
-      <w:r>
-        <w:rPr>
-          <w:rFonts w:ascii="Times New Roman" w:hAnsi="Times New Roman" w:cs="Times New Roman"/>
-          <w:sz w:val="18"/>
-          <w:szCs w:val="18"/>
-        </w:rPr>
-        <w:t xml:space="preserve">=1434, </w:t>
-      </w:r>
-      <w:proofErr w:type="spellStart"/>
-      <w:r>
-        <w:rPr>
-          <w:rFonts w:ascii="Times New Roman" w:hAnsi="Times New Roman" w:cs="Times New Roman"/>
-          <w:sz w:val="18"/>
-          <w:szCs w:val="18"/>
-        </w:rPr>
-        <w:t>fp</w:t>
-      </w:r>
-      <w:proofErr w:type="spellEnd"/>
-      <w:r>
-        <w:rPr>
-          <w:rFonts w:ascii="Times New Roman" w:hAnsi="Times New Roman" w:cs="Times New Roman"/>
-          <w:sz w:val="18"/>
-          <w:szCs w:val="18"/>
-        </w:rPr>
-        <w:t xml:space="preserve">=3928, </w:t>
-      </w:r>
-      <w:proofErr w:type="spellStart"/>
-      <w:r>
-        <w:rPr>
-          <w:rFonts w:ascii="Times New Roman" w:hAnsi="Times New Roman" w:cs="Times New Roman"/>
-          <w:sz w:val="18"/>
-          <w:szCs w:val="18"/>
-        </w:rPr>
-        <w:t>tn</w:t>
-      </w:r>
-      <w:proofErr w:type="spellEnd"/>
-      <w:r>
-        <w:rPr>
-          <w:rFonts w:ascii="Times New Roman" w:hAnsi="Times New Roman" w:cs="Times New Roman"/>
-          <w:sz w:val="18"/>
-          <w:szCs w:val="18"/>
-        </w:rPr>
-        <w:t xml:space="preserve">=32638, </w:t>
-      </w:r>
-      <w:proofErr w:type="spellStart"/>
-      <w:r>
-        <w:rPr>
-          <w:rFonts w:ascii="Times New Roman" w:hAnsi="Times New Roman" w:cs="Times New Roman"/>
-          <w:sz w:val="18"/>
-          <w:szCs w:val="18"/>
-        </w:rPr>
-        <w:t>fn</w:t>
-      </w:r>
-      <w:proofErr w:type="spellEnd"/>
-      <w:r>
-        <w:rPr>
-          <w:rFonts w:ascii="Times New Roman" w:hAnsi="Times New Roman" w:cs="Times New Roman"/>
-          <w:sz w:val="18"/>
-          <w:szCs w:val="18"/>
-        </w:rPr>
-        <w:t>=1396</w:t>
-      </w:r>
-    </w:p>
-    <w:p>
-      <w:pPr>
-        <w:rPr>
-          <w:rFonts w:ascii="Times New Roman" w:hAnsi="Times New Roman" w:cs="Times New Roman"/>
-          <w:sz w:val="18"/>
-          <w:szCs w:val="18"/>
-        </w:rPr>
-      </w:pPr>
-      <w:r>
-        <w:rPr>
-          <w:rFonts w:ascii="Times New Roman" w:hAnsi="Times New Roman" w:cs="Times New Roman"/>
-          <w:sz w:val="18"/>
-          <w:szCs w:val="18"/>
-          <w:highlight w:val="yellow"/>
-        </w:rPr>
-        <w:t>[GA-XGB] SHORT test metrics (</w:t>
-      </w:r>
-      <w:proofErr w:type="spellStart"/>
-      <w:r>
-        <w:rPr>
-          <w:rFonts w:ascii="Times New Roman" w:hAnsi="Times New Roman" w:cs="Times New Roman"/>
-          <w:sz w:val="18"/>
-          <w:szCs w:val="18"/>
-          <w:highlight w:val="yellow"/>
-        </w:rPr>
-        <w:t>thr</w:t>
-      </w:r>
-      <w:proofErr w:type="spellEnd"/>
-      <w:r>
-        <w:rPr>
-          <w:rFonts w:ascii="Times New Roman" w:hAnsi="Times New Roman" w:cs="Times New Roman"/>
-          <w:sz w:val="18"/>
-          <w:szCs w:val="18"/>
-          <w:highlight w:val="yellow"/>
-        </w:rPr>
-        <w:t xml:space="preserve">=0.60): acc=0.8336, </w:t>
-      </w:r>
-      <w:proofErr w:type="spellStart"/>
-      <w:r>
-        <w:rPr>
-          <w:rFonts w:ascii="Times New Roman" w:hAnsi="Times New Roman" w:cs="Times New Roman"/>
-          <w:sz w:val="18"/>
-          <w:szCs w:val="18"/>
-          <w:highlight w:val="yellow"/>
-        </w:rPr>
-        <w:t>prec</w:t>
-      </w:r>
-      <w:proofErr w:type="spellEnd"/>
-      <w:r>
-        <w:rPr>
-          <w:rFonts w:ascii="Times New Roman" w:hAnsi="Times New Roman" w:cs="Times New Roman"/>
-          <w:sz w:val="18"/>
-          <w:szCs w:val="18"/>
-          <w:highlight w:val="yellow"/>
-        </w:rPr>
-        <w:t xml:space="preserve">=0.2783, rec=0.7576, f1=0.4071, f1=0.4071, </w:t>
-      </w:r>
-      <w:proofErr w:type="spellStart"/>
-      <w:r>
-        <w:rPr>
-          <w:rFonts w:ascii="Times New Roman" w:hAnsi="Times New Roman" w:cs="Times New Roman"/>
-          <w:sz w:val="18"/>
-          <w:szCs w:val="18"/>
-          <w:highlight w:val="yellow"/>
-        </w:rPr>
-        <w:t>auc</w:t>
-      </w:r>
-      <w:proofErr w:type="spellEnd"/>
-      <w:r>
-        <w:rPr>
-          <w:rFonts w:ascii="Times New Roman" w:hAnsi="Times New Roman" w:cs="Times New Roman"/>
-          <w:sz w:val="18"/>
-          <w:szCs w:val="18"/>
-          <w:highlight w:val="yellow"/>
-        </w:rPr>
-        <w:t xml:space="preserve">=0.8882, ap=0.3284, </w:t>
-      </w:r>
-      <w:proofErr w:type="spellStart"/>
-      <w:r>
-        <w:rPr>
-          <w:rFonts w:ascii="Times New Roman" w:hAnsi="Times New Roman" w:cs="Times New Roman"/>
-          <w:sz w:val="18"/>
-          <w:szCs w:val="18"/>
-          <w:highlight w:val="yellow"/>
-        </w:rPr>
-        <w:t>logloss</w:t>
-      </w:r>
-      <w:proofErr w:type="spellEnd"/>
-      <w:r>
-        <w:rPr>
-          <w:rFonts w:ascii="Times New Roman" w:hAnsi="Times New Roman" w:cs="Times New Roman"/>
-          <w:sz w:val="18"/>
-          <w:szCs w:val="18"/>
-          <w:highlight w:val="yellow"/>
-        </w:rPr>
-        <w:t xml:space="preserve">=0.3856, </w:t>
-      </w:r>
-      <w:proofErr w:type="spellStart"/>
-      <w:r>
-        <w:rPr>
-          <w:rFonts w:ascii="Times New Roman" w:hAnsi="Times New Roman" w:cs="Times New Roman"/>
-          <w:sz w:val="18"/>
-          <w:szCs w:val="18"/>
-          <w:highlight w:val="yellow"/>
-        </w:rPr>
-        <w:t>tp</w:t>
-      </w:r>
-      <w:proofErr w:type="spellEnd"/>
-      <w:r>
-        <w:rPr>
-          <w:rFonts w:ascii="Times New Roman" w:hAnsi="Times New Roman" w:cs="Times New Roman"/>
-          <w:sz w:val="18"/>
-          <w:szCs w:val="18"/>
-          <w:highlight w:val="yellow"/>
-        </w:rPr>
-        <w:t xml:space="preserve">=300, </w:t>
-      </w:r>
-      <w:proofErr w:type="spellStart"/>
-      <w:r>
-        <w:rPr>
-          <w:rFonts w:ascii="Times New Roman" w:hAnsi="Times New Roman" w:cs="Times New Roman"/>
-          <w:sz w:val="18"/>
-          <w:szCs w:val="18"/>
-          <w:highlight w:val="yellow"/>
-        </w:rPr>
-        <w:t>fp</w:t>
-      </w:r>
-      <w:proofErr w:type="spellEnd"/>
-      <w:r>
-        <w:rPr>
-          <w:rFonts w:ascii="Times New Roman" w:hAnsi="Times New Roman" w:cs="Times New Roman"/>
-          <w:sz w:val="18"/>
-          <w:szCs w:val="18"/>
-          <w:highlight w:val="yellow"/>
-        </w:rPr>
-        <w:t xml:space="preserve">=778, </w:t>
-      </w:r>
-      <w:proofErr w:type="spellStart"/>
-      <w:r>
-        <w:rPr>
-          <w:rFonts w:ascii="Times New Roman" w:hAnsi="Times New Roman" w:cs="Times New Roman"/>
-          <w:sz w:val="18"/>
-          <w:szCs w:val="18"/>
-          <w:highlight w:val="yellow"/>
-        </w:rPr>
-        <w:t>tn</w:t>
-      </w:r>
-      <w:proofErr w:type="spellEnd"/>
-      <w:r>
-        <w:rPr>
-          <w:rFonts w:ascii="Times New Roman" w:hAnsi="Times New Roman" w:cs="Times New Roman"/>
-          <w:sz w:val="18"/>
-          <w:szCs w:val="18"/>
-          <w:highlight w:val="yellow"/>
-        </w:rPr>
-        <w:t xml:space="preserve">=4079, </w:t>
-      </w:r>
-      <w:proofErr w:type="spellStart"/>
-      <w:r>
-        <w:rPr>
-          <w:rFonts w:ascii="Times New Roman" w:hAnsi="Times New Roman" w:cs="Times New Roman"/>
-          <w:sz w:val="18"/>
-          <w:szCs w:val="18"/>
-          <w:highlight w:val="yellow"/>
-        </w:rPr>
-        <w:t>fn</w:t>
-      </w:r>
-      <w:proofErr w:type="spellEnd"/>
-      <w:r>
-        <w:rPr>
-          <w:rFonts w:ascii="Times New Roman" w:hAnsi="Times New Roman" w:cs="Times New Roman"/>
-          <w:sz w:val="18"/>
-          <w:szCs w:val="18"/>
-          <w:highlight w:val="yellow"/>
-        </w:rPr>
-        <w:t>=96</w:t>
+        <w:t>[GA-XGB] SHORT test metrics (thr=0.60): acc=0.8336, prec=0.2783, rec=0.7576, f1=0.4071, f1=0.4071, auc=0.8882, ap=0.3284, logloss=0.3856, tp=300, fp=778, tn=4079, fn=96</w:t>
       </w:r>
     </w:p>
     <w:p>
@@ -7752,43 +4822,41 @@
           <w:sz w:val="18"/>
           <w:szCs w:val="18"/>
         </w:rPr>
-        <w:t xml:space="preserve">[GA-XGB] SINGLE swing OOF metrics: acc=0.6768, macro_f1=0.4486, </w:t>
-      </w:r>
-      <w:proofErr w:type="spellStart"/>
-      <w:r>
+        <w:t>[GA-XGB] SINGLE swing OOF metrics: acc=0.6768, macro_f1=0.4486, mlogloss=0.7010, cm=[[1171, 4704, 48], [1773, 24213, 1567], [40, 4602, 1278]]</w:t>
+      </w:r>
+    </w:p>
+    <w:p>
+      <w:pPr>
         <w:rPr>
           <w:rFonts w:ascii="Times New Roman" w:hAnsi="Times New Roman" w:cs="Times New Roman"/>
           <w:sz w:val="18"/>
           <w:szCs w:val="18"/>
         </w:rPr>
-        <w:t>mlogloss</w:t>
-      </w:r>
-      <w:proofErr w:type="spellEnd"/>
+      </w:pPr>
       <w:r>
         <w:rPr>
           <w:rFonts w:ascii="Times New Roman" w:hAnsi="Times New Roman" w:cs="Times New Roman"/>
           <w:sz w:val="18"/>
           <w:szCs w:val="18"/>
         </w:rPr>
-        <w:t>=0.7010, cm</w:t>
-      </w:r>
-      <w:proofErr w:type="gramStart"/>
-      <w:r>
+        <w:t>[GA-XGB] SINGLE swing test metrics: acc=0.7234, macro_f1=0.4155, mlogloss=0.6266, cm=[[58, 678, 6], [52, 3603, 111], [0, 606, 139]]</w:t>
+      </w:r>
+    </w:p>
+    <w:p>
+      <w:pPr>
         <w:rPr>
           <w:rFonts w:ascii="Times New Roman" w:hAnsi="Times New Roman" w:cs="Times New Roman"/>
           <w:sz w:val="18"/>
           <w:szCs w:val="18"/>
         </w:rPr>
-        <w:t>=[</w:t>
-      </w:r>
-      <w:proofErr w:type="gramEnd"/>
+      </w:pPr>
       <w:r>
         <w:rPr>
           <w:rFonts w:ascii="Times New Roman" w:hAnsi="Times New Roman" w:cs="Times New Roman"/>
           <w:sz w:val="18"/>
           <w:szCs w:val="18"/>
         </w:rPr>
-        <w:t>[1171, 4704, 48], [1773, 24213, 1567], [40, 4602, 1278]]</w:t>
+        <w:t>[GA-XGB] SINGLE LONG OOF probs: mean=0.1518, p01=0.0006, p10=0.0027, p50=0.0616, p90=0.4412, p99=0.7187</w:t>
       </w:r>
     </w:p>
     <w:p>
@@ -7805,43 +4873,41 @@
           <w:sz w:val="18"/>
           <w:szCs w:val="18"/>
         </w:rPr>
-        <w:t xml:space="preserve">[GA-XGB] SINGLE swing test metrics: acc=0.7234, macro_f1=0.4155, </w:t>
-      </w:r>
-      <w:proofErr w:type="spellStart"/>
-      <w:r>
+        <w:t>[GA-XGB] SINGLE SHORT OOF probs: mean=0.1676, p01=0.0010, p10=0.0046, p50=0.0887, p90=0.4474, p99=0.7273</w:t>
+      </w:r>
+    </w:p>
+    <w:p>
+      <w:pPr>
         <w:rPr>
           <w:rFonts w:ascii="Times New Roman" w:hAnsi="Times New Roman" w:cs="Times New Roman"/>
           <w:sz w:val="18"/>
           <w:szCs w:val="18"/>
         </w:rPr>
-        <w:t>mlogloss</w:t>
-      </w:r>
-      <w:proofErr w:type="spellEnd"/>
+      </w:pPr>
       <w:r>
         <w:rPr>
           <w:rFonts w:ascii="Times New Roman" w:hAnsi="Times New Roman" w:cs="Times New Roman"/>
           <w:sz w:val="18"/>
           <w:szCs w:val="18"/>
         </w:rPr>
-        <w:t>=0.6266, cm</w:t>
-      </w:r>
-      <w:proofErr w:type="gramStart"/>
-      <w:r>
+        <w:t>[GA-XGB] SINGLE NEUTRAL OOF probs: mean=0.6806, p01=0.2095, p10=0.4348, p50=0.7056, p90=0.8885, p99=0.9681</w:t>
+      </w:r>
+    </w:p>
+    <w:p>
+      <w:pPr>
         <w:rPr>
           <w:rFonts w:ascii="Times New Roman" w:hAnsi="Times New Roman" w:cs="Times New Roman"/>
           <w:sz w:val="18"/>
           <w:szCs w:val="18"/>
         </w:rPr>
-        <w:t>=[</w:t>
-      </w:r>
-      <w:proofErr w:type="gramEnd"/>
+      </w:pPr>
       <w:r>
         <w:rPr>
           <w:rFonts w:ascii="Times New Roman" w:hAnsi="Times New Roman" w:cs="Times New Roman"/>
           <w:sz w:val="18"/>
           <w:szCs w:val="18"/>
         </w:rPr>
-        <w:t>[58, 678, 6], [52, 3603, 111], [0, 606, 139]]</w:t>
+        <w:t>[GA-XGB] SINGLE LONG test probs: mean=0.1651, p01=0.0039, p10=0.0076, p50=0.1033, p90=0.4084, p99=0.6115</w:t>
       </w:r>
     </w:p>
     <w:p>
@@ -7858,7 +4924,7 @@
           <w:sz w:val="18"/>
           <w:szCs w:val="18"/>
         </w:rPr>
-        <w:t>[GA-XGB] SINGLE LONG OOF probs: mean=0.1518, p01=0.0006, p10=0.0027, p50=0.0616, p90=0.4412, p99=0.7187</w:t>
+        <w:t>[GA-XGB] SINGLE SHORT test probs: mean=0.1561, p01=0.0054, p10=0.0107, p50=0.1128, p90=0.3457, p99=0.5386</w:t>
       </w:r>
     </w:p>
     <w:p>
@@ -7875,7 +4941,7 @@
           <w:sz w:val="18"/>
           <w:szCs w:val="18"/>
         </w:rPr>
-        <w:t>[GA-XGB] SINGLE SHORT OOF probs: mean=0.1676, p01=0.0010, p10=0.0046, p50=0.0887, p90=0.4474, p99=0.7273</w:t>
+        <w:t>[GA-XGB] SINGLE NEUTRAL test probs: mean=0.6788, p01=0.3500, p10=0.5217, p50=0.6979, p90=0.8061, p99=0.8670</w:t>
       </w:r>
     </w:p>
     <w:p>
@@ -7892,7 +4958,7 @@
           <w:sz w:val="18"/>
           <w:szCs w:val="18"/>
         </w:rPr>
-        <w:t>[GA-XGB] SINGLE NEUTRAL OOF probs: mean=0.6806, p01=0.2095, p10=0.4348, p50=0.7056, p90=0.8885, p99=0.9681</w:t>
+        <w:t>[GA-XGB] SINGLE long best OOF F0.5 threshold=0.3565 (f0.5=0.4155)</w:t>
       </w:r>
     </w:p>
     <w:p>
@@ -7909,7 +4975,7 @@
           <w:sz w:val="18"/>
           <w:szCs w:val="18"/>
         </w:rPr>
-        <w:t>[GA-XGB] SINGLE LONG test probs: mean=0.1651, p01=0.0039, p10=0.0076, p50=0.1033, p90=0.4084, p99=0.6115</w:t>
+        <w:t>[GA-XGB] SINGLE short best OOF F0.5 threshold=0.3367 (f0.5=0.3816)</w:t>
       </w:r>
     </w:p>
     <w:p>
@@ -7926,7 +4992,7 @@
           <w:sz w:val="18"/>
           <w:szCs w:val="18"/>
         </w:rPr>
-        <w:t>[GA-XGB] SINGLE SHORT test probs: mean=0.1561, p01=0.0054, p10=0.0107, p50=0.1128, p90=0.3457, p99=0.5386</w:t>
+        <w:t>[GA-XGB] SINGLE LONG OOF metrics (thr=0.36): acc=0.8092, prec=0.4197, rec=0.3996, f1=0.4094, f0.5=0.4155, auc=0.8037, ap=0.4007, logloss=0.3742, tp=2605, fp=3602, tn=29275, fn=3914</w:t>
       </w:r>
     </w:p>
     <w:p>
@@ -7943,7 +5009,7 @@
           <w:sz w:val="18"/>
           <w:szCs w:val="18"/>
         </w:rPr>
-        <w:t>[GA-XGB] SINGLE NEUTRAL test probs: mean=0.6788, p01=0.3500, p10=0.5217, p50=0.6979, p90=0.8061, p99=0.8670</w:t>
+        <w:t>[GA-XGB] SINGLE LONG OOF metrics event±1: prec=0.4983, rec=0.5812, f1=0.5366, pred_hits=3093/6207, actual_hits=3789/6519</w:t>
       </w:r>
     </w:p>
     <w:p>
@@ -7960,7 +5026,7 @@
           <w:sz w:val="18"/>
           <w:szCs w:val="18"/>
         </w:rPr>
-        <w:t>[GA-XGB] SINGLE long best OOF F0.5 threshold=0.3565 (f0.5=0.4155)</w:t>
+        <w:t>[GA-XGB] SINGLE SHORT OOF metrics (thr=0.34): acc=0.7857, prec=0.3718, rec=0.4267, f1=0.3973, f0.5=0.3816, auc=0.7713, ap=0.3598, logloss=0.3957, tp=2783, fp=4703, tn=28171, fn=3739</w:t>
       </w:r>
     </w:p>
     <w:p>
@@ -7977,471 +5043,7 @@
           <w:sz w:val="18"/>
           <w:szCs w:val="18"/>
         </w:rPr>
-        <w:t>[GA-XGB] SINGLE short best OOF F0.5 threshold=0.3367 (f0.5=0.3816)</w:t>
-      </w:r>
-    </w:p>
-    <w:p>
-      <w:pPr>
-        <w:rPr>
-          <w:rFonts w:ascii="Times New Roman" w:hAnsi="Times New Roman" w:cs="Times New Roman"/>
-          <w:sz w:val="18"/>
-          <w:szCs w:val="18"/>
-        </w:rPr>
-      </w:pPr>
-      <w:r>
-        <w:rPr>
-          <w:rFonts w:ascii="Times New Roman" w:hAnsi="Times New Roman" w:cs="Times New Roman"/>
-          <w:sz w:val="18"/>
-          <w:szCs w:val="18"/>
-        </w:rPr>
-        <w:t>[GA-XGB] SINGLE LONG OOF metrics (</w:t>
-      </w:r>
-      <w:proofErr w:type="spellStart"/>
-      <w:r>
-        <w:rPr>
-          <w:rFonts w:ascii="Times New Roman" w:hAnsi="Times New Roman" w:cs="Times New Roman"/>
-          <w:sz w:val="18"/>
-          <w:szCs w:val="18"/>
-        </w:rPr>
-        <w:t>thr</w:t>
-      </w:r>
-      <w:proofErr w:type="spellEnd"/>
-      <w:r>
-        <w:rPr>
-          <w:rFonts w:ascii="Times New Roman" w:hAnsi="Times New Roman" w:cs="Times New Roman"/>
-          <w:sz w:val="18"/>
-          <w:szCs w:val="18"/>
-        </w:rPr>
-        <w:t xml:space="preserve">=0.36): acc=0.8092, </w:t>
-      </w:r>
-      <w:proofErr w:type="spellStart"/>
-      <w:r>
-        <w:rPr>
-          <w:rFonts w:ascii="Times New Roman" w:hAnsi="Times New Roman" w:cs="Times New Roman"/>
-          <w:sz w:val="18"/>
-          <w:szCs w:val="18"/>
-        </w:rPr>
-        <w:t>prec</w:t>
-      </w:r>
-      <w:proofErr w:type="spellEnd"/>
-      <w:r>
-        <w:rPr>
-          <w:rFonts w:ascii="Times New Roman" w:hAnsi="Times New Roman" w:cs="Times New Roman"/>
-          <w:sz w:val="18"/>
-          <w:szCs w:val="18"/>
-        </w:rPr>
-        <w:t xml:space="preserve">=0.4197, rec=0.3996, f1=0.4094, f0.5=0.4155, </w:t>
-      </w:r>
-      <w:proofErr w:type="spellStart"/>
-      <w:r>
-        <w:rPr>
-          <w:rFonts w:ascii="Times New Roman" w:hAnsi="Times New Roman" w:cs="Times New Roman"/>
-          <w:sz w:val="18"/>
-          <w:szCs w:val="18"/>
-        </w:rPr>
-        <w:t>auc</w:t>
-      </w:r>
-      <w:proofErr w:type="spellEnd"/>
-      <w:r>
-        <w:rPr>
-          <w:rFonts w:ascii="Times New Roman" w:hAnsi="Times New Roman" w:cs="Times New Roman"/>
-          <w:sz w:val="18"/>
-          <w:szCs w:val="18"/>
-        </w:rPr>
-        <w:t xml:space="preserve">=0.8037, ap=0.4007, </w:t>
-      </w:r>
-      <w:proofErr w:type="spellStart"/>
-      <w:r>
-        <w:rPr>
-          <w:rFonts w:ascii="Times New Roman" w:hAnsi="Times New Roman" w:cs="Times New Roman"/>
-          <w:sz w:val="18"/>
-          <w:szCs w:val="18"/>
-        </w:rPr>
-        <w:t>logloss</w:t>
-      </w:r>
-      <w:proofErr w:type="spellEnd"/>
-      <w:r>
-        <w:rPr>
-          <w:rFonts w:ascii="Times New Roman" w:hAnsi="Times New Roman" w:cs="Times New Roman"/>
-          <w:sz w:val="18"/>
-          <w:szCs w:val="18"/>
-        </w:rPr>
-        <w:t xml:space="preserve">=0.3742, </w:t>
-      </w:r>
-      <w:proofErr w:type="spellStart"/>
-      <w:r>
-        <w:rPr>
-          <w:rFonts w:ascii="Times New Roman" w:hAnsi="Times New Roman" w:cs="Times New Roman"/>
-          <w:sz w:val="18"/>
-          <w:szCs w:val="18"/>
-        </w:rPr>
-        <w:t>tp</w:t>
-      </w:r>
-      <w:proofErr w:type="spellEnd"/>
-      <w:r>
-        <w:rPr>
-          <w:rFonts w:ascii="Times New Roman" w:hAnsi="Times New Roman" w:cs="Times New Roman"/>
-          <w:sz w:val="18"/>
-          <w:szCs w:val="18"/>
-        </w:rPr>
-        <w:t xml:space="preserve">=2605, </w:t>
-      </w:r>
-      <w:proofErr w:type="spellStart"/>
-      <w:r>
-        <w:rPr>
-          <w:rFonts w:ascii="Times New Roman" w:hAnsi="Times New Roman" w:cs="Times New Roman"/>
-          <w:sz w:val="18"/>
-          <w:szCs w:val="18"/>
-        </w:rPr>
-        <w:t>fp</w:t>
-      </w:r>
-      <w:proofErr w:type="spellEnd"/>
-      <w:r>
-        <w:rPr>
-          <w:rFonts w:ascii="Times New Roman" w:hAnsi="Times New Roman" w:cs="Times New Roman"/>
-          <w:sz w:val="18"/>
-          <w:szCs w:val="18"/>
-        </w:rPr>
-        <w:t xml:space="preserve">=3602, </w:t>
-      </w:r>
-      <w:proofErr w:type="spellStart"/>
-      <w:r>
-        <w:rPr>
-          <w:rFonts w:ascii="Times New Roman" w:hAnsi="Times New Roman" w:cs="Times New Roman"/>
-          <w:sz w:val="18"/>
-          <w:szCs w:val="18"/>
-        </w:rPr>
-        <w:t>tn</w:t>
-      </w:r>
-      <w:proofErr w:type="spellEnd"/>
-      <w:r>
-        <w:rPr>
-          <w:rFonts w:ascii="Times New Roman" w:hAnsi="Times New Roman" w:cs="Times New Roman"/>
-          <w:sz w:val="18"/>
-          <w:szCs w:val="18"/>
-        </w:rPr>
-        <w:t xml:space="preserve">=29275, </w:t>
-      </w:r>
-      <w:proofErr w:type="spellStart"/>
-      <w:r>
-        <w:rPr>
-          <w:rFonts w:ascii="Times New Roman" w:hAnsi="Times New Roman" w:cs="Times New Roman"/>
-          <w:sz w:val="18"/>
-          <w:szCs w:val="18"/>
-        </w:rPr>
-        <w:t>fn</w:t>
-      </w:r>
-      <w:proofErr w:type="spellEnd"/>
-      <w:r>
-        <w:rPr>
-          <w:rFonts w:ascii="Times New Roman" w:hAnsi="Times New Roman" w:cs="Times New Roman"/>
-          <w:sz w:val="18"/>
-          <w:szCs w:val="18"/>
-        </w:rPr>
-        <w:t>=3914</w:t>
-      </w:r>
-    </w:p>
-    <w:p>
-      <w:pPr>
-        <w:rPr>
-          <w:rFonts w:ascii="Times New Roman" w:hAnsi="Times New Roman" w:cs="Times New Roman"/>
-          <w:sz w:val="18"/>
-          <w:szCs w:val="18"/>
-        </w:rPr>
-      </w:pPr>
-      <w:r>
-        <w:rPr>
-          <w:rFonts w:ascii="Times New Roman" w:hAnsi="Times New Roman" w:cs="Times New Roman"/>
-          <w:sz w:val="18"/>
-          <w:szCs w:val="18"/>
-        </w:rPr>
-        <w:t xml:space="preserve">[GA-XGB] SINGLE LONG OOF metrics event±1: </w:t>
-      </w:r>
-      <w:proofErr w:type="spellStart"/>
-      <w:r>
-        <w:rPr>
-          <w:rFonts w:ascii="Times New Roman" w:hAnsi="Times New Roman" w:cs="Times New Roman"/>
-          <w:sz w:val="18"/>
-          <w:szCs w:val="18"/>
-        </w:rPr>
-        <w:t>prec</w:t>
-      </w:r>
-      <w:proofErr w:type="spellEnd"/>
-      <w:r>
-        <w:rPr>
-          <w:rFonts w:ascii="Times New Roman" w:hAnsi="Times New Roman" w:cs="Times New Roman"/>
-          <w:sz w:val="18"/>
-          <w:szCs w:val="18"/>
-        </w:rPr>
-        <w:t xml:space="preserve">=0.4983, rec=0.5812, f1=0.5366, </w:t>
-      </w:r>
-      <w:proofErr w:type="spellStart"/>
-      <w:r>
-        <w:rPr>
-          <w:rFonts w:ascii="Times New Roman" w:hAnsi="Times New Roman" w:cs="Times New Roman"/>
-          <w:sz w:val="18"/>
-          <w:szCs w:val="18"/>
-        </w:rPr>
-        <w:t>pred_hits</w:t>
-      </w:r>
-      <w:proofErr w:type="spellEnd"/>
-      <w:r>
-        <w:rPr>
-          <w:rFonts w:ascii="Times New Roman" w:hAnsi="Times New Roman" w:cs="Times New Roman"/>
-          <w:sz w:val="18"/>
-          <w:szCs w:val="18"/>
-        </w:rPr>
-        <w:t xml:space="preserve">=3093/6207, </w:t>
-      </w:r>
-      <w:proofErr w:type="spellStart"/>
-      <w:r>
-        <w:rPr>
-          <w:rFonts w:ascii="Times New Roman" w:hAnsi="Times New Roman" w:cs="Times New Roman"/>
-          <w:sz w:val="18"/>
-          <w:szCs w:val="18"/>
-        </w:rPr>
-        <w:t>actual_hits</w:t>
-      </w:r>
-      <w:proofErr w:type="spellEnd"/>
-      <w:r>
-        <w:rPr>
-          <w:rFonts w:ascii="Times New Roman" w:hAnsi="Times New Roman" w:cs="Times New Roman"/>
-          <w:sz w:val="18"/>
-          <w:szCs w:val="18"/>
-        </w:rPr>
-        <w:t>=3789/6519</w:t>
-      </w:r>
-    </w:p>
-    <w:p>
-      <w:pPr>
-        <w:rPr>
-          <w:rFonts w:ascii="Times New Roman" w:hAnsi="Times New Roman" w:cs="Times New Roman"/>
-          <w:sz w:val="18"/>
-          <w:szCs w:val="18"/>
-        </w:rPr>
-      </w:pPr>
-      <w:r>
-        <w:rPr>
-          <w:rFonts w:ascii="Times New Roman" w:hAnsi="Times New Roman" w:cs="Times New Roman"/>
-          <w:sz w:val="18"/>
-          <w:szCs w:val="18"/>
-        </w:rPr>
-        <w:t>[GA-XGB] SINGLE SHORT OOF metrics (</w:t>
-      </w:r>
-      <w:proofErr w:type="spellStart"/>
-      <w:r>
-        <w:rPr>
-          <w:rFonts w:ascii="Times New Roman" w:hAnsi="Times New Roman" w:cs="Times New Roman"/>
-          <w:sz w:val="18"/>
-          <w:szCs w:val="18"/>
-        </w:rPr>
-        <w:t>thr</w:t>
-      </w:r>
-      <w:proofErr w:type="spellEnd"/>
-      <w:r>
-        <w:rPr>
-          <w:rFonts w:ascii="Times New Roman" w:hAnsi="Times New Roman" w:cs="Times New Roman"/>
-          <w:sz w:val="18"/>
-          <w:szCs w:val="18"/>
-        </w:rPr>
-        <w:t xml:space="preserve">=0.34): acc=0.7857, </w:t>
-      </w:r>
-      <w:proofErr w:type="spellStart"/>
-      <w:r>
-        <w:rPr>
-          <w:rFonts w:ascii="Times New Roman" w:hAnsi="Times New Roman" w:cs="Times New Roman"/>
-          <w:sz w:val="18"/>
-          <w:szCs w:val="18"/>
-        </w:rPr>
-        <w:t>prec</w:t>
-      </w:r>
-      <w:proofErr w:type="spellEnd"/>
-      <w:r>
-        <w:rPr>
-          <w:rFonts w:ascii="Times New Roman" w:hAnsi="Times New Roman" w:cs="Times New Roman"/>
-          <w:sz w:val="18"/>
-          <w:szCs w:val="18"/>
-        </w:rPr>
-        <w:t xml:space="preserve">=0.3718, rec=0.4267, f1=0.3973, f0.5=0.3816, </w:t>
-      </w:r>
-      <w:proofErr w:type="spellStart"/>
-      <w:r>
-        <w:rPr>
-          <w:rFonts w:ascii="Times New Roman" w:hAnsi="Times New Roman" w:cs="Times New Roman"/>
-          <w:sz w:val="18"/>
-          <w:szCs w:val="18"/>
-        </w:rPr>
-        <w:t>auc</w:t>
-      </w:r>
-      <w:proofErr w:type="spellEnd"/>
-      <w:r>
-        <w:rPr>
-          <w:rFonts w:ascii="Times New Roman" w:hAnsi="Times New Roman" w:cs="Times New Roman"/>
-          <w:sz w:val="18"/>
-          <w:szCs w:val="18"/>
-        </w:rPr>
-        <w:t xml:space="preserve">=0.7713, ap=0.3598, </w:t>
-      </w:r>
-      <w:proofErr w:type="spellStart"/>
-      <w:r>
-        <w:rPr>
-          <w:rFonts w:ascii="Times New Roman" w:hAnsi="Times New Roman" w:cs="Times New Roman"/>
-          <w:sz w:val="18"/>
-          <w:szCs w:val="18"/>
-        </w:rPr>
-        <w:t>logloss</w:t>
-      </w:r>
-      <w:proofErr w:type="spellEnd"/>
-      <w:r>
-        <w:rPr>
-          <w:rFonts w:ascii="Times New Roman" w:hAnsi="Times New Roman" w:cs="Times New Roman"/>
-          <w:sz w:val="18"/>
-          <w:szCs w:val="18"/>
-        </w:rPr>
-        <w:t xml:space="preserve">=0.3957, </w:t>
-      </w:r>
-      <w:proofErr w:type="spellStart"/>
-      <w:r>
-        <w:rPr>
-          <w:rFonts w:ascii="Times New Roman" w:hAnsi="Times New Roman" w:cs="Times New Roman"/>
-          <w:sz w:val="18"/>
-          <w:szCs w:val="18"/>
-        </w:rPr>
-        <w:t>tp</w:t>
-      </w:r>
-      <w:proofErr w:type="spellEnd"/>
-      <w:r>
-        <w:rPr>
-          <w:rFonts w:ascii="Times New Roman" w:hAnsi="Times New Roman" w:cs="Times New Roman"/>
-          <w:sz w:val="18"/>
-          <w:szCs w:val="18"/>
-        </w:rPr>
-        <w:t xml:space="preserve">=2783, </w:t>
-      </w:r>
-      <w:proofErr w:type="spellStart"/>
-      <w:r>
-        <w:rPr>
-          <w:rFonts w:ascii="Times New Roman" w:hAnsi="Times New Roman" w:cs="Times New Roman"/>
-          <w:sz w:val="18"/>
-          <w:szCs w:val="18"/>
-        </w:rPr>
-        <w:t>fp</w:t>
-      </w:r>
-      <w:proofErr w:type="spellEnd"/>
-      <w:r>
-        <w:rPr>
-          <w:rFonts w:ascii="Times New Roman" w:hAnsi="Times New Roman" w:cs="Times New Roman"/>
-          <w:sz w:val="18"/>
-          <w:szCs w:val="18"/>
-        </w:rPr>
-        <w:t xml:space="preserve">=4703, </w:t>
-      </w:r>
-      <w:proofErr w:type="spellStart"/>
-      <w:r>
-        <w:rPr>
-          <w:rFonts w:ascii="Times New Roman" w:hAnsi="Times New Roman" w:cs="Times New Roman"/>
-          <w:sz w:val="18"/>
-          <w:szCs w:val="18"/>
-        </w:rPr>
-        <w:t>tn</w:t>
-      </w:r>
-      <w:proofErr w:type="spellEnd"/>
-      <w:r>
-        <w:rPr>
-          <w:rFonts w:ascii="Times New Roman" w:hAnsi="Times New Roman" w:cs="Times New Roman"/>
-          <w:sz w:val="18"/>
-          <w:szCs w:val="18"/>
-        </w:rPr>
-        <w:t xml:space="preserve">=28171, </w:t>
-      </w:r>
-      <w:proofErr w:type="spellStart"/>
-      <w:r>
-        <w:rPr>
-          <w:rFonts w:ascii="Times New Roman" w:hAnsi="Times New Roman" w:cs="Times New Roman"/>
-          <w:sz w:val="18"/>
-          <w:szCs w:val="18"/>
-        </w:rPr>
-        <w:t>fn</w:t>
-      </w:r>
-      <w:proofErr w:type="spellEnd"/>
-      <w:r>
-        <w:rPr>
-          <w:rFonts w:ascii="Times New Roman" w:hAnsi="Times New Roman" w:cs="Times New Roman"/>
-          <w:sz w:val="18"/>
-          <w:szCs w:val="18"/>
-        </w:rPr>
-        <w:t>=3739</w:t>
-      </w:r>
-    </w:p>
-    <w:p>
-      <w:pPr>
-        <w:rPr>
-          <w:rFonts w:ascii="Times New Roman" w:hAnsi="Times New Roman" w:cs="Times New Roman"/>
-          <w:sz w:val="18"/>
-          <w:szCs w:val="18"/>
-        </w:rPr>
-      </w:pPr>
-      <w:r>
-        <w:rPr>
-          <w:rFonts w:ascii="Times New Roman" w:hAnsi="Times New Roman" w:cs="Times New Roman"/>
-          <w:sz w:val="18"/>
-          <w:szCs w:val="18"/>
-        </w:rPr>
-        <w:t xml:space="preserve">[GA-XGB] SINGLE SHORT OOF metrics event±1: </w:t>
-      </w:r>
-      <w:proofErr w:type="spellStart"/>
-      <w:r>
-        <w:rPr>
-          <w:rFonts w:ascii="Times New Roman" w:hAnsi="Times New Roman" w:cs="Times New Roman"/>
-          <w:sz w:val="18"/>
-          <w:szCs w:val="18"/>
-        </w:rPr>
-        <w:t>prec</w:t>
-      </w:r>
-      <w:proofErr w:type="spellEnd"/>
-      <w:r>
-        <w:rPr>
-          <w:rFonts w:ascii="Times New Roman" w:hAnsi="Times New Roman" w:cs="Times New Roman"/>
-          <w:sz w:val="18"/>
-          <w:szCs w:val="18"/>
-        </w:rPr>
-        <w:t xml:space="preserve">=0.4467, rec=0.6021, f1=0.5129, </w:t>
-      </w:r>
-      <w:proofErr w:type="spellStart"/>
-      <w:r>
-        <w:rPr>
-          <w:rFonts w:ascii="Times New Roman" w:hAnsi="Times New Roman" w:cs="Times New Roman"/>
-          <w:sz w:val="18"/>
-          <w:szCs w:val="18"/>
-        </w:rPr>
-        <w:t>pred_hits</w:t>
-      </w:r>
-      <w:proofErr w:type="spellEnd"/>
-      <w:r>
-        <w:rPr>
-          <w:rFonts w:ascii="Times New Roman" w:hAnsi="Times New Roman" w:cs="Times New Roman"/>
-          <w:sz w:val="18"/>
-          <w:szCs w:val="18"/>
-        </w:rPr>
-        <w:t xml:space="preserve">=3344/7486, </w:t>
-      </w:r>
-      <w:proofErr w:type="spellStart"/>
-      <w:r>
-        <w:rPr>
-          <w:rFonts w:ascii="Times New Roman" w:hAnsi="Times New Roman" w:cs="Times New Roman"/>
-          <w:sz w:val="18"/>
-          <w:szCs w:val="18"/>
-        </w:rPr>
-        <w:t>actual_hits</w:t>
-      </w:r>
-      <w:proofErr w:type="spellEnd"/>
-      <w:r>
-        <w:rPr>
-          <w:rFonts w:ascii="Times New Roman" w:hAnsi="Times New Roman" w:cs="Times New Roman"/>
-          <w:sz w:val="18"/>
-          <w:szCs w:val="18"/>
-        </w:rPr>
-        <w:t>=3927/6522</w:t>
+        <w:t>[GA-XGB] SINGLE SHORT OOF metrics event±1: prec=0.4467, rec=0.6021, f1=0.5129, pred_hits=3344/7486, actual_hits=3927/6522</w:t>
       </w:r>
     </w:p>
     <w:p>
@@ -8459,9 +5061,34 @@
           <w:szCs w:val="18"/>
           <w:highlight w:val="yellow"/>
         </w:rPr>
-        <w:t>[GA-XGB] SINGLE LONG test metrics (</w:t>
-      </w:r>
-      <w:proofErr w:type="spellStart"/>
+        <w:t>[GA-XGB] SINGLE LONG test metrics (thr=0.36): acc=0.8277, prec=0.4603, rec=0.4488, f1=0.4545, f0.5=0.4580, auc=0.8276, ap=0.4780, logloss=0.3398, tp=377, fp=442, tn=3971, fn=463</w:t>
+      </w:r>
+    </w:p>
+    <w:p>
+      <w:pPr>
+        <w:rPr>
+          <w:rFonts w:ascii="Times New Roman" w:hAnsi="Times New Roman" w:cs="Times New Roman"/>
+          <w:sz w:val="18"/>
+          <w:szCs w:val="18"/>
+        </w:rPr>
+      </w:pPr>
+      <w:r>
+        <w:rPr>
+          <w:rFonts w:ascii="Times New Roman" w:hAnsi="Times New Roman" w:cs="Times New Roman"/>
+          <w:sz w:val="18"/>
+          <w:szCs w:val="18"/>
+        </w:rPr>
+        <w:t>[GA-XGB] SINGLE LONG test metrics event±1: prec=0.5214, rec=0.7012, f1=0.5981, pred_hits=427/819, actual_hits=589/840</w:t>
+      </w:r>
+    </w:p>
+    <w:p>
+      <w:pPr>
+        <w:rPr>
+          <w:rFonts w:ascii="Times New Roman" w:hAnsi="Times New Roman" w:cs="Times New Roman"/>
+          <w:sz w:val="18"/>
+          <w:szCs w:val="18"/>
+        </w:rPr>
+      </w:pPr>
       <w:r>
         <w:rPr>
           <w:rFonts w:ascii="Times New Roman" w:hAnsi="Times New Roman" w:cs="Times New Roman"/>
@@ -8469,475 +5096,22 @@
           <w:szCs w:val="18"/>
           <w:highlight w:val="yellow"/>
         </w:rPr>
-        <w:t>thr</w:t>
-      </w:r>
-      <w:proofErr w:type="spellEnd"/>
+        <w:t>[GA-XGB] SINGLE SHORT test metrics (thr=0.34): acc=0.8315, prec=0.4593, rec=0.3238, f1=0.3798, f0.5=0.4238, auc=0.8014, ap=0.4134, logloss=0.3560, tp=271, fp=319, tn=4097, fn=566</w:t>
+      </w:r>
+    </w:p>
+    <w:p>
+      <w:pPr>
+        <w:rPr>
+          <w:rFonts w:ascii="Times New Roman" w:hAnsi="Times New Roman" w:cs="Times New Roman"/>
+        </w:rPr>
+      </w:pPr>
       <w:r>
         <w:rPr>
           <w:rFonts w:ascii="Times New Roman" w:hAnsi="Times New Roman" w:cs="Times New Roman"/>
           <w:sz w:val="18"/>
           <w:szCs w:val="18"/>
-          <w:highlight w:val="yellow"/>
-        </w:rPr>
-        <w:t xml:space="preserve">=0.36): acc=0.8277, </w:t>
-      </w:r>
-      <w:proofErr w:type="spellStart"/>
-      <w:r>
-        <w:rPr>
-          <w:rFonts w:ascii="Times New Roman" w:hAnsi="Times New Roman" w:cs="Times New Roman"/>
-          <w:sz w:val="18"/>
-          <w:szCs w:val="18"/>
-          <w:highlight w:val="yellow"/>
-        </w:rPr>
-        <w:t>prec</w:t>
-      </w:r>
-      <w:proofErr w:type="spellEnd"/>
-      <w:r>
-        <w:rPr>
-          <w:rFonts w:ascii="Times New Roman" w:hAnsi="Times New Roman" w:cs="Times New Roman"/>
-          <w:sz w:val="18"/>
-          <w:szCs w:val="18"/>
-          <w:highlight w:val="yellow"/>
-        </w:rPr>
-        <w:t xml:space="preserve">=0.4603, rec=0.4488, f1=0.4545, f0.5=0.4580, </w:t>
-      </w:r>
-      <w:proofErr w:type="spellStart"/>
-      <w:r>
-        <w:rPr>
-          <w:rFonts w:ascii="Times New Roman" w:hAnsi="Times New Roman" w:cs="Times New Roman"/>
-          <w:sz w:val="18"/>
-          <w:szCs w:val="18"/>
-          <w:highlight w:val="yellow"/>
-        </w:rPr>
-        <w:t>auc</w:t>
-      </w:r>
-      <w:proofErr w:type="spellEnd"/>
-      <w:r>
-        <w:rPr>
-          <w:rFonts w:ascii="Times New Roman" w:hAnsi="Times New Roman" w:cs="Times New Roman"/>
-          <w:sz w:val="18"/>
-          <w:szCs w:val="18"/>
-          <w:highlight w:val="yellow"/>
-        </w:rPr>
-        <w:t xml:space="preserve">=0.8276, ap=0.4780, </w:t>
-      </w:r>
-      <w:proofErr w:type="spellStart"/>
-      <w:r>
-        <w:rPr>
-          <w:rFonts w:ascii="Times New Roman" w:hAnsi="Times New Roman" w:cs="Times New Roman"/>
-          <w:sz w:val="18"/>
-          <w:szCs w:val="18"/>
-          <w:highlight w:val="yellow"/>
-        </w:rPr>
-        <w:t>logloss</w:t>
-      </w:r>
-      <w:proofErr w:type="spellEnd"/>
-      <w:r>
-        <w:rPr>
-          <w:rFonts w:ascii="Times New Roman" w:hAnsi="Times New Roman" w:cs="Times New Roman"/>
-          <w:sz w:val="18"/>
-          <w:szCs w:val="18"/>
-          <w:highlight w:val="yellow"/>
-        </w:rPr>
-        <w:t xml:space="preserve">=0.3398, </w:t>
-      </w:r>
-      <w:proofErr w:type="spellStart"/>
-      <w:r>
-        <w:rPr>
-          <w:rFonts w:ascii="Times New Roman" w:hAnsi="Times New Roman" w:cs="Times New Roman"/>
-          <w:sz w:val="18"/>
-          <w:szCs w:val="18"/>
-          <w:highlight w:val="yellow"/>
-        </w:rPr>
-        <w:t>tp</w:t>
-      </w:r>
-      <w:proofErr w:type="spellEnd"/>
-      <w:r>
-        <w:rPr>
-          <w:rFonts w:ascii="Times New Roman" w:hAnsi="Times New Roman" w:cs="Times New Roman"/>
-          <w:sz w:val="18"/>
-          <w:szCs w:val="18"/>
-          <w:highlight w:val="yellow"/>
-        </w:rPr>
-        <w:t xml:space="preserve">=377, </w:t>
-      </w:r>
-      <w:proofErr w:type="spellStart"/>
-      <w:r>
-        <w:rPr>
-          <w:rFonts w:ascii="Times New Roman" w:hAnsi="Times New Roman" w:cs="Times New Roman"/>
-          <w:sz w:val="18"/>
-          <w:szCs w:val="18"/>
-          <w:highlight w:val="yellow"/>
-        </w:rPr>
-        <w:t>fp</w:t>
-      </w:r>
-      <w:proofErr w:type="spellEnd"/>
-      <w:r>
-        <w:rPr>
-          <w:rFonts w:ascii="Times New Roman" w:hAnsi="Times New Roman" w:cs="Times New Roman"/>
-          <w:sz w:val="18"/>
-          <w:szCs w:val="18"/>
-          <w:highlight w:val="yellow"/>
-        </w:rPr>
-        <w:t xml:space="preserve">=442, </w:t>
-      </w:r>
-      <w:proofErr w:type="spellStart"/>
-      <w:r>
-        <w:rPr>
-          <w:rFonts w:ascii="Times New Roman" w:hAnsi="Times New Roman" w:cs="Times New Roman"/>
-          <w:sz w:val="18"/>
-          <w:szCs w:val="18"/>
-          <w:highlight w:val="yellow"/>
-        </w:rPr>
-        <w:t>tn</w:t>
-      </w:r>
-      <w:proofErr w:type="spellEnd"/>
-      <w:r>
-        <w:rPr>
-          <w:rFonts w:ascii="Times New Roman" w:hAnsi="Times New Roman" w:cs="Times New Roman"/>
-          <w:sz w:val="18"/>
-          <w:szCs w:val="18"/>
-          <w:highlight w:val="yellow"/>
-        </w:rPr>
-        <w:t xml:space="preserve">=3971, </w:t>
-      </w:r>
-      <w:proofErr w:type="spellStart"/>
-      <w:r>
-        <w:rPr>
-          <w:rFonts w:ascii="Times New Roman" w:hAnsi="Times New Roman" w:cs="Times New Roman"/>
-          <w:sz w:val="18"/>
-          <w:szCs w:val="18"/>
-          <w:highlight w:val="yellow"/>
-        </w:rPr>
-        <w:t>fn</w:t>
-      </w:r>
-      <w:proofErr w:type="spellEnd"/>
-      <w:r>
-        <w:rPr>
-          <w:rFonts w:ascii="Times New Roman" w:hAnsi="Times New Roman" w:cs="Times New Roman"/>
-          <w:sz w:val="18"/>
-          <w:szCs w:val="18"/>
-          <w:highlight w:val="yellow"/>
-        </w:rPr>
-        <w:t>=463</w:t>
-      </w:r>
-    </w:p>
-    <w:p>
-      <w:pPr>
-        <w:rPr>
-          <w:rFonts w:ascii="Times New Roman" w:hAnsi="Times New Roman" w:cs="Times New Roman"/>
-          <w:sz w:val="18"/>
-          <w:szCs w:val="18"/>
-        </w:rPr>
-      </w:pPr>
-      <w:r>
-        <w:rPr>
-          <w:rFonts w:ascii="Times New Roman" w:hAnsi="Times New Roman" w:cs="Times New Roman"/>
-          <w:sz w:val="18"/>
-          <w:szCs w:val="18"/>
-        </w:rPr>
-        <w:t xml:space="preserve">[GA-XGB] SINGLE LONG test metrics event±1: </w:t>
-      </w:r>
-      <w:proofErr w:type="spellStart"/>
-      <w:r>
-        <w:rPr>
-          <w:rFonts w:ascii="Times New Roman" w:hAnsi="Times New Roman" w:cs="Times New Roman"/>
-          <w:sz w:val="18"/>
-          <w:szCs w:val="18"/>
-        </w:rPr>
-        <w:t>prec</w:t>
-      </w:r>
-      <w:proofErr w:type="spellEnd"/>
-      <w:r>
-        <w:rPr>
-          <w:rFonts w:ascii="Times New Roman" w:hAnsi="Times New Roman" w:cs="Times New Roman"/>
-          <w:sz w:val="18"/>
-          <w:szCs w:val="18"/>
-        </w:rPr>
-        <w:t xml:space="preserve">=0.5214, rec=0.7012, f1=0.5981, </w:t>
-      </w:r>
-      <w:proofErr w:type="spellStart"/>
-      <w:r>
-        <w:rPr>
-          <w:rFonts w:ascii="Times New Roman" w:hAnsi="Times New Roman" w:cs="Times New Roman"/>
-          <w:sz w:val="18"/>
-          <w:szCs w:val="18"/>
-        </w:rPr>
-        <w:t>pred_hits</w:t>
-      </w:r>
-      <w:proofErr w:type="spellEnd"/>
-      <w:r>
-        <w:rPr>
-          <w:rFonts w:ascii="Times New Roman" w:hAnsi="Times New Roman" w:cs="Times New Roman"/>
-          <w:sz w:val="18"/>
-          <w:szCs w:val="18"/>
-        </w:rPr>
-        <w:t xml:space="preserve">=427/819, </w:t>
-      </w:r>
-      <w:proofErr w:type="spellStart"/>
-      <w:r>
-        <w:rPr>
-          <w:rFonts w:ascii="Times New Roman" w:hAnsi="Times New Roman" w:cs="Times New Roman"/>
-          <w:sz w:val="18"/>
-          <w:szCs w:val="18"/>
-        </w:rPr>
-        <w:t>actual_hits</w:t>
-      </w:r>
-      <w:proofErr w:type="spellEnd"/>
-      <w:r>
-        <w:rPr>
-          <w:rFonts w:ascii="Times New Roman" w:hAnsi="Times New Roman" w:cs="Times New Roman"/>
-          <w:sz w:val="18"/>
-          <w:szCs w:val="18"/>
-        </w:rPr>
-        <w:t>=589/840</w:t>
-      </w:r>
-    </w:p>
-    <w:p>
-      <w:pPr>
-        <w:rPr>
-          <w:rFonts w:ascii="Times New Roman" w:hAnsi="Times New Roman" w:cs="Times New Roman"/>
-          <w:sz w:val="18"/>
-          <w:szCs w:val="18"/>
-        </w:rPr>
-      </w:pPr>
-      <w:r>
-        <w:rPr>
-          <w:rFonts w:ascii="Times New Roman" w:hAnsi="Times New Roman" w:cs="Times New Roman"/>
-          <w:sz w:val="18"/>
-          <w:szCs w:val="18"/>
-          <w:highlight w:val="yellow"/>
-        </w:rPr>
-        <w:t>[GA-XGB] SINGLE SHORT test metrics (</w:t>
-      </w:r>
-      <w:proofErr w:type="spellStart"/>
-      <w:r>
-        <w:rPr>
-          <w:rFonts w:ascii="Times New Roman" w:hAnsi="Times New Roman" w:cs="Times New Roman"/>
-          <w:sz w:val="18"/>
-          <w:szCs w:val="18"/>
-          <w:highlight w:val="yellow"/>
-        </w:rPr>
-        <w:t>thr</w:t>
-      </w:r>
-      <w:proofErr w:type="spellEnd"/>
-      <w:r>
-        <w:rPr>
-          <w:rFonts w:ascii="Times New Roman" w:hAnsi="Times New Roman" w:cs="Times New Roman"/>
-          <w:sz w:val="18"/>
-          <w:szCs w:val="18"/>
-          <w:highlight w:val="yellow"/>
-        </w:rPr>
-        <w:t xml:space="preserve">=0.34): acc=0.8315, </w:t>
-      </w:r>
-      <w:proofErr w:type="spellStart"/>
-      <w:r>
-        <w:rPr>
-          <w:rFonts w:ascii="Times New Roman" w:hAnsi="Times New Roman" w:cs="Times New Roman"/>
-          <w:sz w:val="18"/>
-          <w:szCs w:val="18"/>
-          <w:highlight w:val="yellow"/>
-        </w:rPr>
-        <w:t>prec</w:t>
-      </w:r>
-      <w:proofErr w:type="spellEnd"/>
-      <w:r>
-        <w:rPr>
-          <w:rFonts w:ascii="Times New Roman" w:hAnsi="Times New Roman" w:cs="Times New Roman"/>
-          <w:sz w:val="18"/>
-          <w:szCs w:val="18"/>
-          <w:highlight w:val="yellow"/>
-        </w:rPr>
-        <w:t xml:space="preserve">=0.4593, rec=0.3238, f1=0.3798, f0.5=0.4238, </w:t>
-      </w:r>
-      <w:proofErr w:type="spellStart"/>
-      <w:r>
-        <w:rPr>
-          <w:rFonts w:ascii="Times New Roman" w:hAnsi="Times New Roman" w:cs="Times New Roman"/>
-          <w:sz w:val="18"/>
-          <w:szCs w:val="18"/>
-          <w:highlight w:val="yellow"/>
-        </w:rPr>
-        <w:t>auc</w:t>
-      </w:r>
-      <w:proofErr w:type="spellEnd"/>
-      <w:r>
-        <w:rPr>
-          <w:rFonts w:ascii="Times New Roman" w:hAnsi="Times New Roman" w:cs="Times New Roman"/>
-          <w:sz w:val="18"/>
-          <w:szCs w:val="18"/>
-          <w:highlight w:val="yellow"/>
-        </w:rPr>
-        <w:t xml:space="preserve">=0.8014, ap=0.4134, </w:t>
-      </w:r>
-      <w:proofErr w:type="spellStart"/>
-      <w:r>
-        <w:rPr>
-          <w:rFonts w:ascii="Times New Roman" w:hAnsi="Times New Roman" w:cs="Times New Roman"/>
-          <w:sz w:val="18"/>
-          <w:szCs w:val="18"/>
-          <w:highlight w:val="yellow"/>
-        </w:rPr>
-        <w:t>logloss</w:t>
-      </w:r>
-      <w:proofErr w:type="spellEnd"/>
-      <w:r>
-        <w:rPr>
-          <w:rFonts w:ascii="Times New Roman" w:hAnsi="Times New Roman" w:cs="Times New Roman"/>
-          <w:sz w:val="18"/>
-          <w:szCs w:val="18"/>
-          <w:highlight w:val="yellow"/>
-        </w:rPr>
-        <w:t xml:space="preserve">=0.3560, </w:t>
-      </w:r>
-      <w:proofErr w:type="spellStart"/>
-      <w:r>
-        <w:rPr>
-          <w:rFonts w:ascii="Times New Roman" w:hAnsi="Times New Roman" w:cs="Times New Roman"/>
-          <w:sz w:val="18"/>
-          <w:szCs w:val="18"/>
-          <w:highlight w:val="yellow"/>
-        </w:rPr>
-        <w:t>tp</w:t>
-      </w:r>
-      <w:proofErr w:type="spellEnd"/>
-      <w:r>
-        <w:rPr>
-          <w:rFonts w:ascii="Times New Roman" w:hAnsi="Times New Roman" w:cs="Times New Roman"/>
-          <w:sz w:val="18"/>
-          <w:szCs w:val="18"/>
-          <w:highlight w:val="yellow"/>
-        </w:rPr>
-        <w:t xml:space="preserve">=271, </w:t>
-      </w:r>
-      <w:proofErr w:type="spellStart"/>
-      <w:r>
-        <w:rPr>
-          <w:rFonts w:ascii="Times New Roman" w:hAnsi="Times New Roman" w:cs="Times New Roman"/>
-          <w:sz w:val="18"/>
-          <w:szCs w:val="18"/>
-          <w:highlight w:val="yellow"/>
-        </w:rPr>
-        <w:t>fp</w:t>
-      </w:r>
-      <w:proofErr w:type="spellEnd"/>
-      <w:r>
-        <w:rPr>
-          <w:rFonts w:ascii="Times New Roman" w:hAnsi="Times New Roman" w:cs="Times New Roman"/>
-          <w:sz w:val="18"/>
-          <w:szCs w:val="18"/>
-          <w:highlight w:val="yellow"/>
-        </w:rPr>
-        <w:t xml:space="preserve">=319, </w:t>
-      </w:r>
-      <w:proofErr w:type="spellStart"/>
-      <w:r>
-        <w:rPr>
-          <w:rFonts w:ascii="Times New Roman" w:hAnsi="Times New Roman" w:cs="Times New Roman"/>
-          <w:sz w:val="18"/>
-          <w:szCs w:val="18"/>
-          <w:highlight w:val="yellow"/>
-        </w:rPr>
-        <w:t>tn</w:t>
-      </w:r>
-      <w:proofErr w:type="spellEnd"/>
-      <w:r>
-        <w:rPr>
-          <w:rFonts w:ascii="Times New Roman" w:hAnsi="Times New Roman" w:cs="Times New Roman"/>
-          <w:sz w:val="18"/>
-          <w:szCs w:val="18"/>
-          <w:highlight w:val="yellow"/>
-        </w:rPr>
-        <w:t xml:space="preserve">=4097, </w:t>
-      </w:r>
-      <w:proofErr w:type="spellStart"/>
-      <w:r>
-        <w:rPr>
-          <w:rFonts w:ascii="Times New Roman" w:hAnsi="Times New Roman" w:cs="Times New Roman"/>
-          <w:sz w:val="18"/>
-          <w:szCs w:val="18"/>
-          <w:highlight w:val="yellow"/>
-        </w:rPr>
-        <w:t>fn</w:t>
-      </w:r>
-      <w:proofErr w:type="spellEnd"/>
-      <w:r>
-        <w:rPr>
-          <w:rFonts w:ascii="Times New Roman" w:hAnsi="Times New Roman" w:cs="Times New Roman"/>
-          <w:sz w:val="18"/>
-          <w:szCs w:val="18"/>
-          <w:highlight w:val="yellow"/>
-        </w:rPr>
-        <w:t>=566</w:t>
-      </w:r>
-    </w:p>
-    <w:p>
-      <w:pPr>
-        <w:rPr>
-          <w:rFonts w:ascii="Times New Roman" w:hAnsi="Times New Roman" w:cs="Times New Roman"/>
-        </w:rPr>
-      </w:pPr>
-      <w:r>
-        <w:rPr>
-          <w:rFonts w:ascii="Times New Roman" w:hAnsi="Times New Roman" w:cs="Times New Roman"/>
-          <w:sz w:val="18"/>
-          <w:szCs w:val="18"/>
-        </w:rPr>
-        <w:t xml:space="preserve">[GA-XGB] SINGLE SHORT test metrics event±1: </w:t>
-      </w:r>
-      <w:proofErr w:type="spellStart"/>
-      <w:r>
-        <w:rPr>
-          <w:rFonts w:ascii="Times New Roman" w:hAnsi="Times New Roman" w:cs="Times New Roman"/>
-          <w:sz w:val="18"/>
-          <w:szCs w:val="18"/>
-        </w:rPr>
-        <w:t>prec</w:t>
-      </w:r>
-      <w:proofErr w:type="spellEnd"/>
-      <w:r>
-        <w:rPr>
-          <w:rFonts w:ascii="Times New Roman" w:hAnsi="Times New Roman" w:cs="Times New Roman"/>
-          <w:sz w:val="18"/>
-          <w:szCs w:val="18"/>
-        </w:rPr>
-        <w:t xml:space="preserve">=0.5288, rec=0.5711, f1=0.5491, </w:t>
-      </w:r>
-      <w:proofErr w:type="spellStart"/>
-      <w:r>
-        <w:rPr>
-          <w:rFonts w:ascii="Times New Roman" w:hAnsi="Times New Roman" w:cs="Times New Roman"/>
-          <w:sz w:val="18"/>
-          <w:szCs w:val="18"/>
-        </w:rPr>
-        <w:t>pred_hits</w:t>
-      </w:r>
-      <w:proofErr w:type="spellEnd"/>
-      <w:r>
-        <w:rPr>
-          <w:rFonts w:ascii="Times New Roman" w:hAnsi="Times New Roman" w:cs="Times New Roman"/>
-          <w:sz w:val="18"/>
-          <w:szCs w:val="18"/>
-        </w:rPr>
-        <w:t xml:space="preserve">=312/590, </w:t>
-      </w:r>
-      <w:proofErr w:type="spellStart"/>
-      <w:r>
-        <w:rPr>
-          <w:rFonts w:ascii="Times New Roman" w:hAnsi="Times New Roman" w:cs="Times New Roman"/>
-          <w:sz w:val="18"/>
-          <w:szCs w:val="18"/>
-        </w:rPr>
-        <w:t>actual_hits</w:t>
-      </w:r>
-      <w:proofErr w:type="spellEnd"/>
-      <w:r>
-        <w:rPr>
-          <w:rFonts w:ascii="Times New Roman" w:hAnsi="Times New Roman" w:cs="Times New Roman"/>
-          <w:sz w:val="18"/>
-          <w:szCs w:val="18"/>
-        </w:rPr>
-        <w:t>=478/837</w:t>
+        </w:rPr>
+        <w:t>[GA-XGB] SINGLE SHORT test metrics event±1: prec=0.5288, rec=0.5711, f1=0.5491, pred_hits=312/590, actual_hits=478/837</w:t>
       </w:r>
     </w:p>
     <w:p>
@@ -9167,166 +5341,66 @@
         <w:rPr>
           <w:rFonts w:ascii="Times New Roman" w:hAnsi="Times New Roman" w:cs="Times New Roman"/>
         </w:rPr>
-        <w:t xml:space="preserve">Breakeven </w:t>
-      </w:r>
-      <w:proofErr w:type="spellStart"/>
-      <w:r>
-        <w:rPr>
-          <w:rFonts w:ascii="Times New Roman" w:hAnsi="Times New Roman" w:cs="Times New Roman"/>
-        </w:rPr>
-        <w:t>winrate</w:t>
-      </w:r>
-      <w:proofErr w:type="spellEnd"/>
-      <w:r>
-        <w:rPr>
-          <w:rFonts w:ascii="Times New Roman" w:hAnsi="Times New Roman" w:cs="Times New Roman"/>
-        </w:rPr>
-        <w:t xml:space="preserve"> calculated from pure take profit (</w:t>
-      </w:r>
-      <w:proofErr w:type="spellStart"/>
-      <w:r>
-        <w:rPr>
-          <w:rFonts w:ascii="Times New Roman" w:hAnsi="Times New Roman" w:cs="Times New Roman"/>
-        </w:rPr>
-        <w:t>tp</w:t>
-      </w:r>
-      <w:proofErr w:type="spellEnd"/>
-      <w:r>
-        <w:rPr>
-          <w:rFonts w:ascii="Times New Roman" w:hAnsi="Times New Roman" w:cs="Times New Roman"/>
-        </w:rPr>
-        <w:t>) vs stop-loss (</w:t>
-      </w:r>
-      <w:proofErr w:type="spellStart"/>
-      <w:r>
-        <w:rPr>
-          <w:rFonts w:ascii="Times New Roman" w:hAnsi="Times New Roman" w:cs="Times New Roman"/>
-        </w:rPr>
-        <w:t>sl</w:t>
-      </w:r>
-      <w:proofErr w:type="spellEnd"/>
-      <w:r>
-        <w:rPr>
-          <w:rFonts w:ascii="Times New Roman" w:hAnsi="Times New Roman" w:cs="Times New Roman"/>
-        </w:rPr>
-        <w:t>)</w:t>
-      </w:r>
-    </w:p>
-    <w:p>
-      <w:pPr>
-        <w:rPr>
-          <w:rFonts w:ascii="Times New Roman" w:hAnsi="Times New Roman" w:cs="Times New Roman"/>
-        </w:rPr>
-      </w:pPr>
-      <w:r>
-        <w:rPr>
-          <w:rFonts w:ascii="Times New Roman" w:hAnsi="Times New Roman" w:cs="Times New Roman"/>
-        </w:rPr>
-        <w:t xml:space="preserve">0 = </w:t>
-      </w:r>
-      <w:proofErr w:type="spellStart"/>
-      <w:r>
-        <w:rPr>
-          <w:rFonts w:ascii="Times New Roman" w:hAnsi="Times New Roman" w:cs="Times New Roman"/>
-        </w:rPr>
-        <w:t>win_rate</w:t>
-      </w:r>
-      <w:proofErr w:type="spellEnd"/>
-      <w:r>
-        <w:rPr>
-          <w:rFonts w:ascii="Times New Roman" w:hAnsi="Times New Roman" w:cs="Times New Roman"/>
-        </w:rPr>
-        <w:t xml:space="preserve"> * 1.0 - (1 - </w:t>
-      </w:r>
-      <w:proofErr w:type="spellStart"/>
-      <w:r>
-        <w:rPr>
-          <w:rFonts w:ascii="Times New Roman" w:hAnsi="Times New Roman" w:cs="Times New Roman"/>
-        </w:rPr>
-        <w:t>win_rate</w:t>
-      </w:r>
-      <w:proofErr w:type="spellEnd"/>
-      <w:r>
-        <w:rPr>
-          <w:rFonts w:ascii="Times New Roman" w:hAnsi="Times New Roman" w:cs="Times New Roman"/>
-        </w:rPr>
-        <w:t>) * 0.8</w:t>
-      </w:r>
-    </w:p>
-    <w:p>
-      <w:pPr>
-        <w:rPr>
-          <w:rFonts w:ascii="Times New Roman" w:hAnsi="Times New Roman" w:cs="Times New Roman"/>
-        </w:rPr>
-      </w:pPr>
-      <w:r>
-        <w:rPr>
-          <w:rFonts w:ascii="Times New Roman" w:hAnsi="Times New Roman" w:cs="Times New Roman"/>
-        </w:rPr>
-        <w:t xml:space="preserve">0.8 = 1.8 * </w:t>
-      </w:r>
-      <w:proofErr w:type="spellStart"/>
-      <w:r>
-        <w:rPr>
-          <w:rFonts w:ascii="Times New Roman" w:hAnsi="Times New Roman" w:cs="Times New Roman"/>
-        </w:rPr>
-        <w:t>win_rate</w:t>
-      </w:r>
-      <w:proofErr w:type="spellEnd"/>
-    </w:p>
-    <w:p>
-      <w:pPr>
-        <w:rPr>
-          <w:rFonts w:ascii="Times New Roman" w:hAnsi="Times New Roman" w:cs="Times New Roman"/>
-        </w:rPr>
-      </w:pPr>
-      <w:proofErr w:type="spellStart"/>
-      <w:r>
-        <w:rPr>
-          <w:rFonts w:ascii="Times New Roman" w:hAnsi="Times New Roman" w:cs="Times New Roman"/>
-        </w:rPr>
-        <w:t>win_rate</w:t>
-      </w:r>
-      <w:proofErr w:type="spellEnd"/>
-      <w:r>
-        <w:rPr>
-          <w:rFonts w:ascii="Times New Roman" w:hAnsi="Times New Roman" w:cs="Times New Roman"/>
-        </w:rPr>
-        <w:t xml:space="preserve"> = 44.4%</w:t>
-      </w:r>
-    </w:p>
-    <w:p>
-      <w:pPr>
-        <w:rPr>
-          <w:rFonts w:ascii="Times New Roman" w:hAnsi="Times New Roman" w:cs="Times New Roman"/>
-        </w:rPr>
-      </w:pPr>
-    </w:p>
-    <w:p>
-      <w:pPr>
-        <w:rPr>
-          <w:rFonts w:ascii="Times New Roman" w:hAnsi="Times New Roman" w:cs="Times New Roman"/>
-        </w:rPr>
-      </w:pPr>
-      <w:r>
-        <w:rPr>
-          <w:rFonts w:ascii="Times New Roman" w:hAnsi="Times New Roman" w:cs="Times New Roman"/>
-        </w:rPr>
-        <w:t xml:space="preserve">Meaning any </w:t>
-      </w:r>
-      <w:proofErr w:type="spellStart"/>
-      <w:r>
-        <w:rPr>
-          <w:rFonts w:ascii="Times New Roman" w:hAnsi="Times New Roman" w:cs="Times New Roman"/>
-        </w:rPr>
-        <w:t>win_rate</w:t>
-      </w:r>
-      <w:proofErr w:type="spellEnd"/>
-      <w:r>
-        <w:rPr>
-          <w:rFonts w:ascii="Times New Roman" w:hAnsi="Times New Roman" w:cs="Times New Roman"/>
-        </w:rPr>
-        <w:t xml:space="preserve"> above 44.5% and above will have a positive EV.</w:t>
+        <w:t>Breakeven winrate calculated from pure take profit (tp) vs stop-loss (sl)</w:t>
+      </w:r>
+    </w:p>
+    <w:p>
+      <w:pPr>
+        <w:rPr>
+          <w:rFonts w:ascii="Times New Roman" w:hAnsi="Times New Roman" w:cs="Times New Roman"/>
+        </w:rPr>
+      </w:pPr>
+      <w:r>
+        <w:rPr>
+          <w:rFonts w:ascii="Times New Roman" w:hAnsi="Times New Roman" w:cs="Times New Roman"/>
+        </w:rPr>
+        <w:t>0 = win_rate * 1.0 - (1 - win_rate) * 0.8</w:t>
+      </w:r>
+    </w:p>
+    <w:p>
+      <w:pPr>
+        <w:rPr>
+          <w:rFonts w:ascii="Times New Roman" w:hAnsi="Times New Roman" w:cs="Times New Roman"/>
+        </w:rPr>
+      </w:pPr>
+      <w:r>
+        <w:rPr>
+          <w:rFonts w:ascii="Times New Roman" w:hAnsi="Times New Roman" w:cs="Times New Roman"/>
+        </w:rPr>
+        <w:t>0.8 = 1.8 * win_rate</w:t>
+      </w:r>
+    </w:p>
+    <w:p>
+      <w:pPr>
+        <w:rPr>
+          <w:rFonts w:ascii="Times New Roman" w:hAnsi="Times New Roman" w:cs="Times New Roman"/>
+        </w:rPr>
+      </w:pPr>
+      <w:r>
+        <w:rPr>
+          <w:rFonts w:ascii="Times New Roman" w:hAnsi="Times New Roman" w:cs="Times New Roman"/>
+        </w:rPr>
+        <w:t>win_rate = 44.4%</w:t>
+      </w:r>
+    </w:p>
+    <w:p>
+      <w:pPr>
+        <w:rPr>
+          <w:rFonts w:ascii="Times New Roman" w:hAnsi="Times New Roman" w:cs="Times New Roman"/>
+        </w:rPr>
+      </w:pPr>
+    </w:p>
+    <w:p>
+      <w:pPr>
+        <w:rPr>
+          <w:rFonts w:ascii="Times New Roman" w:hAnsi="Times New Roman" w:cs="Times New Roman"/>
+        </w:rPr>
+      </w:pPr>
+      <w:r>
+        <w:rPr>
+          <w:rFonts w:ascii="Times New Roman" w:hAnsi="Times New Roman" w:cs="Times New Roman"/>
+        </w:rPr>
+        <w:t>Meaning any win_rate above 44.5% and above will have a positive EV.</w:t>
       </w:r>
     </w:p>
     <w:p>
@@ -9800,28 +5874,12 @@
                 <w:rFonts w:ascii="Times New Roman" w:hAnsi="Times New Roman" w:cs="Times New Roman"/>
               </w:rPr>
             </w:pPr>
-            <w:proofErr w:type="spellStart"/>
             <w:r>
               <w:rPr>
                 <w:rFonts w:ascii="Times New Roman" w:hAnsi="Times New Roman" w:cs="Times New Roman"/>
               </w:rPr>
-              <w:t>trigger_E_break_ema</w:t>
+              <w:t>trigger_E_break_ema cooldown_only</w:t>
             </w:r>
-            <w:proofErr w:type="spellEnd"/>
-            <w:r>
-              <w:rPr>
-                <w:rFonts w:ascii="Times New Roman" w:hAnsi="Times New Roman" w:cs="Times New Roman"/>
-              </w:rPr>
-              <w:t xml:space="preserve"> </w:t>
-            </w:r>
-            <w:proofErr w:type="spellStart"/>
-            <w:r>
-              <w:rPr>
-                <w:rFonts w:ascii="Times New Roman" w:hAnsi="Times New Roman" w:cs="Times New Roman"/>
-              </w:rPr>
-              <w:t>cooldown_only</w:t>
-            </w:r>
-            <w:proofErr w:type="spellEnd"/>
           </w:p>
         </w:tc>
         <w:tc>
@@ -11301,16 +7359,8 @@
               <w:rPr>
                 <w:rFonts w:ascii="Times New Roman" w:hAnsi="Times New Roman" w:cs="Times New Roman"/>
               </w:rPr>
-              <w:t>long micro_reversal_1m, short </w:t>
+              <w:t>long micro_reversal_1m, short body_and_close</w:t>
             </w:r>
-            <w:proofErr w:type="spellStart"/>
-            <w:r>
-              <w:rPr>
-                <w:rFonts w:ascii="Times New Roman" w:hAnsi="Times New Roman" w:cs="Times New Roman"/>
-              </w:rPr>
-              <w:t>body_and_close</w:t>
-            </w:r>
-            <w:proofErr w:type="spellEnd"/>
           </w:p>
         </w:tc>
         <w:tc>
@@ -12284,30 +8334,8 @@
               <w:rPr>
                 <w:rFonts w:ascii="Times New Roman" w:hAnsi="Times New Roman" w:cs="Times New Roman"/>
               </w:rPr>
-              <w:t xml:space="preserve">New: long </w:t>
+              <w:t>New: long body+close, short body+close</w:t>
             </w:r>
-            <w:proofErr w:type="spellStart"/>
-            <w:r>
-              <w:rPr>
-                <w:rFonts w:ascii="Times New Roman" w:hAnsi="Times New Roman" w:cs="Times New Roman"/>
-              </w:rPr>
-              <w:t>body+close</w:t>
-            </w:r>
-            <w:proofErr w:type="spellEnd"/>
-            <w:r>
-              <w:rPr>
-                <w:rFonts w:ascii="Times New Roman" w:hAnsi="Times New Roman" w:cs="Times New Roman"/>
-              </w:rPr>
-              <w:t xml:space="preserve">, short </w:t>
-            </w:r>
-            <w:proofErr w:type="spellStart"/>
-            <w:r>
-              <w:rPr>
-                <w:rFonts w:ascii="Times New Roman" w:hAnsi="Times New Roman" w:cs="Times New Roman"/>
-              </w:rPr>
-              <w:t>body+close</w:t>
-            </w:r>
-            <w:proofErr w:type="spellEnd"/>
           </w:p>
         </w:tc>
         <w:tc>
@@ -12532,21 +8560,7 @@
               <w:rPr>
                 <w:rFonts w:ascii="Times New Roman" w:hAnsi="Times New Roman" w:cs="Times New Roman"/>
               </w:rPr>
-              <w:t xml:space="preserve">Old: long </w:t>
-            </w:r>
-            <w:proofErr w:type="spellStart"/>
-            <w:r>
-              <w:rPr>
-                <w:rFonts w:ascii="Times New Roman" w:hAnsi="Times New Roman" w:cs="Times New Roman"/>
-              </w:rPr>
-              <w:t>body+close</w:t>
-            </w:r>
-            <w:proofErr w:type="spellEnd"/>
-            <w:r>
-              <w:rPr>
-                <w:rFonts w:ascii="Times New Roman" w:hAnsi="Times New Roman" w:cs="Times New Roman"/>
-              </w:rPr>
-              <w:t>, short confirm</w:t>
+              <w:t>Old: long body+close, short confirm</w:t>
             </w:r>
           </w:p>
         </w:tc>
@@ -12809,60 +8823,19 @@
         <w:rPr>
           <w:rFonts w:ascii="Times New Roman" w:hAnsi="Times New Roman" w:cs="Times New Roman"/>
         </w:rPr>
-        <w:t xml:space="preserve">I've created a sub-project which is a multi-day generalizable swing trader. It uses a 30-minute labeling scheme with the same swing </w:t>
-      </w:r>
-      <w:proofErr w:type="gramStart"/>
-      <w:r>
-        <w:rPr>
-          <w:rFonts w:ascii="Times New Roman" w:hAnsi="Times New Roman" w:cs="Times New Roman"/>
-        </w:rPr>
-        <w:t>setup</w:t>
-      </w:r>
-      <w:proofErr w:type="gramEnd"/>
-      <w:r>
-        <w:rPr>
-          <w:rFonts w:ascii="Times New Roman" w:hAnsi="Times New Roman" w:cs="Times New Roman"/>
-        </w:rPr>
-        <w:t xml:space="preserve"> and it enters using 5 min. It has its own order </w:t>
-      </w:r>
-      <w:proofErr w:type="gramStart"/>
-      <w:r>
-        <w:rPr>
-          <w:rFonts w:ascii="Times New Roman" w:hAnsi="Times New Roman" w:cs="Times New Roman"/>
-        </w:rPr>
-        <w:t>policy</w:t>
-      </w:r>
-      <w:proofErr w:type="gramEnd"/>
-      <w:r>
-        <w:rPr>
-          <w:rFonts w:ascii="Times New Roman" w:hAnsi="Times New Roman" w:cs="Times New Roman"/>
-        </w:rPr>
-        <w:t xml:space="preserve"> but it still uses the same XG boost model. We're training using 5 years of data for about 130, I think, stocks and ETFs from different market caps and different sectors. This is a good </w:t>
-      </w:r>
-      <w:proofErr w:type="gramStart"/>
-      <w:r>
-        <w:rPr>
-          <w:rFonts w:ascii="Times New Roman" w:hAnsi="Times New Roman" w:cs="Times New Roman"/>
-        </w:rPr>
-        <w:t>spread</w:t>
-      </w:r>
-      <w:proofErr w:type="gramEnd"/>
-      <w:r>
-        <w:rPr>
-          <w:rFonts w:ascii="Times New Roman" w:hAnsi="Times New Roman" w:cs="Times New Roman"/>
-        </w:rPr>
-        <w:t xml:space="preserve"> and the features are all engineered.</w:t>
-      </w:r>
-    </w:p>
-    <w:p>
-      <w:pPr>
-        <w:rPr>
-          <w:rFonts w:ascii="Times New Roman" w:hAnsi="Times New Roman" w:cs="Times New Roman"/>
-        </w:rPr>
-      </w:pPr>
-      <w:r>
-        <w:rPr>
-          <w:rFonts w:ascii="Times New Roman" w:hAnsi="Times New Roman" w:cs="Times New Roman"/>
+        <w:t>I've created a sub-project which is a multi-day generalizable swing trader. It uses a 30-minute labeling scheme with the same swing setup and it enters using 5 min. It has its own order policy but it still uses the same XG boost model. We're training using 5 years of data for about 130, I think, stocks and ETFs from different market caps and different sectors. This is a good spread and the features are all engineered.</w:t>
+      </w:r>
+    </w:p>
+    <w:p>
+      <w:pPr>
+        <w:rPr>
+          <w:rFonts w:ascii="Times New Roman" w:hAnsi="Times New Roman" w:cs="Times New Roman"/>
+        </w:rPr>
+      </w:pPr>
+      <w:r>
+        <w:rPr>
+          <w:rFonts w:ascii="Times New Roman" w:hAnsi="Times New Roman" w:cs="Times New Roman"/>
+          <w:noProof/>
         </w:rPr>
         <w:drawing>
           <wp:inline distT="0" distB="0" distL="0" distR="0" wp14:anchorId="6EC81650" wp14:editId="6960A607">
@@ -12927,6 +8900,198 @@
           <w:rFonts w:ascii="Times New Roman" w:hAnsi="Times New Roman" w:cs="Times New Roman"/>
         </w:rPr>
       </w:pPr>
+      <w:r>
+        <w:rPr>
+          <w:rFonts w:ascii="Times New Roman" w:hAnsi="Times New Roman" w:cs="Times New Roman"/>
+        </w:rPr>
+        <w:br w:type="page"/>
+      </w:r>
+    </w:p>
+    <w:p>
+      <w:pPr>
+        <w:rPr>
+          <w:rFonts w:ascii="Times New Roman" w:hAnsi="Times New Roman" w:cs="Times New Roman"/>
+        </w:rPr>
+      </w:pPr>
+      <w:r>
+        <w:rPr>
+          <w:rFonts w:ascii="Times New Roman" w:hAnsi="Times New Roman" w:cs="Times New Roman"/>
+        </w:rPr>
+        <w:lastRenderedPageBreak/>
+        <w:t>7/27/26 Google Cloud Platform Migration</w:t>
+      </w:r>
+      <w:r>
+        <w:rPr>
+          <w:rFonts w:ascii="Times New Roman" w:hAnsi="Times New Roman" w:cs="Times New Roman"/>
+        </w:rPr>
+        <w:drawing>
+          <wp:anchor distT="0" distB="0" distL="114300" distR="114300" simplePos="0" relativeHeight="251671552" behindDoc="0" locked="0" layoutInCell="1" allowOverlap="1" wp14:anchorId="2ABBB3B7" wp14:editId="7DCE0F0A">
+            <wp:simplePos x="0" y="0"/>
+            <wp:positionH relativeFrom="column">
+              <wp:posOffset>-76200</wp:posOffset>
+            </wp:positionH>
+            <wp:positionV relativeFrom="paragraph">
+              <wp:posOffset>267335</wp:posOffset>
+            </wp:positionV>
+            <wp:extent cx="5943600" cy="2584450"/>
+            <wp:effectExtent l="0" t="0" r="0" b="6350"/>
+            <wp:wrapSquare wrapText="bothSides"/>
+            <wp:docPr id="1197658537" name="Picture 1"/>
+            <wp:cNvGraphicFramePr>
+              <a:graphicFrameLocks xmlns:a="http://schemas.openxmlformats.org/drawingml/2006/main" noChangeAspect="1"/>
+            </wp:cNvGraphicFramePr>
+            <a:graphic xmlns:a="http://schemas.openxmlformats.org/drawingml/2006/main">
+              <a:graphicData uri="http://schemas.openxmlformats.org/drawingml/2006/picture">
+                <pic:pic xmlns:pic="http://schemas.openxmlformats.org/drawingml/2006/picture">
+                  <pic:nvPicPr>
+                    <pic:cNvPr id="1197658537" name=""/>
+                    <pic:cNvPicPr/>
+                  </pic:nvPicPr>
+                  <pic:blipFill>
+                    <a:blip r:embed="rId39">
+                      <a:extLst>
+                        <a:ext uri="{28A0092B-C50C-407E-A947-70E740481C1C}">
+                          <a14:useLocalDpi xmlns:a14="http://schemas.microsoft.com/office/drawing/2010/main" val="0"/>
+                        </a:ext>
+                      </a:extLst>
+                    </a:blip>
+                    <a:stretch>
+                      <a:fillRect/>
+                    </a:stretch>
+                  </pic:blipFill>
+                  <pic:spPr>
+                    <a:xfrm>
+                      <a:off x="0" y="0"/>
+                      <a:ext cx="5943600" cy="2584450"/>
+                    </a:xfrm>
+                    <a:prstGeom prst="rect">
+                      <a:avLst/>
+                    </a:prstGeom>
+                  </pic:spPr>
+                </pic:pic>
+              </a:graphicData>
+            </a:graphic>
+          </wp:anchor>
+        </w:drawing>
+      </w:r>
+      <w:r>
+        <w:rPr>
+          <w:rFonts w:ascii="Times New Roman" w:hAnsi="Times New Roman" w:cs="Times New Roman"/>
+        </w:rPr>
+        <w:t xml:space="preserve"> Architecture</w:t>
+      </w:r>
+    </w:p>
+    <w:p>
+      <w:pPr>
+        <w:rPr>
+          <w:rFonts w:ascii="Times New Roman" w:hAnsi="Times New Roman" w:cs="Times New Roman"/>
+        </w:rPr>
+      </w:pPr>
+    </w:p>
+    <w:p>
+      <w:pPr>
+        <w:rPr>
+          <w:rFonts w:ascii="Times New Roman" w:hAnsi="Times New Roman" w:cs="Times New Roman"/>
+        </w:rPr>
+      </w:pPr>
+    </w:p>
+    <w:p>
+      <w:pPr>
+        <w:rPr>
+          <w:rFonts w:ascii="Times New Roman" w:hAnsi="Times New Roman" w:cs="Times New Roman"/>
+        </w:rPr>
+      </w:pPr>
+    </w:p>
+    <w:p>
+      <w:pPr>
+        <w:rPr>
+          <w:rFonts w:ascii="Times New Roman" w:hAnsi="Times New Roman" w:cs="Times New Roman"/>
+        </w:rPr>
+      </w:pPr>
+    </w:p>
+    <w:p>
+      <w:pPr>
+        <w:rPr>
+          <w:rFonts w:ascii="Times New Roman" w:hAnsi="Times New Roman" w:cs="Times New Roman"/>
+        </w:rPr>
+      </w:pPr>
+    </w:p>
+    <w:p>
+      <w:pPr>
+        <w:rPr>
+          <w:rFonts w:ascii="Times New Roman" w:hAnsi="Times New Roman" w:cs="Times New Roman"/>
+        </w:rPr>
+      </w:pPr>
+    </w:p>
+    <w:p>
+      <w:pPr>
+        <w:rPr>
+          <w:rFonts w:ascii="Times New Roman" w:hAnsi="Times New Roman" w:cs="Times New Roman"/>
+        </w:rPr>
+      </w:pPr>
+    </w:p>
+    <w:p>
+      <w:pPr>
+        <w:rPr>
+          <w:rFonts w:ascii="Times New Roman" w:hAnsi="Times New Roman" w:cs="Times New Roman"/>
+        </w:rPr>
+      </w:pPr>
+    </w:p>
+    <w:p>
+      <w:pPr>
+        <w:rPr>
+          <w:rFonts w:ascii="Times New Roman" w:hAnsi="Times New Roman" w:cs="Times New Roman"/>
+        </w:rPr>
+      </w:pPr>
+    </w:p>
+    <w:p>
+      <w:pPr>
+        <w:rPr>
+          <w:rFonts w:ascii="Times New Roman" w:hAnsi="Times New Roman" w:cs="Times New Roman"/>
+        </w:rPr>
+      </w:pPr>
+    </w:p>
+    <w:p>
+      <w:pPr>
+        <w:rPr>
+          <w:rFonts w:ascii="Times New Roman" w:hAnsi="Times New Roman" w:cs="Times New Roman"/>
+        </w:rPr>
+      </w:pPr>
+    </w:p>
+    <w:p>
+      <w:pPr>
+        <w:rPr>
+          <w:rFonts w:ascii="Times New Roman" w:hAnsi="Times New Roman" w:cs="Times New Roman"/>
+        </w:rPr>
+      </w:pPr>
+    </w:p>
+    <w:p>
+      <w:pPr>
+        <w:rPr>
+          <w:rFonts w:ascii="Times New Roman" w:hAnsi="Times New Roman" w:cs="Times New Roman"/>
+        </w:rPr>
+      </w:pPr>
+    </w:p>
+    <w:p>
+      <w:pPr>
+        <w:rPr>
+          <w:rFonts w:ascii="Times New Roman" w:hAnsi="Times New Roman" w:cs="Times New Roman"/>
+        </w:rPr>
+      </w:pPr>
+    </w:p>
+    <w:p>
+      <w:pPr>
+        <w:rPr>
+          <w:rFonts w:ascii="Times New Roman" w:hAnsi="Times New Roman" w:cs="Times New Roman"/>
+        </w:rPr>
+      </w:pPr>
+    </w:p>
+    <w:p>
+      <w:pPr>
+        <w:rPr>
+          <w:rFonts w:ascii="Times New Roman" w:hAnsi="Times New Roman" w:cs="Times New Roman"/>
+        </w:rPr>
+      </w:pPr>
     </w:p>
     <w:p>
       <w:pPr>
@@ -12999,35 +9164,13 @@
         <w:rPr>
           <w:rFonts w:ascii="Times New Roman" w:hAnsi="Times New Roman" w:cs="Times New Roman"/>
         </w:rPr>
-        <w:t xml:space="preserve">ga </w:t>
-      </w:r>
-      <w:proofErr w:type="spellStart"/>
-      <w:r>
-        <w:rPr>
-          <w:rFonts w:ascii="Times New Roman" w:hAnsi="Times New Roman" w:cs="Times New Roman"/>
-        </w:rPr>
-        <w:t>xgboost</w:t>
-      </w:r>
-      <w:proofErr w:type="spellEnd"/>
-      <w:r>
-        <w:rPr>
-          <w:rFonts w:ascii="Times New Roman" w:hAnsi="Times New Roman" w:cs="Times New Roman"/>
-        </w:rPr>
-        <w:t xml:space="preserve"> </w:t>
-      </w:r>
-      <w:proofErr w:type="spellStart"/>
-      <w:r>
-        <w:rPr>
-          <w:rFonts w:ascii="Times New Roman" w:hAnsi="Times New Roman" w:cs="Times New Roman"/>
-        </w:rPr>
-        <w:t>probas</w:t>
-      </w:r>
-      <w:proofErr w:type="spellEnd"/>
-      <w:r>
-        <w:rPr>
-          <w:rFonts w:ascii="Times New Roman" w:hAnsi="Times New Roman" w:cs="Times New Roman"/>
-        </w:rPr>
-        <w:t xml:space="preserve"> set removes ~5000 datapoints because of warmup set (5 folds)</w:t>
+        <w:t xml:space="preserve">ga xgboost </w:t>
+      </w:r>
+      <w:r>
+        <w:rPr>
+          <w:rFonts w:ascii="Times New Roman" w:hAnsi="Times New Roman" w:cs="Times New Roman"/>
+        </w:rPr>
+        <w:t>probas set removes ~5000 datapoints because of warmup set (5 folds)</w:t>
       </w:r>
       <w:r>
         <w:rPr>
@@ -13082,33 +9225,11 @@
           <w:rFonts w:ascii="Times New Roman" w:hAnsi="Times New Roman" w:cs="Times New Roman"/>
         </w:rPr>
       </w:pPr>
-      <w:proofErr w:type="spellStart"/>
-      <w:r>
-        <w:rPr>
-          <w:rFonts w:ascii="Times New Roman" w:hAnsi="Times New Roman" w:cs="Times New Roman"/>
-        </w:rPr>
-        <w:t>Kumbure</w:t>
-      </w:r>
-      <w:proofErr w:type="spellEnd"/>
-      <w:r>
-        <w:rPr>
-          <w:rFonts w:ascii="Times New Roman" w:hAnsi="Times New Roman" w:cs="Times New Roman"/>
-        </w:rPr>
-        <w:t xml:space="preserve">, M. M., Lohrmann, C., </w:t>
-      </w:r>
-      <w:proofErr w:type="spellStart"/>
-      <w:r>
-        <w:rPr>
-          <w:rFonts w:ascii="Times New Roman" w:hAnsi="Times New Roman" w:cs="Times New Roman"/>
-        </w:rPr>
-        <w:t>Luukka</w:t>
-      </w:r>
-      <w:proofErr w:type="spellEnd"/>
-      <w:r>
-        <w:rPr>
-          <w:rFonts w:ascii="Times New Roman" w:hAnsi="Times New Roman" w:cs="Times New Roman"/>
-        </w:rPr>
-        <w:t>, P., &amp; Porras, J. (2022). Machine learning techniques and data for stock market forecasting: A literature review. </w:t>
+      <w:r>
+        <w:rPr>
+          <w:rFonts w:ascii="Times New Roman" w:hAnsi="Times New Roman" w:cs="Times New Roman"/>
+        </w:rPr>
+        <w:t>Kumbure, M. M., Lohrmann, C., Luukka, P., &amp; Porras, J. (2022). Machine learning techniques and data for stock market forecasting: A literature review. </w:t>
       </w:r>
       <w:r>
         <w:rPr>
@@ -13199,7 +9320,7 @@
         </w:rPr>
         <w:t xml:space="preserve">(1), 28. </w:t>
       </w:r>
-      <w:hyperlink r:id="rId39" w:history="1">
+      <w:hyperlink r:id="rId40" w:history="1">
         <w:r>
           <w:rPr>
             <w:rStyle w:val="Hyperlink"/>
@@ -13224,32 +9345,22 @@
           <w:bCs/>
         </w:rPr>
       </w:pPr>
-      <w:proofErr w:type="spellStart"/>
       <w:r>
         <w:rPr>
           <w:rFonts w:ascii="Times New Roman" w:hAnsi="Times New Roman" w:cs="Times New Roman"/>
           <w:b/>
           <w:bCs/>
         </w:rPr>
-        <w:t>iTransformer</w:t>
-      </w:r>
-      <w:proofErr w:type="spellEnd"/>
-      <w:r>
-        <w:rPr>
-          <w:rFonts w:ascii="Times New Roman" w:hAnsi="Times New Roman" w:cs="Times New Roman"/>
-          <w:b/>
-          <w:bCs/>
-        </w:rPr>
-        <w:t>: Inverted Transformers Are Effective for Time Series Forecasting</w:t>
-      </w:r>
-    </w:p>
-    <w:p>
-      <w:pPr>
-        <w:rPr>
-          <w:rFonts w:ascii="Times New Roman" w:hAnsi="Times New Roman" w:cs="Times New Roman"/>
-        </w:rPr>
-      </w:pPr>
-      <w:hyperlink r:id="rId40" w:history="1">
+        <w:t>iTransformer: Inverted Transformers Are Effective for Time Series Forecasting</w:t>
+      </w:r>
+    </w:p>
+    <w:p>
+      <w:pPr>
+        <w:rPr>
+          <w:rFonts w:ascii="Times New Roman" w:hAnsi="Times New Roman" w:cs="Times New Roman"/>
+        </w:rPr>
+      </w:pPr>
+      <w:hyperlink r:id="rId41" w:history="1">
         <w:r>
           <w:rPr>
             <w:rStyle w:val="Hyperlink"/>
@@ -13276,24 +9387,16 @@
         <w:rPr>
           <w:rFonts w:ascii="Times New Roman" w:hAnsi="Times New Roman" w:cs="Times New Roman"/>
         </w:rPr>
-        <w:t xml:space="preserve">GA + </w:t>
-      </w:r>
-      <w:proofErr w:type="spellStart"/>
-      <w:r>
-        <w:rPr>
-          <w:rFonts w:ascii="Times New Roman" w:hAnsi="Times New Roman" w:cs="Times New Roman"/>
-        </w:rPr>
-        <w:t>XGBoost</w:t>
-      </w:r>
-      <w:proofErr w:type="spellEnd"/>
-    </w:p>
-    <w:p>
-      <w:pPr>
-        <w:rPr>
-          <w:rFonts w:ascii="Times New Roman" w:hAnsi="Times New Roman" w:cs="Times New Roman"/>
-        </w:rPr>
-      </w:pPr>
-      <w:hyperlink r:id="rId41" w:history="1">
+        <w:t>GA + XGBoost</w:t>
+      </w:r>
+    </w:p>
+    <w:p>
+      <w:pPr>
+        <w:rPr>
+          <w:rFonts w:ascii="Times New Roman" w:hAnsi="Times New Roman" w:cs="Times New Roman"/>
+        </w:rPr>
+      </w:pPr>
+      <w:hyperlink r:id="rId42" w:history="1">
         <w:r>
           <w:rPr>
             <w:rStyle w:val="Hyperlink"/>
@@ -13320,24 +9423,16 @@
         <w:rPr>
           <w:rFonts w:ascii="Times New Roman" w:hAnsi="Times New Roman" w:cs="Times New Roman"/>
         </w:rPr>
-        <w:t xml:space="preserve">M + A + </w:t>
-      </w:r>
-      <w:proofErr w:type="spellStart"/>
-      <w:r>
-        <w:rPr>
-          <w:rFonts w:ascii="Times New Roman" w:hAnsi="Times New Roman" w:cs="Times New Roman"/>
-        </w:rPr>
-        <w:t>BiLSTM</w:t>
-      </w:r>
-      <w:proofErr w:type="spellEnd"/>
-    </w:p>
-    <w:p>
-      <w:pPr>
-        <w:rPr>
-          <w:rFonts w:ascii="Times New Roman" w:hAnsi="Times New Roman" w:cs="Times New Roman"/>
-        </w:rPr>
-      </w:pPr>
-      <w:hyperlink r:id="rId42" w:history="1">
+        <w:t>M + A + BiLSTM</w:t>
+      </w:r>
+    </w:p>
+    <w:p>
+      <w:pPr>
+        <w:rPr>
+          <w:rFonts w:ascii="Times New Roman" w:hAnsi="Times New Roman" w:cs="Times New Roman"/>
+        </w:rPr>
+      </w:pPr>
+      <w:hyperlink r:id="rId43" w:history="1">
         <w:r>
           <w:rPr>
             <w:rStyle w:val="Hyperlink"/>
@@ -13372,7 +9467,7 @@
         </w:rPr>
         <w:br/>
       </w:r>
-      <w:hyperlink r:id="rId43" w:history="1">
+      <w:hyperlink r:id="rId44" w:history="1">
         <w:r>
           <w:rPr>
             <w:rStyle w:val="Hyperlink"/>
@@ -13408,7 +9503,7 @@
           <w:rFonts w:ascii="Times New Roman" w:hAnsi="Times New Roman" w:cs="Times New Roman"/>
         </w:rPr>
       </w:pPr>
-      <w:hyperlink r:id="rId44" w:history="1">
+      <w:hyperlink r:id="rId45" w:history="1">
         <w:r>
           <w:rPr>
             <w:rStyle w:val="Hyperlink"/>
@@ -13444,7 +9539,7 @@
           <w:rFonts w:ascii="Times New Roman" w:hAnsi="Times New Roman" w:cs="Times New Roman"/>
         </w:rPr>
       </w:pPr>
-      <w:hyperlink r:id="rId45" w:history="1">
+      <w:hyperlink r:id="rId46" w:history="1">
         <w:r>
           <w:rPr>
             <w:rStyle w:val="Hyperlink"/>
@@ -13480,7 +9575,7 @@
           <w:rFonts w:ascii="Times New Roman" w:hAnsi="Times New Roman" w:cs="Times New Roman"/>
         </w:rPr>
       </w:pPr>
-      <w:hyperlink r:id="rId46" w:history="1">
+      <w:hyperlink r:id="rId47" w:history="1">
         <w:r>
           <w:rPr>
             <w:rStyle w:val="Hyperlink"/>
@@ -13503,28 +9598,20 @@
           <w:rFonts w:ascii="Times New Roman" w:hAnsi="Times New Roman" w:cs="Times New Roman"/>
         </w:rPr>
       </w:pPr>
-      <w:proofErr w:type="spellStart"/>
-      <w:r>
-        <w:rPr>
-          <w:rFonts w:ascii="Times New Roman" w:hAnsi="Times New Roman" w:cs="Times New Roman"/>
-        </w:rPr>
-        <w:t>Transductive</w:t>
-      </w:r>
-      <w:proofErr w:type="spellEnd"/>
-      <w:r>
-        <w:rPr>
-          <w:rFonts w:ascii="Times New Roman" w:hAnsi="Times New Roman" w:cs="Times New Roman"/>
-        </w:rPr>
-        <w:t xml:space="preserve"> LSTM</w:t>
-      </w:r>
-    </w:p>
-    <w:p>
-      <w:pPr>
-        <w:rPr>
-          <w:rFonts w:ascii="Times New Roman" w:hAnsi="Times New Roman" w:cs="Times New Roman"/>
-        </w:rPr>
-      </w:pPr>
-      <w:hyperlink r:id="rId47" w:history="1">
+      <w:r>
+        <w:rPr>
+          <w:rFonts w:ascii="Times New Roman" w:hAnsi="Times New Roman" w:cs="Times New Roman"/>
+        </w:rPr>
+        <w:t>Transductive LSTM</w:t>
+      </w:r>
+    </w:p>
+    <w:p>
+      <w:pPr>
+        <w:rPr>
+          <w:rFonts w:ascii="Times New Roman" w:hAnsi="Times New Roman" w:cs="Times New Roman"/>
+        </w:rPr>
+      </w:pPr>
+      <w:hyperlink r:id="rId48" w:history="1">
         <w:r>
           <w:rPr>
             <w:rStyle w:val="Hyperlink"/>
@@ -13555,7 +9642,7 @@
       </w:r>
     </w:p>
     <w:p>
-      <w:hyperlink r:id="rId48" w:history="1">
+      <w:hyperlink r:id="rId49" w:history="1">
         <w:r>
           <w:rPr>
             <w:rStyle w:val="Hyperlink"/>
@@ -13592,7 +9679,7 @@
           <w:rFonts w:ascii="Times New Roman" w:hAnsi="Times New Roman" w:cs="Times New Roman"/>
         </w:rPr>
       </w:pPr>
-      <w:hyperlink r:id="rId49" w:history="1">
+      <w:hyperlink r:id="rId50" w:history="1">
         <w:r>
           <w:rPr>
             <w:rStyle w:val="Hyperlink"/>
@@ -13627,7 +9714,7 @@
         </w:rPr>
         <w:br/>
       </w:r>
-      <w:hyperlink r:id="rId50" w:history="1">
+      <w:hyperlink r:id="rId51" w:history="1">
         <w:r>
           <w:rPr>
             <w:rStyle w:val="Hyperlink"/>
@@ -14261,6 +10348,7 @@
   <w:style w:type="character" w:default="1" w:styleId="DefaultParagraphFont">
     <w:name w:val="Default Paragraph Font"/>
     <w:uiPriority w:val="1"/>
+    <w:semiHidden/>
     <w:unhideWhenUsed/>
   </w:style>
   <w:style w:type="table" w:default="1" w:styleId="TableNormal">
